--- a/BMEN 600 Midterm Research Plan Group 11.docx
+++ b/BMEN 600 Midterm Research Plan Group 11.docx
@@ -19,86 +19,51 @@
       </w:r>
     </w:p>
     <w:p>
-      <w:pPr>
-        <w:pStyle w:val="ListParagraph"/>
-        <w:numPr>
-          <w:ilvl w:val="0"/>
-          <w:numId w:val="1"/>
-        </w:numPr>
-      </w:pPr>
-      <w:r>
-        <w:t>EEG signal decoding is hard</w:t>
-      </w:r>
-    </w:p>
-    <w:p>
-      <w:pPr>
-        <w:pStyle w:val="ListParagraph"/>
-        <w:numPr>
-          <w:ilvl w:val="0"/>
-          <w:numId w:val="1"/>
-        </w:numPr>
-      </w:pPr>
-      <w:r>
-        <w:t xml:space="preserve">RSNN seem more biologically plausible than SNNs due to recurrence, </w:t>
+      <w:r>
+        <w:t xml:space="preserve">People with complex mobility needs often have limited personal freedom, and restoring independence is a central goal of assistive technology. Brain-computer interfaces (BCIs) that decode electroencephalography (EEG) signals could let these users control mobility devices and other assistive technologies directly, yet low decoding accuracy remains an unsolved barrier to reliable real-world use [cite]. Decoding is difficult because EEG has a low signal-to-noise ratio, is non-stationary within and across sessions, varies substantially between individuals, and is typically recorded in small datasets. We hypothesize that recurrent spiking neural networks (RSNNs) are well suited to this problem because their architecture more closely resembles the circuits that generate the signal. EEG reflects the summed activity of large populations of cortical neurons, which are densely and recurrently connected, and this recurrence is thought to support temporal integration, short-term memory of recent input, and activity across multiple timescales. Spiking neural networks (SNNs) capture part of this biology through the membrane potential, which gives each neuron a form of intra-neuron memory, and through event-driven spiking that suits low-power embedded BCIs. However, feedforward SNNs lack the recurrent connections between neurons that characterize biological networks, so any temporal context must be carried by single-neuron dynamics alone. RSNNs add this inter-neuron recurrence, so we expect them to model the temporal structure of EEG more faithfully and to be more robust to its noise and variability than feedforward SNNs. Despite this rationale, RSNNs have rarely been applied to EEG decoding; the closest work we identified, </w:t>
+      </w:r>
+      <w:proofErr w:type="spellStart"/>
+      <w:r>
+        <w:t>MotorSRNN</w:t>
+      </w:r>
+      <w:proofErr w:type="spellEnd"/>
+      <w:r>
+        <w:t xml:space="preserve">, decodes cortical spike trains rather than EEG. This project asks: "Does an RSNN outperform a feedforward SNN at decoding </w:t>
+      </w:r>
+      <w:r>
+        <w:t>motor imagery signals</w:t>
+      </w:r>
+      <w:r>
+        <w:t xml:space="preserve"> from </w:t>
+      </w:r>
+      <w:r>
+        <w:t>BCI Competition IV</w:t>
+      </w:r>
+      <w:r>
+        <w:t xml:space="preserve"> under subject-wise cross-validation?". Answering it will </w:t>
+      </w:r>
+      <w:r>
+        <w:t xml:space="preserve">help understand if RSNNs can </w:t>
+      </w:r>
+      <w:r>
+        <w:t xml:space="preserve">contribute </w:t>
+      </w:r>
+      <w:r>
+        <w:t xml:space="preserve">to higher accuracy BCI </w:t>
       </w:r>
       <w:proofErr w:type="gramStart"/>
       <w:r>
-        <w:t>similar to</w:t>
+        <w:t>decoders, and</w:t>
       </w:r>
       <w:proofErr w:type="gramEnd"/>
       <w:r>
-        <w:t xml:space="preserve"> neuron recurrence in the brain</w:t>
-      </w:r>
-    </w:p>
-    <w:p>
-      <w:pPr>
-        <w:pStyle w:val="ListParagraph"/>
-        <w:numPr>
-          <w:ilvl w:val="0"/>
-          <w:numId w:val="1"/>
-        </w:numPr>
-      </w:pPr>
-      <w:r>
-        <w:t xml:space="preserve">RSNNs have not been applied for full </w:t>
-      </w:r>
-      <w:proofErr w:type="spellStart"/>
-      <w:r>
-        <w:t>neurosignal</w:t>
-      </w:r>
-      <w:proofErr w:type="spellEnd"/>
-      <w:r>
-        <w:t xml:space="preserve"> decoding, closest seem to be </w:t>
-      </w:r>
-      <w:proofErr w:type="spellStart"/>
-      <w:r>
-        <w:t>motorS</w:t>
-      </w:r>
-      <w:r>
-        <w:t>R</w:t>
-      </w:r>
-      <w:r>
-        <w:t>NN</w:t>
-      </w:r>
-      <w:proofErr w:type="spellEnd"/>
-      <w:r>
-        <w:t xml:space="preserve"> that does cortical spike train decoding</w:t>
-      </w:r>
-    </w:p>
-    <w:p>
-      <w:pPr>
-        <w:pStyle w:val="ListParagraph"/>
-        <w:numPr>
-          <w:ilvl w:val="0"/>
-          <w:numId w:val="1"/>
-        </w:numPr>
-      </w:pPr>
-      <w:r>
-        <w:t>Liquid State Machines are similar and have also been used, expect their fluid is not trained</w:t>
-      </w:r>
-      <w:r>
-        <w:t xml:space="preserve"> compared to RSNNs</w:t>
-      </w:r>
-    </w:p>
+        <w:t xml:space="preserve"> would serve as the first </w:t>
+      </w:r>
+      <w:r>
+        <w:t>benchmark of RSNNs on EEG decoding.</w:t>
+      </w:r>
+    </w:p>
+    <w:p/>
     <w:p/>
     <w:p>
       <w:pPr>
@@ -186,6 +151,7 @@
     </w:p>
     <w:p>
       <w:r>
+        <w:lastRenderedPageBreak/>
         <w:t>L = Lex</w:t>
       </w:r>
     </w:p>
@@ -370,7 +336,6 @@
         </w:numPr>
       </w:pPr>
       <w:r>
-        <w:lastRenderedPageBreak/>
         <w:t xml:space="preserve">P: </w:t>
       </w:r>
       <w:r>

--- a/BMEN 600 Midterm Research Plan Group 11.docx
+++ b/BMEN 600 Midterm Research Plan Group 11.docx
@@ -182,7 +182,10 @@
         </w:numPr>
       </w:pPr>
       <w:r>
-        <w:t xml:space="preserve">A: </w:t>
+        <w:t>L</w:t>
+      </w:r>
+      <w:r>
+        <w:t xml:space="preserve">: </w:t>
       </w:r>
       <w:r>
         <w:t>Baseline model to use (</w:t>
@@ -205,7 +208,10 @@
         </w:numPr>
       </w:pPr>
       <w:r>
-        <w:t xml:space="preserve">L: </w:t>
+        <w:t>A</w:t>
+      </w:r>
+      <w:r>
+        <w:t xml:space="preserve">: </w:t>
       </w:r>
       <w:r>
         <w:t>What is an RSNN</w:t>
@@ -229,7 +235,10 @@
         </w:numPr>
       </w:pPr>
       <w:r>
-        <w:t xml:space="preserve">A: </w:t>
+        <w:t>A</w:t>
+      </w:r>
+      <w:r>
+        <w:t xml:space="preserve">: </w:t>
       </w:r>
       <w:r>
         <w:t>Similar models to RSNNs and how have they been used (</w:t>
@@ -264,7 +273,10 @@
         </w:numPr>
       </w:pPr>
       <w:r>
-        <w:t xml:space="preserve">P: </w:t>
+        <w:t>P</w:t>
+      </w:r>
+      <w:r>
+        <w:t xml:space="preserve">: </w:t>
       </w:r>
       <w:r>
         <w:t>Preprocessing</w:t>
@@ -279,7 +291,10 @@
         </w:numPr>
       </w:pPr>
       <w:r>
-        <w:t xml:space="preserve">A: </w:t>
+        <w:t>P</w:t>
+      </w:r>
+      <w:r>
+        <w:t xml:space="preserve">: </w:t>
       </w:r>
       <w:r>
         <w:t>Show results of preprocessing</w:t>
@@ -294,7 +309,10 @@
         </w:numPr>
       </w:pPr>
       <w:r>
-        <w:t xml:space="preserve">P: </w:t>
+        <w:t>P</w:t>
+      </w:r>
+      <w:r>
+        <w:t xml:space="preserve">: </w:t>
       </w:r>
       <w:r>
         <w:t>Show results of dataset analysis</w:t>
@@ -321,7 +339,10 @@
         </w:numPr>
       </w:pPr>
       <w:r>
-        <w:t xml:space="preserve">L: </w:t>
+        <w:t>L</w:t>
+      </w:r>
+      <w:r>
+        <w:t xml:space="preserve">: </w:t>
       </w:r>
       <w:r>
         <w:t>Introduction and Motivation</w:t>
@@ -336,7 +357,10 @@
         </w:numPr>
       </w:pPr>
       <w:r>
-        <w:t xml:space="preserve">P: </w:t>
+        <w:t>A</w:t>
+      </w:r>
+      <w:r>
+        <w:t xml:space="preserve">: </w:t>
       </w:r>
       <w:r>
         <w:t>Background and Research Gap</w:t>
@@ -351,7 +375,10 @@
         </w:numPr>
       </w:pPr>
       <w:r>
-        <w:t xml:space="preserve">L: </w:t>
+        <w:t>L</w:t>
+      </w:r>
+      <w:r>
+        <w:t xml:space="preserve">: </w:t>
       </w:r>
       <w:r>
         <w:t>Dataset and Responsible Use</w:t>
@@ -366,7 +393,10 @@
         </w:numPr>
       </w:pPr>
       <w:r>
-        <w:t xml:space="preserve">A: </w:t>
+        <w:t>L</w:t>
+      </w:r>
+      <w:r>
+        <w:t xml:space="preserve">: </w:t>
       </w:r>
       <w:r>
         <w:t>Proposed Methods and Evaluation</w:t>
@@ -381,7 +411,10 @@
         </w:numPr>
       </w:pPr>
       <w:r>
-        <w:t xml:space="preserve">P: </w:t>
+        <w:t>P</w:t>
+      </w:r>
+      <w:r>
+        <w:t xml:space="preserve">: </w:t>
       </w:r>
       <w:r>
         <w:t>Preliminary Results</w:t>
@@ -396,7 +429,10 @@
         </w:numPr>
       </w:pPr>
       <w:r>
-        <w:t xml:space="preserve">L: </w:t>
+        <w:t>L</w:t>
+      </w:r>
+      <w:r>
+        <w:t xml:space="preserve">: </w:t>
       </w:r>
       <w:r>
         <w:t>Teamwork and Project Plan</w:t>
@@ -423,7 +459,10 @@
         </w:numPr>
       </w:pPr>
       <w:r>
-        <w:t xml:space="preserve">P: </w:t>
+        <w:t>A</w:t>
+      </w:r>
+      <w:r>
+        <w:t xml:space="preserve">: </w:t>
       </w:r>
       <w:r>
         <w:t>Pick metrics to compare the two models</w:t>
@@ -438,7 +477,10 @@
         </w:numPr>
       </w:pPr>
       <w:r>
-        <w:t xml:space="preserve">A: </w:t>
+        <w:t>L</w:t>
+      </w:r>
+      <w:r>
+        <w:t xml:space="preserve">: </w:t>
       </w:r>
       <w:r>
         <w:t>Pick baseline model to compare against</w:t>
@@ -453,7 +495,10 @@
         </w:numPr>
       </w:pPr>
       <w:r>
-        <w:t xml:space="preserve">P: </w:t>
+        <w:t>L</w:t>
+      </w:r>
+      <w:r>
+        <w:t xml:space="preserve">: </w:t>
       </w:r>
       <w:r>
         <w:t>Setup our own RSNN</w:t>
@@ -468,7 +513,10 @@
         </w:numPr>
       </w:pPr>
       <w:r>
-        <w:t xml:space="preserve">L: </w:t>
+        <w:t>L</w:t>
+      </w:r>
+      <w:r>
+        <w:t xml:space="preserve">: </w:t>
       </w:r>
       <w:r>
         <w:t>Train both models</w:t>
@@ -483,7 +531,10 @@
         </w:numPr>
       </w:pPr>
       <w:r>
-        <w:t xml:space="preserve">A: </w:t>
+        <w:t>P</w:t>
+      </w:r>
+      <w:r>
+        <w:t xml:space="preserve">: </w:t>
       </w:r>
       <w:r>
         <w:t>Compare results</w:t>
@@ -510,7 +561,10 @@
         </w:numPr>
       </w:pPr>
       <w:r>
-        <w:t xml:space="preserve">P: </w:t>
+        <w:t>L</w:t>
+      </w:r>
+      <w:r>
+        <w:t xml:space="preserve">: </w:t>
       </w:r>
       <w:r>
         <w:t>Introduction</w:t>
@@ -525,7 +579,10 @@
         </w:numPr>
       </w:pPr>
       <w:r>
-        <w:t xml:space="preserve">A: </w:t>
+        <w:t>A</w:t>
+      </w:r>
+      <w:r>
+        <w:t xml:space="preserve">: </w:t>
       </w:r>
       <w:r>
         <w:t>Dataset and Methods</w:t>
@@ -540,7 +597,10 @@
         </w:numPr>
       </w:pPr>
       <w:r>
-        <w:t xml:space="preserve">L: </w:t>
+        <w:t>L</w:t>
+      </w:r>
+      <w:r>
+        <w:t xml:space="preserve">: </w:t>
       </w:r>
       <w:r>
         <w:t>Results</w:t>
@@ -555,7 +615,10 @@
         </w:numPr>
       </w:pPr>
       <w:r>
-        <w:t xml:space="preserve">L: </w:t>
+        <w:t>P</w:t>
+      </w:r>
+      <w:r>
+        <w:t xml:space="preserve">: </w:t>
       </w:r>
       <w:r>
         <w:t>Discussion</w:t>
@@ -570,7 +633,10 @@
         </w:numPr>
       </w:pPr>
       <w:r>
-        <w:t xml:space="preserve">A: </w:t>
+        <w:t>L</w:t>
+      </w:r>
+      <w:r>
+        <w:t xml:space="preserve">: </w:t>
       </w:r>
       <w:r>
         <w:t>Conclusion</w:t>
@@ -597,85 +663,85 @@
         </w:numPr>
       </w:pPr>
       <w:r>
-        <w:t xml:space="preserve">L: </w:t>
-      </w:r>
-      <w:r>
-        <w:t>Problem and Research Question</w:t>
-      </w:r>
-    </w:p>
-    <w:p>
-      <w:pPr>
-        <w:pStyle w:val="ListParagraph"/>
-        <w:numPr>
-          <w:ilvl w:val="1"/>
-          <w:numId w:val="1"/>
-        </w:numPr>
-      </w:pPr>
-      <w:r>
-        <w:t xml:space="preserve">P: </w:t>
-      </w:r>
-      <w:r>
-        <w:t>Dataset and Independent Case</w:t>
-      </w:r>
-    </w:p>
-    <w:p>
-      <w:pPr>
-        <w:pStyle w:val="ListParagraph"/>
-        <w:numPr>
-          <w:ilvl w:val="1"/>
-          <w:numId w:val="1"/>
-        </w:numPr>
-      </w:pPr>
-      <w:r>
-        <w:t xml:space="preserve">A: </w:t>
-      </w:r>
-      <w:r>
-        <w:t>Completed Analysis Workflow</w:t>
-      </w:r>
-    </w:p>
-    <w:p>
-      <w:pPr>
-        <w:pStyle w:val="ListParagraph"/>
-        <w:numPr>
-          <w:ilvl w:val="1"/>
-          <w:numId w:val="1"/>
-        </w:numPr>
-      </w:pPr>
-      <w:r>
-        <w:t xml:space="preserve">P: </w:t>
-      </w:r>
-      <w:r>
-        <w:t>Results</w:t>
-      </w:r>
-    </w:p>
-    <w:p>
-      <w:pPr>
-        <w:pStyle w:val="ListParagraph"/>
-        <w:numPr>
-          <w:ilvl w:val="1"/>
-          <w:numId w:val="1"/>
-        </w:numPr>
-      </w:pPr>
-      <w:r>
-        <w:t xml:space="preserve">L: </w:t>
-      </w:r>
-      <w:r>
-        <w:t>Limitations and Next Steps</w:t>
-      </w:r>
-    </w:p>
-    <w:p>
-      <w:pPr>
-        <w:pStyle w:val="ListParagraph"/>
-        <w:numPr>
-          <w:ilvl w:val="1"/>
-          <w:numId w:val="1"/>
-        </w:numPr>
-      </w:pPr>
-      <w:r>
-        <w:t xml:space="preserve">A: </w:t>
-      </w:r>
-      <w:r>
-        <w:t>Final Interpretation and Biomedical Relevance</w:t>
+        <w:t>L</w:t>
+      </w:r>
+      <w:r>
+        <w:t>: Problem and Research Question</w:t>
+      </w:r>
+    </w:p>
+    <w:p>
+      <w:pPr>
+        <w:pStyle w:val="ListParagraph"/>
+        <w:numPr>
+          <w:ilvl w:val="1"/>
+          <w:numId w:val="1"/>
+        </w:numPr>
+      </w:pPr>
+      <w:r>
+        <w:t>P</w:t>
+      </w:r>
+      <w:r>
+        <w:t>: Dataset and Independent Case</w:t>
+      </w:r>
+    </w:p>
+    <w:p>
+      <w:pPr>
+        <w:pStyle w:val="ListParagraph"/>
+        <w:numPr>
+          <w:ilvl w:val="1"/>
+          <w:numId w:val="1"/>
+        </w:numPr>
+      </w:pPr>
+      <w:r>
+        <w:t>P</w:t>
+      </w:r>
+      <w:r>
+        <w:t>: Completed Analysis Workflow</w:t>
+      </w:r>
+    </w:p>
+    <w:p>
+      <w:pPr>
+        <w:pStyle w:val="ListParagraph"/>
+        <w:numPr>
+          <w:ilvl w:val="1"/>
+          <w:numId w:val="1"/>
+        </w:numPr>
+      </w:pPr>
+      <w:r>
+        <w:t>A</w:t>
+      </w:r>
+      <w:r>
+        <w:t>: Results</w:t>
+      </w:r>
+    </w:p>
+    <w:p>
+      <w:pPr>
+        <w:pStyle w:val="ListParagraph"/>
+        <w:numPr>
+          <w:ilvl w:val="1"/>
+          <w:numId w:val="1"/>
+        </w:numPr>
+      </w:pPr>
+      <w:r>
+        <w:t>A</w:t>
+      </w:r>
+      <w:r>
+        <w:t>: Limitations and Next Steps</w:t>
+      </w:r>
+    </w:p>
+    <w:p>
+      <w:pPr>
+        <w:pStyle w:val="ListParagraph"/>
+        <w:numPr>
+          <w:ilvl w:val="1"/>
+          <w:numId w:val="1"/>
+        </w:numPr>
+      </w:pPr>
+      <w:r>
+        <w:t>L</w:t>
+      </w:r>
+      <w:r>
+        <w:t>: Final Interpretation and Biomedical Relevance</w:t>
       </w:r>
     </w:p>
     <w:p>
@@ -707,7 +773,10 @@
         </w:numPr>
       </w:pPr>
       <w:r>
-        <w:t>L: Clean up end documentation</w:t>
+        <w:t>L</w:t>
+      </w:r>
+      <w:r>
+        <w:t>: Clean up end documentation</w:t>
       </w:r>
     </w:p>
     <w:sectPr>

--- a/BMEN 600 Midterm Research Plan Group 11.docx
+++ b/BMEN 600 Midterm Research Plan Group 11.docx
@@ -80,6 +80,75 @@
         <w:t>Background and Research Gap</w:t>
       </w:r>
     </w:p>
+    <w:p>
+      <w:proofErr w:type="spellStart"/>
+      <w:r>
+        <w:t>EEGNet</w:t>
+      </w:r>
+      <w:proofErr w:type="spellEnd"/>
+      <w:r>
+        <w:t xml:space="preserve"> is a compact convolutional neural network (CNN) designed for electroencephalogram (EEG) decoding in brain-computer interfaces (BCIs) [1]. We use its architecture as the basis for two baselines. The first is the </w:t>
+      </w:r>
+      <w:proofErr w:type="spellStart"/>
+      <w:r>
+        <w:t>EEGNet</w:t>
+      </w:r>
+      <w:proofErr w:type="spellEnd"/>
+      <w:r>
+        <w:t xml:space="preserve"> architecture as an artificial neural network (ANN), retrained under our own protocol. The second is a feedforward spiking neural network (SNN) obtained by converting the trained ANN to a spiking equivalent with the same architecture, using established ANN-to-SNN conversion methods in which the trained weights are carried over and the continuous activations are approximated by spike rates [2], [3]. The converted SNN is the direct comparator for our research question, since it is a feedforward SNN decoding the same motor imagery data and can be tested against our recurrent SNN (RSNN) under identical folds. The ANN serves as a reference for how much accuracy is retained or lost in conversion, and as a loose point of comparison with published results, since our protocol differs from the original </w:t>
+      </w:r>
+      <w:proofErr w:type="spellStart"/>
+      <w:r>
+        <w:t>EEGNet</w:t>
+      </w:r>
+      <w:proofErr w:type="spellEnd"/>
+      <w:r>
+        <w:t xml:space="preserve"> evaluation (Section 4).</w:t>
+      </w:r>
+    </w:p>
+    <w:p>
+      <w:proofErr w:type="spellStart"/>
+      <w:r>
+        <w:lastRenderedPageBreak/>
+        <w:t>EEGNet</w:t>
+      </w:r>
+      <w:proofErr w:type="spellEnd"/>
+      <w:r>
+        <w:t xml:space="preserve"> suits this role for three reasons. First, it was designed to be small. Its authors define compactness as the number of trainable parameters, and on the four-class motor imagery dataset from BCI Competition IV, one </w:t>
+      </w:r>
+      <w:proofErr w:type="spellStart"/>
+      <w:r>
+        <w:t>EEGNet</w:t>
+      </w:r>
+      <w:proofErr w:type="spellEnd"/>
+      <w:r>
+        <w:t xml:space="preserve"> configuration has only 796 trainable parameters [1]. A model this small keeps the baselines simple and makes it practical to build an RSNN of comparable size, so that any accuracy difference is less likely to come from model capacity alone. Second, in cross-subject classification on this dataset </w:t>
+      </w:r>
+      <w:proofErr w:type="spellStart"/>
+      <w:r>
+        <w:t>EEGNet</w:t>
+      </w:r>
+      <w:proofErr w:type="spellEnd"/>
+      <w:r>
+        <w:t xml:space="preserve"> was reported to perform similarly to larger CNNs and slightly above the filter-bank common spatial pattern (FBCSP) method, and in within-subject classification EEGNet-8,2 performed similarly to FBCSP [1]. Third, </w:t>
+      </w:r>
+      <w:proofErr w:type="spellStart"/>
+      <w:r>
+        <w:t>EEGNet</w:t>
+      </w:r>
+      <w:proofErr w:type="spellEnd"/>
+      <w:r>
+        <w:t xml:space="preserve"> is widely used as a reference model in the EEG decoding literature, and newer architectures routinely report results against it on the same motor imagery benchmark, including attention-based, transformer-based, and filter-bank convolutional models [4]-[6]. Comparing against </w:t>
+      </w:r>
+      <w:proofErr w:type="spellStart"/>
+      <w:r>
+        <w:t>EEGNet</w:t>
+      </w:r>
+      <w:proofErr w:type="spellEnd"/>
+      <w:r>
+        <w:t xml:space="preserve"> and its converted SNN therefore places our RSNN results in the context of existing work, rather than only against our own feedforward SNN.</w:t>
+      </w:r>
+    </w:p>
     <w:p/>
     <w:p>
       <w:pPr>
@@ -96,6 +165,83 @@
         <w:t>Dataset and Responsible Use</w:t>
       </w:r>
     </w:p>
+    <w:p>
+      <w:r>
+        <w:t xml:space="preserve">We use BCI Competition IV dataset 2a, a four-class motor imagery EEG dataset contributed by the Institute for Knowledge Discovery and the Institute for Human-Computer Interfaces at Graz University of Technology (Brunner, Leeb, Müller-Putz, </w:t>
+      </w:r>
+      <w:proofErr w:type="spellStart"/>
+      <w:r>
+        <w:t>Schlögl</w:t>
+      </w:r>
+      <w:proofErr w:type="spellEnd"/>
+      <w:r>
+        <w:t xml:space="preserve"> and </w:t>
+      </w:r>
+      <w:proofErr w:type="spellStart"/>
+      <w:r>
+        <w:t>Pfurtscheller</w:t>
+      </w:r>
+      <w:proofErr w:type="spellEnd"/>
+      <w:r>
+        <w:t xml:space="preserve">) and released as part of the fourth BCI Competition [7], [8]. It is described in the official dataset documentation [8] and in the competition review by </w:t>
+      </w:r>
+      <w:proofErr w:type="spellStart"/>
+      <w:r>
+        <w:t>Tangermann</w:t>
+      </w:r>
+      <w:proofErr w:type="spellEnd"/>
+      <w:r>
+        <w:t xml:space="preserve"> et al. [7]. We accessed it through MOABB (Mother of All BCI Benchmarks) [9] on October 8, 2026, which also provides the session 2 labels. We chose this dataset because the </w:t>
+      </w:r>
+      <w:proofErr w:type="spellStart"/>
+      <w:r>
+        <w:t>EEGNet</w:t>
+      </w:r>
+      <w:proofErr w:type="spellEnd"/>
+      <w:r>
+        <w:t xml:space="preserve"> authors evaluated four-class decoding on it [1], giving our ANN a reference point, and because it is one of the </w:t>
+      </w:r>
+      <w:proofErr w:type="gramStart"/>
+      <w:r>
+        <w:t>most commonly used</w:t>
+      </w:r>
+      <w:proofErr w:type="gramEnd"/>
+      <w:r>
+        <w:t xml:space="preserve"> motor imagery benchmarks, with later deep learning models routinely evaluated on it [4]-[6].</w:t>
+      </w:r>
+    </w:p>
+    <w:p>
+      <w:r>
+        <w:t>The dataset contains EEG from nine subjects, each recorded in two sessions on different days (session 1 and session 2 correspond to the training and evaluation files, respectively). Each session has six runs of 48 trials (12 per class), giving 288 trials per session and 576 per subject, with classes balanced by design [8]. In each trial, a fixation cross and warning tone are followed at t = 2 s by a 1.25 s arrow cue. The subject then imagines movement of the left hand (class 1), right hand (class 2), both feet (class 3), or tongue (class 4) until t = 6 s, with no feedback [8]. EEG was recorded from 22 Ag/AgCl electrodes at 250 Hz, bandpass filtered at 0.5 to 100 Hz with a 50 Hz notch filter. Three EOG channels were also recorded, and the providers specify that they must not be used for classification [8]. Trials containing artifacts were marked by an expert [8]. The input to our models is the multichannel EEG epoch after cue onset, and the output is the four-class label, for which the nominal chance accuracy is 25% (see Section 4).</w:t>
+      </w:r>
+    </w:p>
+    <w:p>
+      <w:r>
+        <w:t xml:space="preserve">The independent case for our research question is the subject, not the trial. Trials from the same subject and session share electrode placement, impedance, and neural state, so they are correlated. Our protocol (Section 4) pretrains on other subjects’ session 1 data, fine-tunes on the target subject’s session 1, and tests on the target subject’s session 2, which is never used for training, validation, or checkpoint selection. Results are summarized per target subject, giving nine cases. Because each subject’s session 1 data also train the models for the other eight subjects, the nine cases are only approximately independent, which we treat as a limitation. The </w:t>
+      </w:r>
+      <w:proofErr w:type="spellStart"/>
+      <w:r>
+        <w:t>EEGNet</w:t>
+      </w:r>
+      <w:proofErr w:type="spellEnd"/>
+      <w:r>
+        <w:t xml:space="preserve"> authors </w:t>
+      </w:r>
+      <w:r>
+        <w:lastRenderedPageBreak/>
+        <w:t>reported cross-subject accuracies of approximately 40% for all CNNs on this dataset [1], using a zero-shot setting in which the target subject’s data were never used. Because our protocol adds fine-tuning, we retrain the architecture rather than reuse published numbers.</w:t>
+      </w:r>
+    </w:p>
+    <w:p>
+      <w:r>
+        <w:t>The data are openly available, and the only restriction stated by the providers is that the competition review be cited in any publication of results [7], which we will do. Subjects are identified only by codes A01 to A09. The documentation we consulted does not report demographics, consent procedures, or ethics approval. We will not attempt to link subjects to any other source, will report results only in aggregate or by subject code, and will treat even coded EEG recordings as potentially identifying. We will not redistribute raw files; the repository README will point to the source and provide scripts that load and preprocess the data. The dataset has important representation limits. Nine subjects recorded in one laboratory, with one system and one electrode montage, constitute a small and narrow sample, and age, gender, handedness, and health status are not reported in the documentation we consulted. Our motivation is users with complex mobility needs, and we cannot assume that results on this sample generalize to them. The synchronous, cue-based, offline paradigm also differs from online use [7]. The providers further caution that small improvements may reflect random fluctuation and that evaluation data should not be used for model selection or hyperparameter tuning [7]. We will therefore fix hyperparameters without using test data and make comparisons only between models trained and evaluated under our own protocol.</w:t>
+      </w:r>
+    </w:p>
+    <w:p>
+      <w:r>
+        <w:t xml:space="preserve"> </w:t>
+      </w:r>
+    </w:p>
     <w:p/>
     <w:p>
       <w:pPr>
@@ -112,6 +258,162 @@
         <w:t>Proposed Methods and Evaluation</w:t>
       </w:r>
     </w:p>
+    <w:p>
+      <w:r>
+        <w:t xml:space="preserve">All analyses will be implemented in Python, using MOABB for data loading, </w:t>
+      </w:r>
+      <w:proofErr w:type="spellStart"/>
+      <w:r>
+        <w:t>PyTorch</w:t>
+      </w:r>
+      <w:proofErr w:type="spellEnd"/>
+      <w:r>
+        <w:t xml:space="preserve"> and </w:t>
+      </w:r>
+      <w:proofErr w:type="spellStart"/>
+      <w:r>
+        <w:t>snnTorch</w:t>
+      </w:r>
+      <w:proofErr w:type="spellEnd"/>
+      <w:r>
+        <w:t xml:space="preserve"> for the ANN and spiking models, scikit-learn and SciPy for metrics and statistics, and the University of Calgary’s ARC Cluster for computation. Preprocessing follows the </w:t>
+      </w:r>
+      <w:proofErr w:type="spellStart"/>
+      <w:r>
+        <w:t>EEGNet</w:t>
+      </w:r>
+      <w:proofErr w:type="spellEnd"/>
+      <w:r>
+        <w:t xml:space="preserve"> setup for this dataset [1]: the 22 EEG channels (EOG excluded) are resampled to 128 Hz, band-pass filtered to 4–40 Hz, and </w:t>
+      </w:r>
+      <w:proofErr w:type="spellStart"/>
+      <w:r>
+        <w:t>epoched</w:t>
+      </w:r>
+      <w:proofErr w:type="spellEnd"/>
+      <w:r>
+        <w:t xml:space="preserve"> from 0.5 to 2.5 s after cue onset, giving a 22 × 256 input per trial. Artifact-marked trials are retained, which is our choice and preserves the balanced class structure. The </w:t>
+      </w:r>
+      <w:proofErr w:type="spellStart"/>
+      <w:r>
+        <w:t>EEGNet</w:t>
+      </w:r>
+      <w:proofErr w:type="spellEnd"/>
+      <w:r>
+        <w:t xml:space="preserve"> paper describes any remaining preprocessing only by reference to earlier work, so we will confirm whether further steps are needed before finalizing the pipeline.</w:t>
+      </w:r>
+    </w:p>
+    <w:p>
+      <w:r>
+        <w:t xml:space="preserve">Three models will be evaluated. The ANN uses the </w:t>
+      </w:r>
+      <w:proofErr w:type="spellStart"/>
+      <w:r>
+        <w:t>EEGNet</w:t>
+      </w:r>
+      <w:proofErr w:type="spellEnd"/>
+      <w:r>
+        <w:t xml:space="preserve"> architecture with ELU activations and a temporal kernel of 32 samples, as used for this dataset [1]; the exact configuration (EEGNet-4,2 is our starting point) is still to be finalized. It is trained with Adam at default parameters, categorical cross-entropy loss, 500 epochs, and retention of the weights with the lowest validation loss, using dropout of 0.25 for cross-subject training and 0.5 for within-subject fine-tuning, as in </w:t>
+      </w:r>
+      <w:proofErr w:type="spellStart"/>
+      <w:r>
+        <w:t>EEGNet</w:t>
+      </w:r>
+      <w:proofErr w:type="spellEnd"/>
+      <w:r>
+        <w:t xml:space="preserve">. The SNN is the trained ANN converted by carrying over its weights, with activations approximated by spike rates, and the predicted class is the output neuron with the highest spike count. Conversion details, including the number of simulation steps, have not yet been decided. The RSNN is a single recurrent layer of leaky integrate-and-fire (LIF) neurons in which every neuron is connected to every other neuron, loosely mirroring the dense recurrent connectivity of cortical circuits. These connections can form loops, which feedforward SNNs cannot. The RSNN consists of an input </w:t>
+      </w:r>
+      <w:r>
+        <w:lastRenderedPageBreak/>
+        <w:t xml:space="preserve">projection, this recurrent layer, and a linear four-class readout, and it is trained with surrogate-gradient backpropagation through time using the same optimizer, loss, epoch count, and checkpoint rule as the ANN. Both spiking models receive the same input representation of the preprocessed epoch, to be finalized together with the conversion details. The RSNN’s neuron hyperparameters are set to those chosen for the SNN after conversion, so none are searched. The number of RSNN neurons is chosen so that its trainable parameter count is </w:t>
+      </w:r>
+      <w:proofErr w:type="gramStart"/>
+      <w:r>
+        <w:t>similar to</w:t>
+      </w:r>
+      <w:proofErr w:type="gramEnd"/>
+      <w:r>
+        <w:t xml:space="preserve"> that of the converted SNN rather than the original ANN, which may differ slightly (for example, if batch normalization is folded into the preceding weights during conversion).</w:t>
+      </w:r>
+    </w:p>
+    <w:p>
+      <w:r>
+        <w:t>These choices carry limitations. The converted SNN and the RSNN differ in architecture and training method as well as in recurrence, and we include no recurrence-free control, so a difference between them cannot be attributed to recurrence alone. Reusing the SNN’s hyperparameters means the RSNN is not tuned for itself, and matching parameter counts to the converted SNN is a design choice rather than the only fair comparison.</w:t>
+      </w:r>
+    </w:p>
+    <w:p>
+      <w:r>
+        <w:t xml:space="preserve">The cross-subject protocol follows </w:t>
+      </w:r>
+      <w:proofErr w:type="spellStart"/>
+      <w:r>
+        <w:t>EEGNet</w:t>
+      </w:r>
+      <w:proofErr w:type="spellEnd"/>
+      <w:r>
+        <w:t xml:space="preserve">. For each target subject, session 1 data from five of the other eight subjects form the training set and data from the remaining three form the validation set. This is repeated with 10 random draws and seeds, giving 90 folds per model. Unlike </w:t>
+      </w:r>
+      <w:proofErr w:type="spellStart"/>
+      <w:r>
+        <w:t>EEGNet</w:t>
+      </w:r>
+      <w:proofErr w:type="spellEnd"/>
+      <w:r>
+        <w:t>, where the target subject’s data were never used, each pretrained model is then fine-tuned on the target subject’s session 1 (80% training, 20% stratified validation, 100 epochs) and tested on session 2 (288 trials). We therefore describe the protocol as cross-subject pretraining with within-subject, cross-session fine-tuning. All three models use identical folds, and the SNN is converted from the fine-tuned ANN.</w:t>
+      </w:r>
+    </w:p>
+    <w:p>
+      <w:r>
+        <w:t xml:space="preserve">Performance will be measured with accuracy, Cohen’s kappa, macro-averaged F1, and per-class confusion matrices. Accuracy is the primary metric because it is the metric </w:t>
+      </w:r>
+      <w:proofErr w:type="spellStart"/>
+      <w:r>
+        <w:t>EEGNet</w:t>
+      </w:r>
+      <w:proofErr w:type="spellEnd"/>
+      <w:r>
+        <w:t xml:space="preserve"> reported. Because each test session contains exactly 72 trials per class, balanced accuracy is identical to accuracy and is not reported separately. Cohen’s kappa corrects for chance agreement and penalizes classifiers that over-predict one class, and it was the metric used in the original competition. Macro-averaged F1 averages the per-class F1 scores, so that a model that performs well on only some classes is not rewarded. The confusion matrices show which classes drive the errors.</w:t>
+      </w:r>
+    </w:p>
+    <w:p>
+      <w:r>
+        <w:t xml:space="preserve">We do not assume that chance accuracy equals one divided by the number of classes (25%), because with a finite number of samples a classifier can exceed this nominal level by chance alone [10]. Each result will instead be compared with a significance threshold based on the actual number of </w:t>
+      </w:r>
+      <w:proofErr w:type="gramStart"/>
+      <w:r>
+        <w:t>test</w:t>
+      </w:r>
+      <w:proofErr w:type="gramEnd"/>
+      <w:r>
+        <w:t xml:space="preserve"> </w:t>
+      </w:r>
+      <w:proofErr w:type="gramStart"/>
+      <w:r>
+        <w:t>trials, and</w:t>
+      </w:r>
+      <w:proofErr w:type="gramEnd"/>
+      <w:r>
+        <w:t xml:space="preserve"> confirmed with a label-permutation test using 10,000 permutations. A result is called above chance only if it passes both.</w:t>
+      </w:r>
+    </w:p>
+    <w:p>
+      <w:r>
+        <w:t xml:space="preserve">All three models will be compared pairwise. SNN versus RSNN directly answers the research question, ANN versus RSNN places the RSNN against the baseline architecture, and ANN versus SNN quantifies the accuracy lost in conversion. Because the subject is the independent case, the 10 repeats are averaged to one value per subject, model, and metric, giving nine paired observations. Differences will be tested with an exact two-sided Wilcoxon signed-rank test, which does not assume normality at n = 9, with Holm correction across the three comparisons. </w:t>
+      </w:r>
+      <w:proofErr w:type="spellStart"/>
+      <w:r>
+        <w:t>EEGNet</w:t>
+      </w:r>
+      <w:proofErr w:type="spellEnd"/>
+      <w:r>
+        <w:t xml:space="preserve"> reported mean ± SE over all 90 folds [1], but folds from the same target subject are not independent, so we aggregate to the subject level. We will also report the median paired difference </w:t>
+      </w:r>
+      <w:r>
+        <w:lastRenderedPageBreak/>
+        <w:t>with a bootstrap 95% confidence interval over subjects. Uncertainty will be shown as per-subject mean ± SD across the 10 repeats and as the mean ± SD across subjects. Seeds and configuration files will be logged.</w:t>
+      </w:r>
+    </w:p>
+    <w:p/>
     <w:p/>
     <w:p>
       <w:pPr>
@@ -146,639 +448,591 @@
     </w:p>
     <w:p>
       <w:r>
-        <w:t xml:space="preserve">A = Amir </w:t>
-      </w:r>
-    </w:p>
-    <w:p>
-      <w:r>
+        <w:t>A = Amir, L = Lex, P = Pahan. Work below begins after this plan is submitted on October 16 and ends with the final project submission on December 4. Dates follow the course schedule.</w:t>
+      </w:r>
+    </w:p>
+    <w:tbl>
+      <w:tblPr>
+        <w:tblStyle w:val="TableGrid"/>
+        <w:tblW w:w="0" w:type="auto"/>
+        <w:tblLook w:val="04A0" w:firstRow="1" w:lastRow="0" w:firstColumn="1" w:lastColumn="0" w:noHBand="0" w:noVBand="1"/>
+      </w:tblPr>
+      <w:tblGrid>
+        <w:gridCol w:w="1696"/>
+        <w:gridCol w:w="6237"/>
+        <w:gridCol w:w="1417"/>
+      </w:tblGrid>
+      <w:tr>
+        <w:tc>
+          <w:tcPr>
+            <w:tcW w:w="1696" w:type="dxa"/>
+            <w:vAlign w:val="center"/>
+          </w:tcPr>
+          <w:p>
+            <w:r>
+              <w:rPr>
+                <w:b/>
+                <w:bCs/>
+              </w:rPr>
+              <w:t>Dates (2026)</w:t>
+            </w:r>
+          </w:p>
+        </w:tc>
+        <w:tc>
+          <w:tcPr>
+            <w:tcW w:w="6237" w:type="dxa"/>
+            <w:vAlign w:val="center"/>
+          </w:tcPr>
+          <w:p>
+            <w:r>
+              <w:rPr>
+                <w:b/>
+                <w:bCs/>
+              </w:rPr>
+              <w:t>Milestone</w:t>
+            </w:r>
+          </w:p>
+        </w:tc>
+        <w:tc>
+          <w:tcPr>
+            <w:tcW w:w="1417" w:type="dxa"/>
+            <w:vAlign w:val="center"/>
+          </w:tcPr>
+          <w:p>
+            <w:r>
+              <w:rPr>
+                <w:b/>
+                <w:bCs/>
+              </w:rPr>
+              <w:t>Lead</w:t>
+            </w:r>
+          </w:p>
+        </w:tc>
+      </w:tr>
+      <w:tr>
+        <w:tc>
+          <w:tcPr>
+            <w:tcW w:w="1696" w:type="dxa"/>
+            <w:vAlign w:val="center"/>
+          </w:tcPr>
+          <w:p>
+            <w:r>
+              <w:t>Oct 19–23</w:t>
+            </w:r>
+          </w:p>
+        </w:tc>
+        <w:tc>
+          <w:tcPr>
+            <w:tcW w:w="6237" w:type="dxa"/>
+            <w:vAlign w:val="center"/>
+          </w:tcPr>
+          <w:p>
+            <w:r>
+              <w:t xml:space="preserve">Finalize preprocessing, generate the 90 folds, and implement the ELU </w:t>
+            </w:r>
+            <w:proofErr w:type="spellStart"/>
+            <w:r>
+              <w:t>EEGNet</w:t>
+            </w:r>
+            <w:proofErr w:type="spellEnd"/>
+            <w:r>
+              <w:t>; working data analysis ready for Team Discussion 6 (Oct 23)</w:t>
+            </w:r>
+          </w:p>
+        </w:tc>
+        <w:tc>
+          <w:tcPr>
+            <w:tcW w:w="1417" w:type="dxa"/>
+            <w:vAlign w:val="center"/>
+          </w:tcPr>
+          <w:p>
+            <w:r>
+              <w:t>P (data), L (model)</w:t>
+            </w:r>
+          </w:p>
+        </w:tc>
+      </w:tr>
+      <w:tr>
+        <w:tc>
+          <w:tcPr>
+            <w:tcW w:w="1696" w:type="dxa"/>
+            <w:vAlign w:val="center"/>
+          </w:tcPr>
+          <w:p>
+            <w:r>
+              <w:t>Oct 19–30</w:t>
+            </w:r>
+          </w:p>
+        </w:tc>
+        <w:tc>
+          <w:tcPr>
+            <w:tcW w:w="6237" w:type="dxa"/>
+            <w:vAlign w:val="center"/>
+          </w:tcPr>
+          <w:p>
+            <w:r>
+              <w:t>Write evaluation code: accuracy, kappa, macro-F1, confusion matrices, chance threshold, permutation test, Wilcoxon, Holm, and bootstrap</w:t>
+            </w:r>
+          </w:p>
+        </w:tc>
+        <w:tc>
+          <w:tcPr>
+            <w:tcW w:w="1417" w:type="dxa"/>
+            <w:vAlign w:val="center"/>
+          </w:tcPr>
+          <w:p>
+            <w:r>
+              <w:t>A</w:t>
+            </w:r>
+          </w:p>
+        </w:tc>
+      </w:tr>
+      <w:tr>
+        <w:tc>
+          <w:tcPr>
+            <w:tcW w:w="1696" w:type="dxa"/>
+            <w:vAlign w:val="center"/>
+          </w:tcPr>
+          <w:p>
+            <w:r>
+              <w:t>Oct 26–Nov 2</w:t>
+            </w:r>
+          </w:p>
+        </w:tc>
+        <w:tc>
+          <w:tcPr>
+            <w:tcW w:w="6237" w:type="dxa"/>
+            <w:vAlign w:val="center"/>
+          </w:tcPr>
+          <w:p>
+            <w:r>
+              <w:t>Train the ANN on all folds, convert to SNN, and present first ANN/SNN results at Team Discussion 7 (Oct 30)</w:t>
+            </w:r>
+          </w:p>
+        </w:tc>
+        <w:tc>
+          <w:tcPr>
+            <w:tcW w:w="1417" w:type="dxa"/>
+            <w:vAlign w:val="center"/>
+          </w:tcPr>
+          <w:p>
+            <w:r>
+              <w:t>L</w:t>
+            </w:r>
+          </w:p>
+        </w:tc>
+      </w:tr>
+      <w:tr>
+        <w:tc>
+          <w:tcPr>
+            <w:tcW w:w="1696" w:type="dxa"/>
+            <w:vAlign w:val="center"/>
+          </w:tcPr>
+          <w:p>
+            <w:r>
+              <w:t>Oct 26–Nov 6</w:t>
+            </w:r>
+          </w:p>
+        </w:tc>
+        <w:tc>
+          <w:tcPr>
+            <w:tcW w:w="6237" w:type="dxa"/>
+            <w:vAlign w:val="center"/>
+          </w:tcPr>
+          <w:p>
+            <w:r>
+              <w:t>Implement the RSNN, match its parameter count to the converted SNN, and train on all folds</w:t>
+            </w:r>
+          </w:p>
+        </w:tc>
+        <w:tc>
+          <w:tcPr>
+            <w:tcW w:w="1417" w:type="dxa"/>
+            <w:vAlign w:val="center"/>
+          </w:tcPr>
+          <w:p>
+            <w:r>
+              <w:t>L</w:t>
+            </w:r>
+          </w:p>
+        </w:tc>
+      </w:tr>
+      <w:tr>
+        <w:tc>
+          <w:tcPr>
+            <w:tcW w:w="1696" w:type="dxa"/>
+            <w:vAlign w:val="center"/>
+          </w:tcPr>
+          <w:p>
+            <w:r>
+              <w:t>Nov 2–6</w:t>
+            </w:r>
+          </w:p>
+        </w:tc>
+        <w:tc>
+          <w:tcPr>
+            <w:tcW w:w="6237" w:type="dxa"/>
+            <w:vAlign w:val="center"/>
+          </w:tcPr>
+          <w:p>
+            <w:r>
+              <w:t>Validate the pipeline (check for leakage across splits, sanity-check ANN accuracy) for Team Discussion 8 (Nov 6)</w:t>
+            </w:r>
+          </w:p>
+        </w:tc>
+        <w:tc>
+          <w:tcPr>
+            <w:tcW w:w="1417" w:type="dxa"/>
+            <w:vAlign w:val="center"/>
+          </w:tcPr>
+          <w:p>
+            <w:r>
+              <w:t>P, A</w:t>
+            </w:r>
+          </w:p>
+        </w:tc>
+      </w:tr>
+      <w:tr>
+        <w:tc>
+          <w:tcPr>
+            <w:tcW w:w="1696" w:type="dxa"/>
+            <w:vAlign w:val="center"/>
+          </w:tcPr>
+          <w:p>
+            <w:r>
+              <w:t>Nov 9–13</w:t>
+            </w:r>
+          </w:p>
+        </w:tc>
+        <w:tc>
+          <w:tcPr>
+            <w:tcW w:w="6237" w:type="dxa"/>
+            <w:vAlign w:val="center"/>
+          </w:tcPr>
+          <w:p>
+            <w:r>
+              <w:t>Reading Week: buffer for remaining compute runs</w:t>
+            </w:r>
+          </w:p>
+        </w:tc>
+        <w:tc>
+          <w:tcPr>
+            <w:tcW w:w="1417" w:type="dxa"/>
+            <w:vAlign w:val="center"/>
+          </w:tcPr>
+          <w:p>
+            <w:r>
+              <w:t>–</w:t>
+            </w:r>
+          </w:p>
+        </w:tc>
+      </w:tr>
+      <w:tr>
+        <w:tc>
+          <w:tcPr>
+            <w:tcW w:w="1696" w:type="dxa"/>
+            <w:vAlign w:val="center"/>
+          </w:tcPr>
+          <w:p>
+            <w:r>
+              <w:t>Nov 16–20</w:t>
+            </w:r>
+          </w:p>
+        </w:tc>
+        <w:tc>
+          <w:tcPr>
+            <w:tcW w:w="6237" w:type="dxa"/>
+            <w:vAlign w:val="center"/>
+          </w:tcPr>
+          <w:p>
+            <w:r>
+              <w:t>Complete comparison, statistics, and figures; begin manuscript drafting (Team Discussion 9, Nov 20)</w:t>
+            </w:r>
+          </w:p>
+        </w:tc>
+        <w:tc>
+          <w:tcPr>
+            <w:tcW w:w="1417" w:type="dxa"/>
+            <w:vAlign w:val="center"/>
+          </w:tcPr>
+          <w:p>
+            <w:r>
+              <w:t>P (analysis), L, A</w:t>
+            </w:r>
+          </w:p>
+        </w:tc>
+      </w:tr>
+      <w:tr>
+        <w:tc>
+          <w:tcPr>
+            <w:tcW w:w="1696" w:type="dxa"/>
+            <w:vAlign w:val="center"/>
+          </w:tcPr>
+          <w:p>
+            <w:r>
+              <w:t>Nov 23–27</w:t>
+            </w:r>
+          </w:p>
+        </w:tc>
+        <w:tc>
+          <w:tcPr>
+            <w:tcW w:w="6237" w:type="dxa"/>
+            <w:vAlign w:val="center"/>
+          </w:tcPr>
+          <w:p>
+            <w:r>
+              <w:t>Peer review (Nov 23), revise manuscript, and finish GitHub documentation</w:t>
+            </w:r>
+          </w:p>
+        </w:tc>
+        <w:tc>
+          <w:tcPr>
+            <w:tcW w:w="1417" w:type="dxa"/>
+            <w:vAlign w:val="center"/>
+          </w:tcPr>
+          <w:p>
+            <w:r>
+              <w:t>L, P, A</w:t>
+            </w:r>
+          </w:p>
+        </w:tc>
+      </w:tr>
+      <w:tr>
+        <w:tc>
+          <w:tcPr>
+            <w:tcW w:w="1696" w:type="dxa"/>
+            <w:vAlign w:val="center"/>
+          </w:tcPr>
+          <w:p>
+            <w:r>
+              <w:t>Nov 27–30</w:t>
+            </w:r>
+          </w:p>
+        </w:tc>
+        <w:tc>
+          <w:tcPr>
+            <w:tcW w:w="6237" w:type="dxa"/>
+            <w:vAlign w:val="center"/>
+          </w:tcPr>
+          <w:p>
+            <w:r>
+              <w:t>Prepare and rehearse the oral presentation</w:t>
+            </w:r>
+          </w:p>
+        </w:tc>
+        <w:tc>
+          <w:tcPr>
+            <w:tcW w:w="1417" w:type="dxa"/>
+            <w:vAlign w:val="center"/>
+          </w:tcPr>
+          <w:p>
+            <w:r>
+              <w:t>L, P, A</w:t>
+            </w:r>
+          </w:p>
+        </w:tc>
+      </w:tr>
+      <w:tr>
+        <w:tc>
+          <w:tcPr>
+            <w:tcW w:w="1696" w:type="dxa"/>
+            <w:vAlign w:val="center"/>
+          </w:tcPr>
+          <w:p>
+            <w:r>
+              <w:t>Nov 30–Dec 4</w:t>
+            </w:r>
+          </w:p>
+        </w:tc>
+        <w:tc>
+          <w:tcPr>
+            <w:tcW w:w="6237" w:type="dxa"/>
+            <w:vAlign w:val="center"/>
+          </w:tcPr>
+          <w:p>
+            <w:r>
+              <w:t>Final presentations; submit final manuscript and repository on Dec 4</w:t>
+            </w:r>
+          </w:p>
+        </w:tc>
+        <w:tc>
+          <w:tcPr>
+            <w:tcW w:w="1417" w:type="dxa"/>
+            <w:vAlign w:val="center"/>
+          </w:tcPr>
+          <w:p>
+            <w:r>
+              <w:t>L, P, A</w:t>
+            </w:r>
+          </w:p>
+        </w:tc>
+      </w:tr>
+    </w:tbl>
+    <w:p/>
+    <w:p>
+      <w:r>
+        <w:t xml:space="preserve">Manuscript sections: Introduction (L), Dataset and Methods (A), Results (L), Discussion (P), Conclusion (L). </w:t>
+      </w:r>
+    </w:p>
+    <w:p>
+      <w:r>
+        <w:t xml:space="preserve">Oral presentation: Problem and Research Question (L), Dataset and Independent Case (P), Completed Analysis Workflow (P), Results (A), Limitations and Next Steps (A), Final Interpretation and Biomedical Relevance (L). </w:t>
+      </w:r>
+    </w:p>
+    <w:p>
+      <w:r>
+        <w:t>GitHub documentation is an ongoing effort (L).</w:t>
+      </w:r>
+    </w:p>
+    <w:p/>
+    <w:p>
+      <w:r>
+        <w:rPr>
+          <w:b/>
+          <w:bCs/>
+        </w:rPr>
         <w:lastRenderedPageBreak/>
-        <w:t>L = Lex</w:t>
-      </w:r>
-    </w:p>
-    <w:p>
-      <w:r>
-        <w:t>P = Pahan</w:t>
-      </w:r>
-    </w:p>
-    <w:p/>
-    <w:p>
-      <w:pPr>
-        <w:pStyle w:val="ListParagraph"/>
+        <w:t>References</w:t>
+      </w:r>
+    </w:p>
+    <w:p>
+      <w:pPr>
         <w:numPr>
           <w:ilvl w:val="0"/>
-          <w:numId w:val="1"/>
+          <w:numId w:val="5"/>
         </w:numPr>
       </w:pPr>
-      <w:r>
-        <w:t>Literature Review</w:t>
-      </w:r>
-    </w:p>
-    <w:p>
-      <w:pPr>
-        <w:pStyle w:val="ListParagraph"/>
-        <w:numPr>
-          <w:ilvl w:val="1"/>
-          <w:numId w:val="1"/>
-        </w:numPr>
-      </w:pPr>
-      <w:r>
-        <w:t>L</w:t>
-      </w:r>
-      <w:r>
-        <w:t xml:space="preserve">: </w:t>
-      </w:r>
-      <w:r>
-        <w:t>Baseline model to use (</w:t>
-      </w:r>
       <w:proofErr w:type="spellStart"/>
       <w:r>
         <w:t>EEGNet</w:t>
       </w:r>
       <w:proofErr w:type="spellEnd"/>
       <w:r>
-        <w:t>)</w:t>
-      </w:r>
-    </w:p>
-    <w:p>
-      <w:pPr>
-        <w:pStyle w:val="ListParagraph"/>
-        <w:numPr>
-          <w:ilvl w:val="1"/>
-          <w:numId w:val="1"/>
-        </w:numPr>
-      </w:pPr>
-      <w:r>
-        <w:t>A</w:t>
-      </w:r>
-      <w:r>
-        <w:t xml:space="preserve">: </w:t>
-      </w:r>
-      <w:r>
-        <w:t>What is an RSNN</w:t>
-      </w:r>
-      <w:r>
-        <w:t xml:space="preserve">, </w:t>
-      </w:r>
-      <w:r>
-        <w:t>how has it been used</w:t>
-      </w:r>
-      <w:r>
-        <w:t xml:space="preserve"> in other fields, and examples of available models</w:t>
-      </w:r>
-    </w:p>
-    <w:p>
-      <w:pPr>
-        <w:pStyle w:val="ListParagraph"/>
-        <w:numPr>
-          <w:ilvl w:val="1"/>
-          <w:numId w:val="1"/>
-        </w:numPr>
-      </w:pPr>
-      <w:r>
-        <w:t>A</w:t>
-      </w:r>
-      <w:r>
-        <w:t xml:space="preserve">: </w:t>
-      </w:r>
-      <w:r>
-        <w:t>Similar models to RSNNs and how have they been used (</w:t>
-      </w:r>
-      <w:proofErr w:type="spellStart"/>
-      <w:r>
-        <w:t>Baysien</w:t>
-      </w:r>
-      <w:proofErr w:type="spellEnd"/>
-      <w:r>
-        <w:t xml:space="preserve"> machines, liquid state machines, spiking neural networks)</w:t>
-      </w:r>
-    </w:p>
-    <w:p>
-      <w:pPr>
-        <w:pStyle w:val="ListParagraph"/>
+        <w:t>: A Compact Convolutional Neural Network for EEG-based Brain-Computer Interfaces</w:t>
+      </w:r>
+    </w:p>
+    <w:p>
+      <w:pPr>
         <w:numPr>
           <w:ilvl w:val="0"/>
-          <w:numId w:val="1"/>
+          <w:numId w:val="5"/>
         </w:numPr>
       </w:pPr>
       <w:r>
-        <w:t>Initial Dataset Evaluation</w:t>
-      </w:r>
-    </w:p>
-    <w:p>
-      <w:pPr>
-        <w:pStyle w:val="ListParagraph"/>
-        <w:numPr>
-          <w:ilvl w:val="1"/>
-          <w:numId w:val="1"/>
-        </w:numPr>
-      </w:pPr>
-      <w:r>
-        <w:t>P</w:t>
-      </w:r>
-      <w:r>
-        <w:t xml:space="preserve">: </w:t>
-      </w:r>
-      <w:r>
-        <w:t>Preprocessing</w:t>
-      </w:r>
-    </w:p>
-    <w:p>
-      <w:pPr>
-        <w:pStyle w:val="ListParagraph"/>
-        <w:numPr>
-          <w:ilvl w:val="1"/>
-          <w:numId w:val="1"/>
-        </w:numPr>
-      </w:pPr>
-      <w:r>
-        <w:t>P</w:t>
-      </w:r>
-      <w:r>
-        <w:t xml:space="preserve">: </w:t>
-      </w:r>
-      <w:r>
-        <w:t>Show results of preprocessing</w:t>
-      </w:r>
-    </w:p>
-    <w:p>
-      <w:pPr>
-        <w:pStyle w:val="ListParagraph"/>
-        <w:numPr>
-          <w:ilvl w:val="1"/>
-          <w:numId w:val="1"/>
-        </w:numPr>
-      </w:pPr>
-      <w:r>
-        <w:t>P</w:t>
-      </w:r>
-      <w:r>
-        <w:t xml:space="preserve">: </w:t>
-      </w:r>
-      <w:r>
-        <w:t>Show results of dataset analysis</w:t>
-      </w:r>
-    </w:p>
-    <w:p>
-      <w:pPr>
-        <w:pStyle w:val="ListParagraph"/>
+        <w:t>A universal ANN-to-SNN framework for achieving high accuracy and low latency deep Spiking Neural Networks</w:t>
+      </w:r>
+    </w:p>
+    <w:p>
+      <w:pPr>
         <w:numPr>
           <w:ilvl w:val="0"/>
-          <w:numId w:val="1"/>
+          <w:numId w:val="5"/>
         </w:numPr>
       </w:pPr>
       <w:r>
-        <w:t>Midterm research plan</w:t>
-      </w:r>
-    </w:p>
-    <w:p>
-      <w:pPr>
-        <w:pStyle w:val="ListParagraph"/>
-        <w:numPr>
-          <w:ilvl w:val="1"/>
-          <w:numId w:val="1"/>
-        </w:numPr>
-      </w:pPr>
-      <w:r>
-        <w:t>L</w:t>
-      </w:r>
-      <w:r>
-        <w:t xml:space="preserve">: </w:t>
-      </w:r>
-      <w:r>
-        <w:t>Introduction and Motivation</w:t>
-      </w:r>
-    </w:p>
-    <w:p>
-      <w:pPr>
-        <w:pStyle w:val="ListParagraph"/>
-        <w:numPr>
-          <w:ilvl w:val="1"/>
-          <w:numId w:val="1"/>
-        </w:numPr>
-      </w:pPr>
-      <w:r>
-        <w:t>A</w:t>
-      </w:r>
-      <w:r>
-        <w:t xml:space="preserve">: </w:t>
-      </w:r>
-      <w:r>
-        <w:t>Background and Research Gap</w:t>
-      </w:r>
-    </w:p>
-    <w:p>
-      <w:pPr>
-        <w:pStyle w:val="ListParagraph"/>
-        <w:numPr>
-          <w:ilvl w:val="1"/>
-          <w:numId w:val="1"/>
-        </w:numPr>
-      </w:pPr>
-      <w:r>
-        <w:t>L</w:t>
-      </w:r>
-      <w:r>
-        <w:t xml:space="preserve">: </w:t>
-      </w:r>
-      <w:r>
-        <w:t>Dataset and Responsible Use</w:t>
-      </w:r>
-    </w:p>
-    <w:p>
-      <w:pPr>
-        <w:pStyle w:val="ListParagraph"/>
-        <w:numPr>
-          <w:ilvl w:val="1"/>
-          <w:numId w:val="1"/>
-        </w:numPr>
-      </w:pPr>
-      <w:r>
-        <w:t>L</w:t>
-      </w:r>
-      <w:r>
-        <w:t xml:space="preserve">: </w:t>
-      </w:r>
-      <w:r>
-        <w:t>Proposed Methods and Evaluation</w:t>
-      </w:r>
-    </w:p>
-    <w:p>
-      <w:pPr>
-        <w:pStyle w:val="ListParagraph"/>
-        <w:numPr>
-          <w:ilvl w:val="1"/>
-          <w:numId w:val="1"/>
-        </w:numPr>
-      </w:pPr>
-      <w:r>
-        <w:t>P</w:t>
-      </w:r>
-      <w:r>
-        <w:t xml:space="preserve">: </w:t>
-      </w:r>
-      <w:r>
-        <w:t>Preliminary Results</w:t>
-      </w:r>
-    </w:p>
-    <w:p>
-      <w:pPr>
-        <w:pStyle w:val="ListParagraph"/>
-        <w:numPr>
-          <w:ilvl w:val="1"/>
-          <w:numId w:val="1"/>
-        </w:numPr>
-      </w:pPr>
-      <w:r>
-        <w:t>L</w:t>
-      </w:r>
-      <w:r>
-        <w:t xml:space="preserve">: </w:t>
-      </w:r>
-      <w:r>
-        <w:t>Teamwork and Project Plan</w:t>
-      </w:r>
-    </w:p>
-    <w:p>
-      <w:pPr>
-        <w:pStyle w:val="ListParagraph"/>
+        <w:t>Conversion of continuous-valued deep networks to efficient event-driven networks for image classification</w:t>
+      </w:r>
+    </w:p>
+    <w:p>
+      <w:pPr>
         <w:numPr>
           <w:ilvl w:val="0"/>
-          <w:numId w:val="1"/>
+          <w:numId w:val="5"/>
         </w:numPr>
       </w:pPr>
       <w:r>
-        <w:t>Experiment</w:t>
-      </w:r>
-    </w:p>
-    <w:p>
-      <w:pPr>
-        <w:pStyle w:val="ListParagraph"/>
-        <w:numPr>
-          <w:ilvl w:val="1"/>
-          <w:numId w:val="1"/>
-        </w:numPr>
-      </w:pPr>
-      <w:r>
-        <w:t>A</w:t>
-      </w:r>
-      <w:r>
-        <w:t xml:space="preserve">: </w:t>
-      </w:r>
-      <w:r>
-        <w:t>Pick metrics to compare the two models</w:t>
-      </w:r>
-    </w:p>
-    <w:p>
-      <w:pPr>
-        <w:pStyle w:val="ListParagraph"/>
-        <w:numPr>
-          <w:ilvl w:val="1"/>
-          <w:numId w:val="1"/>
-        </w:numPr>
-      </w:pPr>
-      <w:r>
-        <w:t>L</w:t>
-      </w:r>
-      <w:r>
-        <w:t xml:space="preserve">: </w:t>
-      </w:r>
-      <w:r>
-        <w:t>Pick baseline model to compare against</w:t>
-      </w:r>
-    </w:p>
-    <w:p>
-      <w:pPr>
-        <w:pStyle w:val="ListParagraph"/>
-        <w:numPr>
-          <w:ilvl w:val="1"/>
-          <w:numId w:val="1"/>
-        </w:numPr>
-      </w:pPr>
-      <w:r>
-        <w:t>L</w:t>
-      </w:r>
-      <w:r>
-        <w:t xml:space="preserve">: </w:t>
-      </w:r>
-      <w:r>
-        <w:t>Setup our own RSNN</w:t>
-      </w:r>
-    </w:p>
-    <w:p>
-      <w:pPr>
-        <w:pStyle w:val="ListParagraph"/>
-        <w:numPr>
-          <w:ilvl w:val="1"/>
-          <w:numId w:val="1"/>
-        </w:numPr>
-      </w:pPr>
-      <w:r>
-        <w:t>L</w:t>
-      </w:r>
-      <w:r>
-        <w:t xml:space="preserve">: </w:t>
-      </w:r>
-      <w:r>
-        <w:t>Train both models</w:t>
-      </w:r>
-    </w:p>
-    <w:p>
-      <w:pPr>
-        <w:pStyle w:val="ListParagraph"/>
-        <w:numPr>
-          <w:ilvl w:val="1"/>
-          <w:numId w:val="1"/>
-        </w:numPr>
-      </w:pPr>
-      <w:r>
-        <w:t>P</w:t>
-      </w:r>
-      <w:r>
-        <w:t xml:space="preserve">: </w:t>
-      </w:r>
-      <w:r>
-        <w:t>Compare results</w:t>
-      </w:r>
-    </w:p>
-    <w:p>
-      <w:pPr>
-        <w:pStyle w:val="ListParagraph"/>
+        <w:t>Physics-Informed Attention Temporal Convolutional Network for EEG-Based Motor Imagery Classification (</w:t>
+      </w:r>
+      <w:proofErr w:type="spellStart"/>
+      <w:r>
+        <w:t>ATCNet</w:t>
+      </w:r>
+      <w:proofErr w:type="spellEnd"/>
+      <w:r>
+        <w:t>)</w:t>
+      </w:r>
+    </w:p>
+    <w:p>
+      <w:pPr>
         <w:numPr>
           <w:ilvl w:val="0"/>
-          <w:numId w:val="1"/>
+          <w:numId w:val="5"/>
         </w:numPr>
       </w:pPr>
       <w:r>
-        <w:t>Write research paper</w:t>
-      </w:r>
-    </w:p>
-    <w:p>
-      <w:pPr>
-        <w:pStyle w:val="ListParagraph"/>
-        <w:numPr>
-          <w:ilvl w:val="1"/>
-          <w:numId w:val="1"/>
-        </w:numPr>
-      </w:pPr>
-      <w:r>
-        <w:t>L</w:t>
-      </w:r>
-      <w:r>
-        <w:t xml:space="preserve">: </w:t>
-      </w:r>
-      <w:r>
-        <w:t>Introduction</w:t>
-      </w:r>
-    </w:p>
-    <w:p>
-      <w:pPr>
-        <w:pStyle w:val="ListParagraph"/>
-        <w:numPr>
-          <w:ilvl w:val="1"/>
-          <w:numId w:val="1"/>
-        </w:numPr>
-      </w:pPr>
-      <w:r>
-        <w:t>A</w:t>
-      </w:r>
-      <w:r>
-        <w:t xml:space="preserve">: </w:t>
-      </w:r>
-      <w:r>
-        <w:t>Dataset and Methods</w:t>
-      </w:r>
-    </w:p>
-    <w:p>
-      <w:pPr>
-        <w:pStyle w:val="ListParagraph"/>
-        <w:numPr>
-          <w:ilvl w:val="1"/>
-          <w:numId w:val="1"/>
-        </w:numPr>
-      </w:pPr>
-      <w:r>
-        <w:t>L</w:t>
-      </w:r>
-      <w:r>
-        <w:t xml:space="preserve">: </w:t>
-      </w:r>
-      <w:r>
-        <w:t>Results</w:t>
-      </w:r>
-    </w:p>
-    <w:p>
-      <w:pPr>
-        <w:pStyle w:val="ListParagraph"/>
-        <w:numPr>
-          <w:ilvl w:val="1"/>
-          <w:numId w:val="1"/>
-        </w:numPr>
-      </w:pPr>
-      <w:r>
-        <w:t>P</w:t>
-      </w:r>
-      <w:r>
-        <w:t xml:space="preserve">: </w:t>
-      </w:r>
-      <w:r>
-        <w:t>Discussion</w:t>
-      </w:r>
-    </w:p>
-    <w:p>
-      <w:pPr>
-        <w:pStyle w:val="ListParagraph"/>
-        <w:numPr>
-          <w:ilvl w:val="1"/>
-          <w:numId w:val="1"/>
-        </w:numPr>
-      </w:pPr>
-      <w:r>
-        <w:t>L</w:t>
-      </w:r>
-      <w:r>
-        <w:t xml:space="preserve">: </w:t>
-      </w:r>
-      <w:r>
-        <w:t>Conclusion</w:t>
-      </w:r>
-    </w:p>
-    <w:p>
-      <w:pPr>
-        <w:pStyle w:val="ListParagraph"/>
+        <w:t>EEG Conformer: Convolutional Transformer for EEG Decoding and Visualization</w:t>
+      </w:r>
+    </w:p>
+    <w:p>
+      <w:pPr>
         <w:numPr>
           <w:ilvl w:val="0"/>
-          <w:numId w:val="1"/>
+          <w:numId w:val="5"/>
         </w:numPr>
       </w:pPr>
-      <w:r>
-        <w:t>Oral presentation</w:t>
-      </w:r>
-    </w:p>
-    <w:p>
-      <w:pPr>
-        <w:pStyle w:val="ListParagraph"/>
-        <w:numPr>
-          <w:ilvl w:val="1"/>
-          <w:numId w:val="1"/>
-        </w:numPr>
-      </w:pPr>
-      <w:r>
-        <w:t>L</w:t>
-      </w:r>
-      <w:r>
-        <w:t>: Problem and Research Question</w:t>
-      </w:r>
-    </w:p>
-    <w:p>
-      <w:pPr>
-        <w:pStyle w:val="ListParagraph"/>
-        <w:numPr>
-          <w:ilvl w:val="1"/>
-          <w:numId w:val="1"/>
-        </w:numPr>
-      </w:pPr>
-      <w:r>
-        <w:t>P</w:t>
-      </w:r>
-      <w:r>
-        <w:t>: Dataset and Independent Case</w:t>
-      </w:r>
-    </w:p>
-    <w:p>
-      <w:pPr>
-        <w:pStyle w:val="ListParagraph"/>
-        <w:numPr>
-          <w:ilvl w:val="1"/>
-          <w:numId w:val="1"/>
-        </w:numPr>
-      </w:pPr>
-      <w:r>
-        <w:t>P</w:t>
-      </w:r>
-      <w:r>
-        <w:t>: Completed Analysis Workflow</w:t>
-      </w:r>
-    </w:p>
-    <w:p>
-      <w:pPr>
-        <w:pStyle w:val="ListParagraph"/>
-        <w:numPr>
-          <w:ilvl w:val="1"/>
-          <w:numId w:val="1"/>
-        </w:numPr>
-      </w:pPr>
-      <w:r>
-        <w:t>A</w:t>
-      </w:r>
-      <w:r>
-        <w:t>: Results</w:t>
-      </w:r>
-    </w:p>
-    <w:p>
-      <w:pPr>
-        <w:pStyle w:val="ListParagraph"/>
-        <w:numPr>
-          <w:ilvl w:val="1"/>
-          <w:numId w:val="1"/>
-        </w:numPr>
-      </w:pPr>
-      <w:r>
-        <w:t>A</w:t>
-      </w:r>
-      <w:r>
-        <w:t>: Limitations and Next Steps</w:t>
-      </w:r>
-    </w:p>
-    <w:p>
-      <w:pPr>
-        <w:pStyle w:val="ListParagraph"/>
-        <w:numPr>
-          <w:ilvl w:val="1"/>
-          <w:numId w:val="1"/>
-        </w:numPr>
-      </w:pPr>
-      <w:r>
-        <w:t>L</w:t>
-      </w:r>
-      <w:r>
-        <w:t>: Final Interpretation and Biomedical Relevance</w:t>
-      </w:r>
-    </w:p>
-    <w:p>
-      <w:pPr>
-        <w:pStyle w:val="ListParagraph"/>
+      <w:proofErr w:type="spellStart"/>
+      <w:r>
+        <w:t>FBCNet</w:t>
+      </w:r>
+      <w:proofErr w:type="spellEnd"/>
+      <w:r>
+        <w:t>: A Multi-view Convolutional Neural Network for Brain-Computer Interface (Mane et al.)</w:t>
+      </w:r>
+    </w:p>
+    <w:p>
+      <w:pPr>
         <w:numPr>
           <w:ilvl w:val="0"/>
-          <w:numId w:val="1"/>
+          <w:numId w:val="5"/>
         </w:numPr>
       </w:pPr>
       <w:r>
-        <w:t xml:space="preserve">Document </w:t>
+        <w:t>Review of the BCI Competition IV (</w:t>
       </w:r>
       <w:proofErr w:type="spellStart"/>
       <w:r>
-        <w:t>Github</w:t>
+        <w:t>Tangermann</w:t>
       </w:r>
       <w:proofErr w:type="spellEnd"/>
       <w:r>
-        <w:t xml:space="preserve"> (ongoing effort)</w:t>
-      </w:r>
-    </w:p>
-    <w:p>
-      <w:pPr>
-        <w:pStyle w:val="ListParagraph"/>
+        <w:t xml:space="preserve"> et al., 2012)</w:t>
+      </w:r>
+    </w:p>
+    <w:p>
+      <w:pPr>
         <w:numPr>
-          <w:ilvl w:val="1"/>
-          <w:numId w:val="1"/>
+          <w:ilvl w:val="0"/>
+          <w:numId w:val="5"/>
         </w:numPr>
       </w:pPr>
       <w:r>
-        <w:t>L</w:t>
-      </w:r>
-      <w:r>
-        <w:t>: Clean up end documentation</w:t>
-      </w:r>
-    </w:p>
+        <w:t>BCI Competition 2008 – Graz data set A (Brunner et al.)</w:t>
+      </w:r>
+    </w:p>
+    <w:p>
+      <w:pPr>
+        <w:numPr>
+          <w:ilvl w:val="0"/>
+          <w:numId w:val="5"/>
+        </w:numPr>
+      </w:pPr>
+      <w:r>
+        <w:t>MOABB: Mother of All BCI Benchmarks</w:t>
+      </w:r>
+    </w:p>
+    <w:p>
+      <w:pPr>
+        <w:numPr>
+          <w:ilvl w:val="0"/>
+          <w:numId w:val="5"/>
+        </w:numPr>
+      </w:pPr>
+      <w:r>
+        <w:t>Exceeding chance level by chance: The caveat of theoretical chance levels in brain signal classification and statistical assessment of decoding accuracy</w:t>
+      </w:r>
+    </w:p>
+    <w:p/>
+    <w:p/>
     <w:sectPr>
       <w:pgSz w:w="12240" w:h="15840"/>
       <w:pgMar w:top="1440" w:right="1440" w:bottom="1440" w:left="1440" w:header="708" w:footer="708" w:gutter="0"/>
@@ -792,6 +1046,294 @@
 <file path=word/numbering.xml><?xml version="1.0" encoding="utf-8"?>
 <w:numbering xmlns:wpc="http://schemas.microsoft.com/office/word/2010/wordprocessingCanvas" xmlns:cx="http://schemas.microsoft.com/office/drawing/2014/chartex" xmlns:cx1="http://schemas.microsoft.com/office/drawing/2015/9/8/chartex" xmlns:cx2="http://schemas.microsoft.com/office/drawing/2015/10/21/chartex" xmlns:cx3="http://schemas.microsoft.com/office/drawing/2016/5/9/chartex" xmlns:cx4="http://schemas.microsoft.com/office/drawing/2016/5/10/chartex" xmlns:cx5="http://schemas.microsoft.com/office/drawing/2016/5/11/chartex" xmlns:cx6="http://schemas.microsoft.com/office/drawing/2016/5/12/chartex" xmlns:cx7="http://schemas.microsoft.com/office/drawing/2016/5/13/chartex" xmlns:cx8="http://schemas.microsoft.com/office/drawing/2016/5/14/chartex" xmlns:mc="http://schemas.openxmlformats.org/markup-compatibility/2006" xmlns:aink="http://schemas.microsoft.com/office/drawing/2016/ink" xmlns:am3d="http://schemas.microsoft.com/office/drawing/2017/model3d" xmlns:o="urn:schemas-microsoft-com:office:office" xmlns:oel="http://schemas.microsoft.com/office/2019/extlst" xmlns:r="http://schemas.openxmlformats.org/officeDocument/2006/relationships" xmlns:m="http://schemas.openxmlformats.org/officeDocument/2006/math" xmlns:v="urn:schemas-microsoft-com:vml" xmlns:wp14="http://schemas.microsoft.com/office/word/2010/wordprocessingDrawing" xmlns:wp="http://schemas.openxmlformats.org/drawingml/2006/wordprocessingDrawing" xmlns:w10="urn:schemas-microsoft-com:office:word" xmlns:w="http://schemas.openxmlformats.org/wordprocessingml/2006/main" xmlns:w14="http://schemas.microsoft.com/office/word/2010/wordml" xmlns:w15="http://schemas.microsoft.com/office/word/2012/wordml" xmlns:w16cex="http://schemas.microsoft.com/office/word/2018/wordml/cex" xmlns:w16cid="http://schemas.microsoft.com/office/word/2016/wordml/cid" xmlns:w16="http://schemas.microsoft.com/office/word/2018/wordml" xmlns:w16du="http://schemas.microsoft.com/office/word/2023/wordml/word16du" xmlns:w16sdtdh="http://schemas.microsoft.com/office/word/2020/wordml/sdtdatahash" xmlns:w16sdtfl="http://schemas.microsoft.com/office/word/2024/wordml/sdtformatlock" xmlns:w16se="http://schemas.microsoft.com/office/word/2015/wordml/symex" xmlns:wpg="http://schemas.microsoft.com/office/word/2010/wordprocessingGroup" xmlns:wpi="http://schemas.microsoft.com/office/word/2010/wordprocessingInk" xmlns:wne="http://schemas.microsoft.com/office/word/2006/wordml" xmlns:wps="http://schemas.microsoft.com/office/word/2010/wordprocessingShape" mc:Ignorable="w14 w15 w16se w16cid w16 w16cex w16sdtdh w16sdtfl w16du wp14">
   <w:abstractNum w:abstractNumId="0" w15:restartNumberingAfterBreak="0">
+    <w:nsid w:val="22205029"/>
+    <w:multiLevelType w:val="multilevel"/>
+    <w:tmpl w:val="0EB0CAB8"/>
+    <w:lvl w:ilvl="0">
+      <w:start w:val="1"/>
+      <w:numFmt w:val="decimal"/>
+      <w:lvlText w:val="%1."/>
+      <w:lvlJc w:val="left"/>
+      <w:pPr>
+        <w:tabs>
+          <w:tab w:val="num" w:pos="720"/>
+        </w:tabs>
+        <w:ind w:left="720" w:hanging="360"/>
+      </w:pPr>
+    </w:lvl>
+    <w:lvl w:ilvl="1" w:tentative="1">
+      <w:start w:val="1"/>
+      <w:numFmt w:val="decimal"/>
+      <w:lvlText w:val="%2."/>
+      <w:lvlJc w:val="left"/>
+      <w:pPr>
+        <w:tabs>
+          <w:tab w:val="num" w:pos="1440"/>
+        </w:tabs>
+        <w:ind w:left="1440" w:hanging="360"/>
+      </w:pPr>
+    </w:lvl>
+    <w:lvl w:ilvl="2" w:tentative="1">
+      <w:start w:val="1"/>
+      <w:numFmt w:val="decimal"/>
+      <w:lvlText w:val="%3."/>
+      <w:lvlJc w:val="left"/>
+      <w:pPr>
+        <w:tabs>
+          <w:tab w:val="num" w:pos="2160"/>
+        </w:tabs>
+        <w:ind w:left="2160" w:hanging="360"/>
+      </w:pPr>
+    </w:lvl>
+    <w:lvl w:ilvl="3" w:tentative="1">
+      <w:start w:val="1"/>
+      <w:numFmt w:val="decimal"/>
+      <w:lvlText w:val="%4."/>
+      <w:lvlJc w:val="left"/>
+      <w:pPr>
+        <w:tabs>
+          <w:tab w:val="num" w:pos="2880"/>
+        </w:tabs>
+        <w:ind w:left="2880" w:hanging="360"/>
+      </w:pPr>
+    </w:lvl>
+    <w:lvl w:ilvl="4" w:tentative="1">
+      <w:start w:val="1"/>
+      <w:numFmt w:val="decimal"/>
+      <w:lvlText w:val="%5."/>
+      <w:lvlJc w:val="left"/>
+      <w:pPr>
+        <w:tabs>
+          <w:tab w:val="num" w:pos="3600"/>
+        </w:tabs>
+        <w:ind w:left="3600" w:hanging="360"/>
+      </w:pPr>
+    </w:lvl>
+    <w:lvl w:ilvl="5" w:tentative="1">
+      <w:start w:val="1"/>
+      <w:numFmt w:val="decimal"/>
+      <w:lvlText w:val="%6."/>
+      <w:lvlJc w:val="left"/>
+      <w:pPr>
+        <w:tabs>
+          <w:tab w:val="num" w:pos="4320"/>
+        </w:tabs>
+        <w:ind w:left="4320" w:hanging="360"/>
+      </w:pPr>
+    </w:lvl>
+    <w:lvl w:ilvl="6" w:tentative="1">
+      <w:start w:val="1"/>
+      <w:numFmt w:val="decimal"/>
+      <w:lvlText w:val="%7."/>
+      <w:lvlJc w:val="left"/>
+      <w:pPr>
+        <w:tabs>
+          <w:tab w:val="num" w:pos="5040"/>
+        </w:tabs>
+        <w:ind w:left="5040" w:hanging="360"/>
+      </w:pPr>
+    </w:lvl>
+    <w:lvl w:ilvl="7" w:tentative="1">
+      <w:start w:val="1"/>
+      <w:numFmt w:val="decimal"/>
+      <w:lvlText w:val="%8."/>
+      <w:lvlJc w:val="left"/>
+      <w:pPr>
+        <w:tabs>
+          <w:tab w:val="num" w:pos="5760"/>
+        </w:tabs>
+        <w:ind w:left="5760" w:hanging="360"/>
+      </w:pPr>
+    </w:lvl>
+    <w:lvl w:ilvl="8" w:tentative="1">
+      <w:start w:val="1"/>
+      <w:numFmt w:val="decimal"/>
+      <w:lvlText w:val="%9."/>
+      <w:lvlJc w:val="left"/>
+      <w:pPr>
+        <w:tabs>
+          <w:tab w:val="num" w:pos="6480"/>
+        </w:tabs>
+        <w:ind w:left="6480" w:hanging="360"/>
+      </w:pPr>
+    </w:lvl>
+  </w:abstractNum>
+  <w:abstractNum w:abstractNumId="1" w15:restartNumberingAfterBreak="0">
+    <w:nsid w:val="64D63336"/>
+    <w:multiLevelType w:val="hybridMultilevel"/>
+    <w:tmpl w:val="45E82ED2"/>
+    <w:lvl w:ilvl="0" w:tplc="1009000F">
+      <w:start w:val="1"/>
+      <w:numFmt w:val="decimal"/>
+      <w:lvlText w:val="%1."/>
+      <w:lvlJc w:val="left"/>
+      <w:pPr>
+        <w:ind w:left="720" w:hanging="360"/>
+      </w:pPr>
+      <w:rPr>
+        <w:rFonts w:hint="default"/>
+      </w:rPr>
+    </w:lvl>
+    <w:lvl w:ilvl="1" w:tplc="10090019" w:tentative="1">
+      <w:start w:val="1"/>
+      <w:numFmt w:val="lowerLetter"/>
+      <w:lvlText w:val="%2."/>
+      <w:lvlJc w:val="left"/>
+      <w:pPr>
+        <w:ind w:left="1440" w:hanging="360"/>
+      </w:pPr>
+    </w:lvl>
+    <w:lvl w:ilvl="2" w:tplc="1009001B" w:tentative="1">
+      <w:start w:val="1"/>
+      <w:numFmt w:val="lowerRoman"/>
+      <w:lvlText w:val="%3."/>
+      <w:lvlJc w:val="right"/>
+      <w:pPr>
+        <w:ind w:left="2160" w:hanging="180"/>
+      </w:pPr>
+    </w:lvl>
+    <w:lvl w:ilvl="3" w:tplc="1009000F" w:tentative="1">
+      <w:start w:val="1"/>
+      <w:numFmt w:val="decimal"/>
+      <w:lvlText w:val="%4."/>
+      <w:lvlJc w:val="left"/>
+      <w:pPr>
+        <w:ind w:left="2880" w:hanging="360"/>
+      </w:pPr>
+    </w:lvl>
+    <w:lvl w:ilvl="4" w:tplc="10090019" w:tentative="1">
+      <w:start w:val="1"/>
+      <w:numFmt w:val="lowerLetter"/>
+      <w:lvlText w:val="%5."/>
+      <w:lvlJc w:val="left"/>
+      <w:pPr>
+        <w:ind w:left="3600" w:hanging="360"/>
+      </w:pPr>
+    </w:lvl>
+    <w:lvl w:ilvl="5" w:tplc="1009001B" w:tentative="1">
+      <w:start w:val="1"/>
+      <w:numFmt w:val="lowerRoman"/>
+      <w:lvlText w:val="%6."/>
+      <w:lvlJc w:val="right"/>
+      <w:pPr>
+        <w:ind w:left="4320" w:hanging="180"/>
+      </w:pPr>
+    </w:lvl>
+    <w:lvl w:ilvl="6" w:tplc="1009000F" w:tentative="1">
+      <w:start w:val="1"/>
+      <w:numFmt w:val="decimal"/>
+      <w:lvlText w:val="%7."/>
+      <w:lvlJc w:val="left"/>
+      <w:pPr>
+        <w:ind w:left="5040" w:hanging="360"/>
+      </w:pPr>
+    </w:lvl>
+    <w:lvl w:ilvl="7" w:tplc="10090019" w:tentative="1">
+      <w:start w:val="1"/>
+      <w:numFmt w:val="lowerLetter"/>
+      <w:lvlText w:val="%8."/>
+      <w:lvlJc w:val="left"/>
+      <w:pPr>
+        <w:ind w:left="5760" w:hanging="360"/>
+      </w:pPr>
+    </w:lvl>
+    <w:lvl w:ilvl="8" w:tplc="1009001B" w:tentative="1">
+      <w:start w:val="1"/>
+      <w:numFmt w:val="lowerRoman"/>
+      <w:lvlText w:val="%9."/>
+      <w:lvlJc w:val="right"/>
+      <w:pPr>
+        <w:ind w:left="6480" w:hanging="180"/>
+      </w:pPr>
+    </w:lvl>
+  </w:abstractNum>
+  <w:abstractNum w:abstractNumId="2" w15:restartNumberingAfterBreak="0">
+    <w:nsid w:val="7651577F"/>
+    <w:multiLevelType w:val="hybridMultilevel"/>
+    <w:tmpl w:val="EF52CCD2"/>
+    <w:lvl w:ilvl="0" w:tplc="1009000F">
+      <w:start w:val="1"/>
+      <w:numFmt w:val="decimal"/>
+      <w:lvlText w:val="%1."/>
+      <w:lvlJc w:val="left"/>
+      <w:pPr>
+        <w:ind w:left="720" w:hanging="360"/>
+      </w:pPr>
+    </w:lvl>
+    <w:lvl w:ilvl="1" w:tplc="10090019" w:tentative="1">
+      <w:start w:val="1"/>
+      <w:numFmt w:val="lowerLetter"/>
+      <w:lvlText w:val="%2."/>
+      <w:lvlJc w:val="left"/>
+      <w:pPr>
+        <w:ind w:left="1440" w:hanging="360"/>
+      </w:pPr>
+    </w:lvl>
+    <w:lvl w:ilvl="2" w:tplc="1009001B" w:tentative="1">
+      <w:start w:val="1"/>
+      <w:numFmt w:val="lowerRoman"/>
+      <w:lvlText w:val="%3."/>
+      <w:lvlJc w:val="right"/>
+      <w:pPr>
+        <w:ind w:left="2160" w:hanging="180"/>
+      </w:pPr>
+    </w:lvl>
+    <w:lvl w:ilvl="3" w:tplc="1009000F" w:tentative="1">
+      <w:start w:val="1"/>
+      <w:numFmt w:val="decimal"/>
+      <w:lvlText w:val="%4."/>
+      <w:lvlJc w:val="left"/>
+      <w:pPr>
+        <w:ind w:left="2880" w:hanging="360"/>
+      </w:pPr>
+    </w:lvl>
+    <w:lvl w:ilvl="4" w:tplc="10090019" w:tentative="1">
+      <w:start w:val="1"/>
+      <w:numFmt w:val="lowerLetter"/>
+      <w:lvlText w:val="%5."/>
+      <w:lvlJc w:val="left"/>
+      <w:pPr>
+        <w:ind w:left="3600" w:hanging="360"/>
+      </w:pPr>
+    </w:lvl>
+    <w:lvl w:ilvl="5" w:tplc="1009001B" w:tentative="1">
+      <w:start w:val="1"/>
+      <w:numFmt w:val="lowerRoman"/>
+      <w:lvlText w:val="%6."/>
+      <w:lvlJc w:val="right"/>
+      <w:pPr>
+        <w:ind w:left="4320" w:hanging="180"/>
+      </w:pPr>
+    </w:lvl>
+    <w:lvl w:ilvl="6" w:tplc="1009000F" w:tentative="1">
+      <w:start w:val="1"/>
+      <w:numFmt w:val="decimal"/>
+      <w:lvlText w:val="%7."/>
+      <w:lvlJc w:val="left"/>
+      <w:pPr>
+        <w:ind w:left="5040" w:hanging="360"/>
+      </w:pPr>
+    </w:lvl>
+    <w:lvl w:ilvl="7" w:tplc="10090019" w:tentative="1">
+      <w:start w:val="1"/>
+      <w:numFmt w:val="lowerLetter"/>
+      <w:lvlText w:val="%8."/>
+      <w:lvlJc w:val="left"/>
+      <w:pPr>
+        <w:ind w:left="5760" w:hanging="360"/>
+      </w:pPr>
+    </w:lvl>
+    <w:lvl w:ilvl="8" w:tplc="1009001B" w:tentative="1">
+      <w:start w:val="1"/>
+      <w:numFmt w:val="lowerRoman"/>
+      <w:lvlText w:val="%9."/>
+      <w:lvlJc w:val="right"/>
+      <w:pPr>
+        <w:ind w:left="6480" w:hanging="180"/>
+      </w:pPr>
+    </w:lvl>
+  </w:abstractNum>
+  <w:abstractNum w:abstractNumId="3" w15:restartNumberingAfterBreak="0">
     <w:nsid w:val="7C6C0BB5"/>
     <w:multiLevelType w:val="hybridMultilevel"/>
     <w:tmpl w:val="1A884E48"/>
@@ -903,8 +1445,133 @@
       </w:rPr>
     </w:lvl>
   </w:abstractNum>
+  <w:abstractNum w:abstractNumId="4" w15:restartNumberingAfterBreak="0">
+    <w:nsid w:val="7F330EB3"/>
+    <w:multiLevelType w:val="multilevel"/>
+    <w:tmpl w:val="126E76BE"/>
+    <w:lvl w:ilvl="0">
+      <w:start w:val="1"/>
+      <w:numFmt w:val="decimal"/>
+      <w:lvlText w:val="%1."/>
+      <w:lvlJc w:val="left"/>
+      <w:pPr>
+        <w:tabs>
+          <w:tab w:val="num" w:pos="720"/>
+        </w:tabs>
+        <w:ind w:left="720" w:hanging="360"/>
+      </w:pPr>
+    </w:lvl>
+    <w:lvl w:ilvl="1" w:tentative="1">
+      <w:start w:val="1"/>
+      <w:numFmt w:val="decimal"/>
+      <w:lvlText w:val="%2."/>
+      <w:lvlJc w:val="left"/>
+      <w:pPr>
+        <w:tabs>
+          <w:tab w:val="num" w:pos="1440"/>
+        </w:tabs>
+        <w:ind w:left="1440" w:hanging="360"/>
+      </w:pPr>
+    </w:lvl>
+    <w:lvl w:ilvl="2" w:tentative="1">
+      <w:start w:val="1"/>
+      <w:numFmt w:val="decimal"/>
+      <w:lvlText w:val="%3."/>
+      <w:lvlJc w:val="left"/>
+      <w:pPr>
+        <w:tabs>
+          <w:tab w:val="num" w:pos="2160"/>
+        </w:tabs>
+        <w:ind w:left="2160" w:hanging="360"/>
+      </w:pPr>
+    </w:lvl>
+    <w:lvl w:ilvl="3" w:tentative="1">
+      <w:start w:val="1"/>
+      <w:numFmt w:val="decimal"/>
+      <w:lvlText w:val="%4."/>
+      <w:lvlJc w:val="left"/>
+      <w:pPr>
+        <w:tabs>
+          <w:tab w:val="num" w:pos="2880"/>
+        </w:tabs>
+        <w:ind w:left="2880" w:hanging="360"/>
+      </w:pPr>
+    </w:lvl>
+    <w:lvl w:ilvl="4" w:tentative="1">
+      <w:start w:val="1"/>
+      <w:numFmt w:val="decimal"/>
+      <w:lvlText w:val="%5."/>
+      <w:lvlJc w:val="left"/>
+      <w:pPr>
+        <w:tabs>
+          <w:tab w:val="num" w:pos="3600"/>
+        </w:tabs>
+        <w:ind w:left="3600" w:hanging="360"/>
+      </w:pPr>
+    </w:lvl>
+    <w:lvl w:ilvl="5" w:tentative="1">
+      <w:start w:val="1"/>
+      <w:numFmt w:val="decimal"/>
+      <w:lvlText w:val="%6."/>
+      <w:lvlJc w:val="left"/>
+      <w:pPr>
+        <w:tabs>
+          <w:tab w:val="num" w:pos="4320"/>
+        </w:tabs>
+        <w:ind w:left="4320" w:hanging="360"/>
+      </w:pPr>
+    </w:lvl>
+    <w:lvl w:ilvl="6" w:tentative="1">
+      <w:start w:val="1"/>
+      <w:numFmt w:val="decimal"/>
+      <w:lvlText w:val="%7."/>
+      <w:lvlJc w:val="left"/>
+      <w:pPr>
+        <w:tabs>
+          <w:tab w:val="num" w:pos="5040"/>
+        </w:tabs>
+        <w:ind w:left="5040" w:hanging="360"/>
+      </w:pPr>
+    </w:lvl>
+    <w:lvl w:ilvl="7" w:tentative="1">
+      <w:start w:val="1"/>
+      <w:numFmt w:val="decimal"/>
+      <w:lvlText w:val="%8."/>
+      <w:lvlJc w:val="left"/>
+      <w:pPr>
+        <w:tabs>
+          <w:tab w:val="num" w:pos="5760"/>
+        </w:tabs>
+        <w:ind w:left="5760" w:hanging="360"/>
+      </w:pPr>
+    </w:lvl>
+    <w:lvl w:ilvl="8" w:tentative="1">
+      <w:start w:val="1"/>
+      <w:numFmt w:val="decimal"/>
+      <w:lvlText w:val="%9."/>
+      <w:lvlJc w:val="left"/>
+      <w:pPr>
+        <w:tabs>
+          <w:tab w:val="num" w:pos="6480"/>
+        </w:tabs>
+        <w:ind w:left="6480" w:hanging="360"/>
+      </w:pPr>
+    </w:lvl>
+  </w:abstractNum>
   <w:num w:numId="1" w16cid:durableId="1467773199">
+    <w:abstractNumId w:val="3"/>
+  </w:num>
+  <w:num w:numId="2" w16cid:durableId="1524634861">
+    <w:abstractNumId w:val="2"/>
+  </w:num>
+  <w:num w:numId="3" w16cid:durableId="1072696323">
     <w:abstractNumId w:val="0"/>
+  </w:num>
+  <w:num w:numId="4" w16cid:durableId="589045639">
+    <w:abstractNumId w:val="1"/>
+  </w:num>
+  <w:num w:numId="5" w16cid:durableId="1575701206">
+    <w:abstractNumId w:val="4"/>
   </w:num>
 </w:numbering>
 </file>
@@ -1512,7 +2179,6 @@
   <w:style w:type="character" w:default="1" w:styleId="DefaultParagraphFont">
     <w:name w:val="Default Paragraph Font"/>
     <w:uiPriority w:val="1"/>
-    <w:semiHidden/>
     <w:unhideWhenUsed/>
   </w:style>
   <w:style w:type="table" w:default="1" w:styleId="TableNormal">
@@ -1825,6 +2491,48 @@
       <w:color w:val="0F4761" w:themeColor="accent1" w:themeShade="BF"/>
       <w:spacing w:val="5"/>
     </w:rPr>
+  </w:style>
+  <w:style w:type="character" w:styleId="Hyperlink">
+    <w:name w:val="Hyperlink"/>
+    <w:basedOn w:val="DefaultParagraphFont"/>
+    <w:uiPriority w:val="99"/>
+    <w:unhideWhenUsed/>
+    <w:rsid w:val="00B12454"/>
+    <w:rPr>
+      <w:color w:val="467886" w:themeColor="hyperlink"/>
+      <w:u w:val="single"/>
+    </w:rPr>
+  </w:style>
+  <w:style w:type="character" w:styleId="UnresolvedMention">
+    <w:name w:val="Unresolved Mention"/>
+    <w:basedOn w:val="DefaultParagraphFont"/>
+    <w:uiPriority w:val="99"/>
+    <w:semiHidden/>
+    <w:unhideWhenUsed/>
+    <w:rsid w:val="00B12454"/>
+    <w:rPr>
+      <w:color w:val="605E5C"/>
+      <w:shd w:val="clear" w:color="auto" w:fill="E1DFDD"/>
+    </w:rPr>
+  </w:style>
+  <w:style w:type="table" w:styleId="TableGrid">
+    <w:name w:val="Table Grid"/>
+    <w:basedOn w:val="TableNormal"/>
+    <w:uiPriority w:val="39"/>
+    <w:rsid w:val="00F568B7"/>
+    <w:pPr>
+      <w:spacing w:after="0" w:line="240" w:lineRule="auto"/>
+    </w:pPr>
+    <w:tblPr>
+      <w:tblBorders>
+        <w:top w:val="single" w:sz="4" w:space="0" w:color="auto"/>
+        <w:left w:val="single" w:sz="4" w:space="0" w:color="auto"/>
+        <w:bottom w:val="single" w:sz="4" w:space="0" w:color="auto"/>
+        <w:right w:val="single" w:sz="4" w:space="0" w:color="auto"/>
+        <w:insideH w:val="single" w:sz="4" w:space="0" w:color="auto"/>
+        <w:insideV w:val="single" w:sz="4" w:space="0" w:color="auto"/>
+      </w:tblBorders>
+    </w:tblPr>
   </w:style>
 </w:styles>
 </file>

--- a/BMEN 600 Midterm Research Plan Group 11.docx
+++ b/BMEN 600 Midterm Research Plan Group 11.docx
@@ -20,7 +20,11 @@
     </w:p>
     <w:p>
       <w:r>
-        <w:t xml:space="preserve">People with complex mobility needs often have limited personal freedom, and restoring independence is a central goal of assistive technology. Brain-computer interfaces (BCIs) that decode electroencephalography (EEG) signals could let these users control mobility devices and other assistive technologies directly, yet low decoding accuracy remains an unsolved barrier to reliable real-world use [cite]. Decoding is difficult because EEG has a low signal-to-noise ratio, is non-stationary within and across sessions, varies substantially between individuals, and is typically recorded in small datasets. We hypothesize that recurrent spiking neural networks (RSNNs) are well suited to this problem because their architecture more closely resembles the circuits that generate the signal. EEG reflects the summed activity of large populations of cortical neurons, which are densely and recurrently connected, and this recurrence is thought to support temporal integration, short-term memory of recent input, and activity across multiple timescales. Spiking neural networks (SNNs) capture part of this biology through the membrane potential, which gives each neuron a form of intra-neuron memory, and through event-driven spiking that suits low-power embedded BCIs. However, feedforward SNNs lack the recurrent connections between neurons that characterize biological networks, so any temporal context must be carried by single-neuron dynamics alone. RSNNs add this inter-neuron recurrence, so we expect them to model the temporal structure of EEG more faithfully and to be more robust to its noise and variability than feedforward SNNs. Despite this rationale, RSNNs have rarely been applied to EEG decoding; the closest work we identified, </w:t>
+        <w:t>People with complex mobility needs often have limited personal freedom, and restoring independence is a central goal of assistive technology. Brain-computer interfaces (BCIs) that decode electroencephalography (EEG) signals could let these users control mobility devices and other assistive technologies directly, yet low decoding accuracy remains an unsolved barrier to reliable real-world use [1]</w:t>
+      </w:r>
+      <w:r/>
+      <w:r>
+        <w:t xml:space="preserve">. Decoding is difficult because EEG has a low signal-to-noise ratio, is non-stationary within and across sessions, varies substantially between individuals, and is typically recorded in small datasets. We hypothesize that recurrent spiking neural networks (RSNNs) are well suited to this problem because their architecture more closely resembles the circuits that generate the signal. EEG reflects the summed activity of large populations of cortical neurons, which are densely and recurrently connected, and this recurrence is thought to support temporal integration, short-term memory of recent input, and activity across multiple timescales. Spiking neural networks (SNNs) capture part of this biology through the membrane potential, which gives each neuron a form of intra-neuron memory, and through event-driven spiking that suits low-power embedded BCIs. However, feedforward SNNs lack the recurrent connections between neurons that characterize biological networks, so any temporal context must be carried by single-neuron dynamics alone. RSNNs add this inter-neuron recurrence, so we expect them to model the temporal structure of EEG more faithfully and to be more robust to its noise and variability than feedforward SNNs. Despite this rationale, RSNNs have rarely been applied to EEG decoding; the closest work we identified, </w:t>
       </w:r>
       <w:proofErr w:type="spellStart"/>
       <w:r>
@@ -87,7 +91,7 @@
       </w:r>
       <w:proofErr w:type="spellEnd"/>
       <w:r>
-        <w:t xml:space="preserve"> is a compact convolutional neural network (CNN) designed for electroencephalogram (EEG) decoding in brain-computer interfaces (BCIs) [1]. We use its architecture as the basis for two baselines. The first is the </w:t>
+        <w:t xml:space="preserve"> is a compact convolutional neural network (CNN) designed for electroencephalogram (EEG) decoding in brain-computer interfaces (BCIs) [2]. We use its architecture as the basis for two baselines. The first is the </w:t>
       </w:r>
       <w:proofErr w:type="spellStart"/>
       <w:r>
@@ -95,7 +99,7 @@
       </w:r>
       <w:proofErr w:type="spellEnd"/>
       <w:r>
-        <w:t xml:space="preserve"> architecture as an artificial neural network (ANN), retrained under our own protocol. The second is a feedforward spiking neural network (SNN) obtained by converting the trained ANN to a spiking equivalent with the same architecture, using established ANN-to-SNN conversion methods in which the trained weights are carried over and the continuous activations are approximated by spike rates [2], [3]. The converted SNN is the direct comparator for our research question, since it is a feedforward SNN decoding the same motor imagery data and can be tested against our recurrent SNN (RSNN) under identical folds. The ANN serves as a reference for how much accuracy is retained or lost in conversion, and as a loose point of comparison with published results, since our protocol differs from the original </w:t>
+        <w:t xml:space="preserve"> architecture as an artificial neural network (ANN), retrained under our own protocol. The second is a feedforward spiking neural network (SNN) obtained by converting the trained ANN to a spiking equivalent with the same architecture, using established ANN-to-SNN conversion methods in which the trained weights are carried over and the continuous activations are approximated by spike rates [3], [4]. The converted SNN is the direct comparator for our research question, since it is a feedforward SNN decoding the same motor imagery data and can be tested against our recurrent SNN (RSNN) under identical folds. The ANN serves as a reference for how much accuracy is retained or lost in conversion, and as a loose point of comparison with published results, since our protocol differs from the original </w:t>
       </w:r>
       <w:proofErr w:type="spellStart"/>
       <w:r>
@@ -122,7 +126,7 @@
       </w:r>
       <w:proofErr w:type="spellEnd"/>
       <w:r>
-        <w:t xml:space="preserve"> configuration has only 796 trainable parameters [1]. A model this small keeps the baselines simple and makes it practical to build an RSNN of comparable size, so that any accuracy difference is less likely to come from model capacity alone. Second, in cross-subject classification on this dataset </w:t>
+        <w:t xml:space="preserve"> configuration has only 796 trainable parameters [2]. A model this small keeps the baselines simple and makes it practical to build an RSNN of comparable size, so that any accuracy difference is less likely to come from model capacity alone. Second, in cross-subject classification on this dataset </w:t>
       </w:r>
       <w:proofErr w:type="spellStart"/>
       <w:r>
@@ -130,7 +134,7 @@
       </w:r>
       <w:proofErr w:type="spellEnd"/>
       <w:r>
-        <w:t xml:space="preserve"> was reported to perform similarly to larger CNNs and slightly above the filter-bank common spatial pattern (FBCSP) method, and in within-subject classification EEGNet-8,2 performed similarly to FBCSP [1]. Third, </w:t>
+        <w:t xml:space="preserve"> was reported to perform similarly to larger CNNs and slightly above the filter-bank common spatial pattern (FBCSP) method, and in within-subject classification EEGNet-8,2 performed similarly to FBCSP [2]. Third, </w:t>
       </w:r>
       <w:proofErr w:type="spellStart"/>
       <w:r>
@@ -138,7 +142,7 @@
       </w:r>
       <w:proofErr w:type="spellEnd"/>
       <w:r>
-        <w:t xml:space="preserve"> is widely used as a reference model in the EEG decoding literature, and newer architectures routinely report results against it on the same motor imagery benchmark, including attention-based, transformer-based, and filter-bank convolutional models [4]-[6]. Comparing against </w:t>
+        <w:t xml:space="preserve"> is widely used as a reference model in the EEG decoding literature, and newer architectures routinely report results against it on the same motor imagery benchmark, including attention-based, transformer-based, and filter-bank convolutional models [5]–[7]. Comparing against </w:t>
       </w:r>
       <w:proofErr w:type="spellStart"/>
       <w:r>
@@ -149,6 +153,54 @@
         <w:t xml:space="preserve"> and its converted SNN therefore places our RSNN results in the context of existing work, rather than only against our own feedforward SNN.</w:t>
       </w:r>
     </w:p>
+    <w:p>
+      <w:r>
+        <w:t>Spiking neural networks have already been applied to EEG motor imagery decoding, including on BCI Competition IV 2a [8]</w:t>
+      </w:r>
+      <w:proofErr w:type="gramStart"/>
+      <w:r>
+        <w:t>–[10]</w:t>
+      </w:r>
+      <w:proofErr w:type="gramEnd"/>
+      <w:r>
+        <w:t xml:space="preserve">. Some studies convert a trained ANN to an SNN, as we do for our feedforward baseline: lighter networks reduce conversion error [8], and a converted </w:t>
+      </w:r>
+      <w:proofErr w:type="spellStart"/>
+      <w:r>
+        <w:t>EEGNet</w:t>
+      </w:r>
+      <w:proofErr w:type="spellEnd"/>
+      <w:r>
+        <w:t xml:space="preserve"> performed comparably to the original ANN [9]. Others train the SNN directly with surrogate gradients, which replace the non-differentiable spike function with a smooth approximation during backpropagation [11]. Such models can approach CNN accuracy at lower estimated energy cost [8]</w:t>
+      </w:r>
+      <w:proofErr w:type="gramStart"/>
+      <w:r>
+        <w:t>–[10]</w:t>
+      </w:r>
+      <w:proofErr w:type="gramEnd"/>
+      <w:r>
+        <w:t>, although SNNs have generally been less accurate than comparable CNNs [10]. The converted models are feedforward [8], [9], so temporal context is carried only by each neuron's membrane potential.</w:t>
+      </w:r>
+    </w:p>
+    <w:p>
+      <w:r>
+        <w:t>Recurrent spiking neural networks have performed well on other temporal signals. Recurrent networks of adaptive spiking neurons reached state-of-the-art SNN results on speech and gesture benchmarks at the time of publication [12], and on invasive recordings from monkey motor cortex, recurrent SNNs outperformed feedforward SNNs [13], [14]. Cortical spike trains, however, are already made of spikes, whereas EEG is a continuous scalp signal that must first be encoded for a spiking network. For EEG motor imagery, recurrence has so far appeared mainly as one component of larger spiking architectures [15], [16]. In one ablation on the PhysioNet motor imagery dataset, removing spiking long short-term memory (LSTM) units lowered accuracy, but trials from all subjects were pooled into random training and test splits [15], so the result does not show whether the benefit holds for a new session of an individual subject.</w:t>
+      </w:r>
+    </w:p>
+    <w:p>
+      <w:r>
+        <w:t xml:space="preserve">Lim and Kim compared their recurrent model with a convolutional SNN on dataset 2a, but with k-fold cross-validation within each subject's recordings and without a held-out session or statistical testing [16]. To our knowledge, a recurrent SNN has not been compared with a feedforward SNN on BCI Competition IV 2a using a held-out session and subject-level statistics, and our project makes this comparison. Because our converted SNN and RSNN also differ in architecture and training (Section 4), the result can show whether a parameter-matched RSNN decodes more </w:t>
+      </w:r>
+      <w:proofErr w:type="gramStart"/>
+      <w:r>
+        <w:t>accurately, but</w:t>
+      </w:r>
+      <w:proofErr w:type="gramEnd"/>
+      <w:r>
+        <w:t xml:space="preserve"> cannot attribute any difference to recurrence alone.</w:t>
+      </w:r>
+    </w:p>
+    <w:p/>
     <w:p/>
     <w:p>
       <w:pPr>
@@ -162,6 +214,7 @@
           <w:b/>
           <w:bCs/>
         </w:rPr>
+        <w:lastRenderedPageBreak/>
         <w:t>Dataset and Responsible Use</w:t>
       </w:r>
     </w:p>
@@ -183,7 +236,7 @@
       </w:r>
       <w:proofErr w:type="spellEnd"/>
       <w:r>
-        <w:t xml:space="preserve">) and released as part of the fourth BCI Competition [7], [8]. It is described in the official dataset documentation [8] and in the competition review by </w:t>
+        <w:t xml:space="preserve">) and released as part of the fourth BCI Competition [17], [18]. It is described in the official dataset documentation [18] and in the competition review by </w:t>
       </w:r>
       <w:proofErr w:type="spellStart"/>
       <w:r>
@@ -191,7 +244,7 @@
       </w:r>
       <w:proofErr w:type="spellEnd"/>
       <w:r>
-        <w:t xml:space="preserve"> et al. [7]. We accessed it through MOABB (Mother of All BCI Benchmarks) [9] on October 8, 2026, which also provides the session 2 labels. We chose this dataset because the </w:t>
+        <w:t xml:space="preserve"> et al. [17]. We accessed it through MOABB (Mother of All BCI Benchmarks) [19] on October 8, 2026, which also provides the session 2 labels. We chose this dataset because the </w:t>
       </w:r>
       <w:proofErr w:type="spellStart"/>
       <w:r>
@@ -199,7 +252,7 @@
       </w:r>
       <w:proofErr w:type="spellEnd"/>
       <w:r>
-        <w:t xml:space="preserve"> authors evaluated four-class decoding on it [1], giving our ANN a reference point, and because it is one of the </w:t>
+        <w:t xml:space="preserve"> authors evaluated four-class decoding on it [2], giving our ANN a reference point, and because it is one of the </w:t>
       </w:r>
       <w:proofErr w:type="gramStart"/>
       <w:r>
@@ -207,12 +260,12 @@
       </w:r>
       <w:proofErr w:type="gramEnd"/>
       <w:r>
-        <w:t xml:space="preserve"> motor imagery benchmarks, with later deep learning models routinely evaluated on it [4]-[6].</w:t>
-      </w:r>
-    </w:p>
-    <w:p>
-      <w:r>
-        <w:t>The dataset contains EEG from nine subjects, each recorded in two sessions on different days (session 1 and session 2 correspond to the training and evaluation files, respectively). Each session has six runs of 48 trials (12 per class), giving 288 trials per session and 576 per subject, with classes balanced by design [8]. In each trial, a fixation cross and warning tone are followed at t = 2 s by a 1.25 s arrow cue. The subject then imagines movement of the left hand (class 1), right hand (class 2), both feet (class 3), or tongue (class 4) until t = 6 s, with no feedback [8]. EEG was recorded from 22 Ag/AgCl electrodes at 250 Hz, bandpass filtered at 0.5 to 100 Hz with a 50 Hz notch filter. Three EOG channels were also recorded, and the providers specify that they must not be used for classification [8]. Trials containing artifacts were marked by an expert [8]. The input to our models is the multichannel EEG epoch after cue onset, and the output is the four-class label, for which the nominal chance accuracy is 25% (see Section 4).</w:t>
+        <w:t xml:space="preserve"> motor imagery benchmarks, with later deep learning models routinely evaluated on it [5]–[7].</w:t>
+      </w:r>
+    </w:p>
+    <w:p>
+      <w:r>
+        <w:t>The dataset contains EEG from nine subjects, each recorded in two sessions on different days (session 1 and session 2 correspond to the training and evaluation files, respectively). Each session has six runs of 48 trials (12 per class), giving 288 trials per session and 576 per subject, with classes balanced by design [18]. In each trial, a fixation cross and warning tone are followed at t = 2 s by a 1.25 s arrow cue. The subject then imagines movement of the left hand (class 1), right hand (class 2), both feet (class 3), or tongue (class 4) until t = 6 s, with no feedback [18]. EEG was recorded from 22 Ag/AgCl electrodes at 250 Hz, bandpass filtered at 0.5 to 100 Hz with a 50 Hz notch filter. Three EOG channels were also recorded, and the providers specify that they must not be used for classification [18]. Trials containing artifacts were marked by an expert [18]. The input to our models is the multichannel EEG epoch after cue onset, and the output is the four-class label, for which the nominal chance accuracy is 25% (see Section 4).</w:t>
       </w:r>
     </w:p>
     <w:p>
@@ -225,16 +278,15 @@
       </w:r>
       <w:proofErr w:type="spellEnd"/>
       <w:r>
-        <w:t xml:space="preserve"> authors </w:t>
-      </w:r>
-      <w:r>
-        <w:lastRenderedPageBreak/>
-        <w:t>reported cross-subject accuracies of approximately 40% for all CNNs on this dataset [1], using a zero-shot setting in which the target subject’s data were never used. Because our protocol adds fine-tuning, we retrain the architecture rather than reuse published numbers.</w:t>
-      </w:r>
-    </w:p>
-    <w:p>
-      <w:r>
-        <w:t>The data are openly available, and the only restriction stated by the providers is that the competition review be cited in any publication of results [7], which we will do. Subjects are identified only by codes A01 to A09. The documentation we consulted does not report demographics, consent procedures, or ethics approval. We will not attempt to link subjects to any other source, will report results only in aggregate or by subject code, and will treat even coded EEG recordings as potentially identifying. We will not redistribute raw files; the repository README will point to the source and provide scripts that load and preprocess the data. The dataset has important representation limits. Nine subjects recorded in one laboratory, with one system and one electrode montage, constitute a small and narrow sample, and age, gender, handedness, and health status are not reported in the documentation we consulted. Our motivation is users with complex mobility needs, and we cannot assume that results on this sample generalize to them. The synchronous, cue-based, offline paradigm also differs from online use [7]. The providers further caution that small improvements may reflect random fluctuation and that evaluation data should not be used for model selection or hyperparameter tuning [7]. We will therefore fix hyperparameters without using test data and make comparisons only between models trained and evaluated under our own protocol.</w:t>
+        <w:t xml:space="preserve"> authors reported cross-subject accuracies of approximately 40% for all CNNs on this dataset [2], using a zero-shot setting in which the target subject’s data were never used. Because our protocol adds fine-tuning, we retrain the architecture rather than reuse published numbers.</w:t>
+      </w:r>
+    </w:p>
+    <w:p>
+      <w:r>
+        <w:t xml:space="preserve">The data are openly available. The providers require users to credit the groups that recorded the data, which we do above, and to cite one of the papers listed in the dataset description [18]; we cite Naeem et al. [20]. Subjects are identified only by codes A01 to A09. The documentation we consulted does not report demographics, consent procedures, or ethics approval. We will not attempt to link subjects to any other source, will report results only in aggregate or by subject code, and will treat even coded EEG recordings as potentially identifying. We will not redistribute raw files; the repository README will point to the source and provide scripts that load and preprocess the data. The dataset has important representation limits. Nine subjects recorded in one laboratory, with one system and one electrode montage, constitute a small and narrow sample, and age, gender, handedness, and health status are not reported in the documentation we consulted. Our motivation is users with complex mobility needs, and we cannot assume that results on this sample generalize to them. The </w:t>
+      </w:r>
+      <w:r>
+        <w:t>synchronous, cue-based, offline paradigm also differs from online use [17]. The providers further caution that small improvements may reflect random fluctuation and that evaluation data should not be used for model selection or hyperparameter tuning [17]. We will therefore fix hyperparameters without using test data and make comparisons only between models trained and evaluated under our own protocol.</w:t>
       </w:r>
     </w:p>
     <w:p>
@@ -284,7 +336,7 @@
       </w:r>
       <w:proofErr w:type="spellEnd"/>
       <w:r>
-        <w:t xml:space="preserve"> setup for this dataset [1]: the 22 EEG channels (EOG excluded) are resampled to 128 Hz, band-pass filtered to 4–40 Hz, and </w:t>
+        <w:t xml:space="preserve"> setup for this dataset [2]: the 22 EEG channels (EOG excluded) are resampled to 128 Hz, band-pass filtered to 4–40 Hz, and </w:t>
       </w:r>
       <w:proofErr w:type="spellStart"/>
       <w:r>
@@ -313,7 +365,7 @@
       </w:r>
       <w:proofErr w:type="spellEnd"/>
       <w:r>
-        <w:t xml:space="preserve"> architecture with ELU activations and a temporal kernel of 32 samples, as used for this dataset [1]; the exact configuration (EEGNet-4,2 is our starting point) is still to be finalized. It is trained with Adam at default parameters, categorical cross-entropy loss, 500 epochs, and retention of the weights with the lowest validation loss, using dropout of 0.25 for cross-subject training and 0.5 for within-subject fine-tuning, as in </w:t>
+        <w:t xml:space="preserve"> architecture with ELU activations and a temporal kernel of 32 samples, as used for this dataset [2]; the exact configuration (EEGNet-4,2 is our starting point) is still to be finalized. It is trained with Adam at default parameters, categorical cross-entropy loss, 500 epochs, and retention of the weights with the lowest validation loss, using dropout of 0.25 for cross-subject training and 0.5 for within-subject fine-tuning, as in </w:t>
       </w:r>
       <w:proofErr w:type="spellStart"/>
       <w:r>
@@ -321,29 +373,81 @@
       </w:r>
       <w:proofErr w:type="spellEnd"/>
       <w:r>
-        <w:t xml:space="preserve">. The SNN is the trained ANN converted by carrying over its weights, with activations approximated by spike rates, and the predicted class is the output neuron with the highest spike count. Conversion details, including the number of simulation steps, have not yet been decided. The RSNN is a single recurrent layer of leaky integrate-and-fire (LIF) neurons in which every neuron is connected to every other neuron, loosely mirroring the dense recurrent connectivity of cortical circuits. These connections can form loops, which feedforward SNNs cannot. The RSNN consists of an input </w:t>
-      </w:r>
+        <w:t xml:space="preserve">. The SNN is the trained ANN converted by carrying over its weights, with activations approximated by spike rates, and the predicted class is the output neuron with the highest spike count. Conversion details, including the number of simulation steps, have not yet been decided. The RSNN is a single recurrent layer of leaky integrate-and-fire (LIF) neurons in which every neuron is connected to every other neuron, loosely mirroring the dense recurrent connectivity of cortical circuits. These connections can form loops, which feedforward SNNs cannot. The RSNN consists of an input projection, this recurrent layer, and a linear four-class readout, and it is trained with surrogate-gradient backpropagation through time using the same optimizer, loss, epoch count, and checkpoint rule as the ANN. Both spiking models receive the same input representation of the preprocessed epoch, to be finalized together with the conversion details. The RSNN’s neuron hyperparameters are set to those chosen for the SNN after conversion, so none are searched. The number of RSNN neurons is chosen so that its trainable parameter count is </w:t>
+      </w:r>
+      <w:proofErr w:type="gramStart"/>
+      <w:r>
+        <w:t>similar to</w:t>
+      </w:r>
+      <w:proofErr w:type="gramEnd"/>
+      <w:r>
+        <w:t xml:space="preserve"> that of the converted SNN rather than the original ANN, which may differ slightly (for example, if batch normalization is folded into the preceding weights during conversion).</w:t>
+      </w:r>
+    </w:p>
+    <w:p>
+      <w:r>
+        <w:t>These choices carry limitations. The converted SNN and the RSNN differ in architecture and training method as well as in recurrence, and we include no recurrence-free control, so a difference between them cannot be attributed to recurrence alone. Reusing the SNN’s hyperparameters means the RSNN is not tuned for itself, and matching parameter counts to the converted SNN is a design choice rather than the only fair comparison.</w:t>
+      </w:r>
+    </w:p>
+    <w:p>
       <w:r>
         <w:lastRenderedPageBreak/>
-        <w:t xml:space="preserve">projection, this recurrent layer, and a linear four-class readout, and it is trained with surrogate-gradient backpropagation through time using the same optimizer, loss, epoch count, and checkpoint rule as the ANN. Both spiking models receive the same input representation of the preprocessed epoch, to be finalized together with the conversion details. The RSNN’s neuron hyperparameters are set to those chosen for the SNN after conversion, so none are searched. The number of RSNN neurons is chosen so that its trainable parameter count is </w:t>
+        <w:t xml:space="preserve">The cross-subject protocol follows </w:t>
+      </w:r>
+      <w:proofErr w:type="spellStart"/>
+      <w:r>
+        <w:t>EEGNet</w:t>
+      </w:r>
+      <w:proofErr w:type="spellEnd"/>
+      <w:r>
+        <w:t xml:space="preserve">. For each target subject, session 1 data from five of the other eight subjects form the training set and data from the remaining three form the validation set. This is repeated with 10 random draws and seeds, giving 90 folds per model. Unlike </w:t>
+      </w:r>
+      <w:proofErr w:type="spellStart"/>
+      <w:r>
+        <w:t>EEGNet</w:t>
+      </w:r>
+      <w:proofErr w:type="spellEnd"/>
+      <w:r>
+        <w:t>, where the target subject’s data were never used, each pretrained model is then fine-tuned on the target subject’s session 1 (80% training, 20% stratified validation, 100 epochs) and tested on session 2 (288 trials). We therefore describe the protocol as cross-subject pretraining with within-subject, cross-session fine-tuning. All three models use identical folds, and the SNN is converted from the fine-tuned ANN.</w:t>
+      </w:r>
+    </w:p>
+    <w:p>
+      <w:r>
+        <w:t xml:space="preserve">Performance will be measured with accuracy, Cohen’s kappa, macro-averaged F1, and per-class confusion matrices. Accuracy is the primary metric because it is the metric </w:t>
+      </w:r>
+      <w:proofErr w:type="spellStart"/>
+      <w:r>
+        <w:t>EEGNet</w:t>
+      </w:r>
+      <w:proofErr w:type="spellEnd"/>
+      <w:r>
+        <w:t xml:space="preserve"> reported. Because each test session contains exactly 72 trials per class, balanced accuracy is identical to accuracy and is not reported separately. Cohen’s kappa corrects for chance agreement and penalizes classifiers that over-predict one class, and it was the metric used in the original competition. Macro-averaged F1 averages the per-class F1 scores, so that a model that performs well on only some classes is not rewarded. The confusion matrices show which classes drive the errors.</w:t>
+      </w:r>
+    </w:p>
+    <w:p>
+      <w:r>
+        <w:t xml:space="preserve">We do not assume that chance accuracy equals one divided by the number of classes (25%), because with a finite number of samples a classifier can exceed this nominal level by chance alone [21]. Each result will instead be compared with a significance threshold based on the actual number of </w:t>
       </w:r>
       <w:proofErr w:type="gramStart"/>
       <w:r>
-        <w:t>similar to</w:t>
+        <w:t>test</w:t>
       </w:r>
       <w:proofErr w:type="gramEnd"/>
       <w:r>
-        <w:t xml:space="preserve"> that of the converted SNN rather than the original ANN, which may differ slightly (for example, if batch normalization is folded into the preceding weights during conversion).</w:t>
-      </w:r>
-    </w:p>
-    <w:p>
-      <w:r>
-        <w:t>These choices carry limitations. The converted SNN and the RSNN differ in architecture and training method as well as in recurrence, and we include no recurrence-free control, so a difference between them cannot be attributed to recurrence alone. Reusing the SNN’s hyperparameters means the RSNN is not tuned for itself, and matching parameter counts to the converted SNN is a design choice rather than the only fair comparison.</w:t>
-      </w:r>
-    </w:p>
-    <w:p>
-      <w:r>
-        <w:t xml:space="preserve">The cross-subject protocol follows </w:t>
+        <w:t xml:space="preserve"> </w:t>
+      </w:r>
+      <w:proofErr w:type="gramStart"/>
+      <w:r>
+        <w:t>trials, and</w:t>
+      </w:r>
+      <w:proofErr w:type="gramEnd"/>
+      <w:r>
+        <w:t xml:space="preserve"> confirmed with a label-permutation test using 10,000 permutations. A result is called above chance only if it passes both.</w:t>
+      </w:r>
+    </w:p>
+    <w:p>
+      <w:r>
+        <w:t xml:space="preserve">All three models will be compared pairwise. SNN versus RSNN directly answers the research question, ANN versus RSNN places the RSNN against the baseline architecture, and ANN versus SNN quantifies the accuracy lost in conversion. Because the subject is the independent case, the 10 repeats are averaged to one value per subject, model, and metric, giving nine paired observations. Differences will be tested with an exact two-sided Wilcoxon signed-rank test, which does not assume normality at n = 9, with Holm correction across the three comparisons. </w:t>
       </w:r>
       <w:proofErr w:type="spellStart"/>
       <w:r>
@@ -351,66 +455,7 @@
       </w:r>
       <w:proofErr w:type="spellEnd"/>
       <w:r>
-        <w:t xml:space="preserve">. For each target subject, session 1 data from five of the other eight subjects form the training set and data from the remaining three form the validation set. This is repeated with 10 random draws and seeds, giving 90 folds per model. Unlike </w:t>
-      </w:r>
-      <w:proofErr w:type="spellStart"/>
-      <w:r>
-        <w:t>EEGNet</w:t>
-      </w:r>
-      <w:proofErr w:type="spellEnd"/>
-      <w:r>
-        <w:t>, where the target subject’s data were never used, each pretrained model is then fine-tuned on the target subject’s session 1 (80% training, 20% stratified validation, 100 epochs) and tested on session 2 (288 trials). We therefore describe the protocol as cross-subject pretraining with within-subject, cross-session fine-tuning. All three models use identical folds, and the SNN is converted from the fine-tuned ANN.</w:t>
-      </w:r>
-    </w:p>
-    <w:p>
-      <w:r>
-        <w:t xml:space="preserve">Performance will be measured with accuracy, Cohen’s kappa, macro-averaged F1, and per-class confusion matrices. Accuracy is the primary metric because it is the metric </w:t>
-      </w:r>
-      <w:proofErr w:type="spellStart"/>
-      <w:r>
-        <w:t>EEGNet</w:t>
-      </w:r>
-      <w:proofErr w:type="spellEnd"/>
-      <w:r>
-        <w:t xml:space="preserve"> reported. Because each test session contains exactly 72 trials per class, balanced accuracy is identical to accuracy and is not reported separately. Cohen’s kappa corrects for chance agreement and penalizes classifiers that over-predict one class, and it was the metric used in the original competition. Macro-averaged F1 averages the per-class F1 scores, so that a model that performs well on only some classes is not rewarded. The confusion matrices show which classes drive the errors.</w:t>
-      </w:r>
-    </w:p>
-    <w:p>
-      <w:r>
-        <w:t xml:space="preserve">We do not assume that chance accuracy equals one divided by the number of classes (25%), because with a finite number of samples a classifier can exceed this nominal level by chance alone [10]. Each result will instead be compared with a significance threshold based on the actual number of </w:t>
-      </w:r>
-      <w:proofErr w:type="gramStart"/>
-      <w:r>
-        <w:t>test</w:t>
-      </w:r>
-      <w:proofErr w:type="gramEnd"/>
-      <w:r>
-        <w:t xml:space="preserve"> </w:t>
-      </w:r>
-      <w:proofErr w:type="gramStart"/>
-      <w:r>
-        <w:t>trials, and</w:t>
-      </w:r>
-      <w:proofErr w:type="gramEnd"/>
-      <w:r>
-        <w:t xml:space="preserve"> confirmed with a label-permutation test using 10,000 permutations. A result is called above chance only if it passes both.</w:t>
-      </w:r>
-    </w:p>
-    <w:p>
-      <w:r>
-        <w:t xml:space="preserve">All three models will be compared pairwise. SNN versus RSNN directly answers the research question, ANN versus RSNN places the RSNN against the baseline architecture, and ANN versus SNN quantifies the accuracy lost in conversion. Because the subject is the independent case, the 10 repeats are averaged to one value per subject, model, and metric, giving nine paired observations. Differences will be tested with an exact two-sided Wilcoxon signed-rank test, which does not assume normality at n = 9, with Holm correction across the three comparisons. </w:t>
-      </w:r>
-      <w:proofErr w:type="spellStart"/>
-      <w:r>
-        <w:t>EEGNet</w:t>
-      </w:r>
-      <w:proofErr w:type="spellEnd"/>
-      <w:r>
-        <w:t xml:space="preserve"> reported mean ± SE over all 90 folds [1], but folds from the same target subject are not independent, so we aggregate to the subject level. We will also report the median paired difference </w:t>
-      </w:r>
-      <w:r>
-        <w:lastRenderedPageBreak/>
-        <w:t>with a bootstrap 95% confidence interval over subjects. Uncertainty will be shown as per-subject mean ± SD across the 10 repeats and as the mean ± SD across subjects. Seeds and configuration files will be logged.</w:t>
+        <w:t xml:space="preserve"> reported mean ± SE over all 90 folds [2], but folds from the same target subject are not independent, so we aggregate to the subject level. We will also report the median paired difference with a bootstrap 95% confidence interval over subjects. Uncertainty will be shown as per-subject mean ± SD across the 10 repeats and as the mean ± SD across subjects. Seeds and configuration files will be logged.</w:t>
       </w:r>
     </w:p>
     <w:p/>
@@ -474,6 +519,7 @@
                 <w:b/>
                 <w:bCs/>
               </w:rPr>
+              <w:lastRenderedPageBreak/>
               <w:t>Dates (2026)</w:t>
             </w:r>
           </w:p>
@@ -891,148 +937,212 @@
           <w:b/>
           <w:bCs/>
         </w:rPr>
-        <w:lastRenderedPageBreak/>
         <w:t>References</w:t>
       </w:r>
     </w:p>
     <w:p>
-      <w:pPr>
-        <w:numPr>
-          <w:ilvl w:val="0"/>
-          <w:numId w:val="5"/>
-        </w:numPr>
-      </w:pPr>
-      <w:proofErr w:type="spellStart"/>
-      <w:r>
-        <w:t>EEGNet</w:t>
-      </w:r>
-      <w:proofErr w:type="spellEnd"/>
-      <w:r>
-        <w:t>: A Compact Convolutional Neural Network for EEG-based Brain-Computer Interfaces</w:t>
-      </w:r>
-    </w:p>
-    <w:p>
-      <w:pPr>
-        <w:numPr>
-          <w:ilvl w:val="0"/>
-          <w:numId w:val="5"/>
-        </w:numPr>
-      </w:pPr>
-      <w:r>
-        <w:t>A universal ANN-to-SNN framework for achieving high accuracy and low latency deep Spiking Neural Networks</w:t>
-      </w:r>
-    </w:p>
-    <w:p>
-      <w:pPr>
-        <w:numPr>
-          <w:ilvl w:val="0"/>
-          <w:numId w:val="5"/>
-        </w:numPr>
-      </w:pPr>
-      <w:r>
-        <w:t>Conversion of continuous-valued deep networks to efficient event-driven networks for image classification</w:t>
-      </w:r>
-    </w:p>
-    <w:p>
-      <w:pPr>
-        <w:numPr>
-          <w:ilvl w:val="0"/>
-          <w:numId w:val="5"/>
-        </w:numPr>
-      </w:pPr>
-      <w:r>
-        <w:t>Physics-Informed Attention Temporal Convolutional Network for EEG-Based Motor Imagery Classification (</w:t>
-      </w:r>
-      <w:proofErr w:type="spellStart"/>
-      <w:r>
-        <w:t>ATCNet</w:t>
-      </w:r>
-      <w:proofErr w:type="spellEnd"/>
-      <w:r>
-        <w:t>)</w:t>
-      </w:r>
-    </w:p>
-    <w:p>
-      <w:pPr>
-        <w:numPr>
-          <w:ilvl w:val="0"/>
-          <w:numId w:val="5"/>
-        </w:numPr>
-      </w:pPr>
-      <w:r>
-        <w:t>EEG Conformer: Convolutional Transformer for EEG Decoding and Visualization</w:t>
-      </w:r>
-    </w:p>
-    <w:p>
-      <w:pPr>
-        <w:numPr>
-          <w:ilvl w:val="0"/>
-          <w:numId w:val="5"/>
-        </w:numPr>
-      </w:pPr>
-      <w:proofErr w:type="spellStart"/>
-      <w:r>
-        <w:t>FBCNet</w:t>
-      </w:r>
-      <w:proofErr w:type="spellEnd"/>
-      <w:r>
-        <w:t>: A Multi-view Convolutional Neural Network for Brain-Computer Interface (Mane et al.)</w:t>
-      </w:r>
-    </w:p>
-    <w:p>
-      <w:pPr>
-        <w:numPr>
-          <w:ilvl w:val="0"/>
-          <w:numId w:val="5"/>
-        </w:numPr>
-      </w:pPr>
-      <w:r>
-        <w:t>Review of the BCI Competition IV (</w:t>
-      </w:r>
-      <w:proofErr w:type="spellStart"/>
-      <w:r>
-        <w:t>Tangermann</w:t>
-      </w:r>
-      <w:proofErr w:type="spellEnd"/>
-      <w:r>
-        <w:t xml:space="preserve"> et al., 2012)</w:t>
-      </w:r>
-    </w:p>
-    <w:p>
-      <w:pPr>
-        <w:numPr>
-          <w:ilvl w:val="0"/>
-          <w:numId w:val="5"/>
-        </w:numPr>
-      </w:pPr>
-      <w:r>
-        <w:t>BCI Competition 2008 – Graz data set A (Brunner et al.)</w:t>
-      </w:r>
-    </w:p>
-    <w:p>
-      <w:pPr>
-        <w:numPr>
-          <w:ilvl w:val="0"/>
-          <w:numId w:val="5"/>
-        </w:numPr>
-      </w:pPr>
-      <w:r>
-        <w:t>MOABB: Mother of All BCI Benchmarks</w:t>
-      </w:r>
-    </w:p>
-    <w:p>
-      <w:pPr>
-        <w:numPr>
-          <w:ilvl w:val="0"/>
-          <w:numId w:val="5"/>
-        </w:numPr>
-      </w:pPr>
-      <w:r>
-        <w:t>Exceeding chance level by chance: The caveat of theoretical chance levels in brain signal classification and statistical assessment of decoding accuracy</w:t>
-      </w:r>
-    </w:p>
-    <w:p/>
-    <w:p/>
+      <w:r>
+        <w:t>[1] N. Padfield, J. Zabalza, H. Zhao, V. Masero, and J. Ren, "EEG-based brain-computer interfaces using motor-imagery: Techniques and challenges," Sensors, vol. 19, no. 6, Art. no. 1423, 2019, doi: 10.3390/s19061423.</w:t>
+      </w:r>
+      <w:proofErr w:type="spellStart"/>
+      <w:proofErr w:type="spellEnd"/>
+      <w:proofErr w:type="spellStart"/>
+      <w:proofErr w:type="spellEnd"/>
+      <w:proofErr w:type="spellStart"/>
+      <w:proofErr w:type="spellEnd"/>
+      <w:proofErr w:type="spellStart"/>
+      <w:proofErr w:type="spellEnd"/>
+    </w:p>
+    <w:p>
+      <w:r>
+        <w:t>[2] V. J. Lawhern, A. J. Solon, N. R. Waytowich, S. M. Gordon, C. P. Hung, and B. J. Lance, "EEGNet: A compact convolutional neural network for EEG-based brain–computer interfaces," J. Neural Eng., vol. 15, no. 5, Art. no. 056013, 2018, doi: 10.1088/1741-2552/aace8c.</w:t>
+      </w:r>
+      <w:proofErr w:type="spellStart"/>
+      <w:proofErr w:type="spellEnd"/>
+      <w:proofErr w:type="spellStart"/>
+      <w:proofErr w:type="spellEnd"/>
+      <w:proofErr w:type="spellStart"/>
+      <w:proofErr w:type="spellEnd"/>
+      <w:proofErr w:type="spellStart"/>
+      <w:proofErr w:type="spellEnd"/>
+    </w:p>
+    <w:p>
+      <w:r>
+        <w:t>[3] Y. Wang, H. Liu, M. Zhang, X. Luo, and H. Qu, "A universal ANN-to-SNN framework for achieving high accuracy and low latency deep spiking neural networks," Neural Netw., vol. 174, Art. no. 106244, 2024, doi: 10.1016/j.neunet.2024.106244.</w:t>
+      </w:r>
+      <w:proofErr w:type="spellStart"/>
+      <w:proofErr w:type="spellEnd"/>
+      <w:proofErr w:type="spellStart"/>
+      <w:proofErr w:type="spellEnd"/>
+    </w:p>
+    <w:p>
+      <w:r>
+        <w:t>[4] B. Rueckauer, I.-A. Lungu, Y. Hu, M. Pfeiffer, and S.-C. Liu, "Conversion of continuous-valued deep networks to efficient event-driven networks for image classification," Front. Neurosci., vol. 11, Art. no. 682, 2017, doi: 10.3389/fnins.2017.00682.</w:t>
+      </w:r>
+      <w:proofErr w:type="spellStart"/>
+      <w:proofErr w:type="spellEnd"/>
+      <w:proofErr w:type="spellStart"/>
+      <w:proofErr w:type="spellEnd"/>
+    </w:p>
+    <w:p>
+      <w:r>
+        <w:t>[5] H. Altaheri, G. Muhammad, and M. Alsulaiman, "Physics-informed attention temporal convolutional network for EEG-based motor imagery classification," IEEE Trans. Ind. Informat., vol. 19, no. 2, pp. 2249–2258, 2023, doi: 10.1109/TII.2022.3197419.</w:t>
+      </w:r>
+      <w:proofErr w:type="spellStart"/>
+      <w:proofErr w:type="spellEnd"/>
+      <w:proofErr w:type="spellStart"/>
+      <w:proofErr w:type="spellEnd"/>
+      <w:proofErr w:type="spellStart"/>
+      <w:proofErr w:type="spellEnd"/>
+      <w:proofErr w:type="spellStart"/>
+      <w:proofErr w:type="spellEnd"/>
+    </w:p>
+    <w:p>
+      <w:r>
+        <w:t>[6] Y. Song, Q. Zheng, B. Liu, and X. Gao, "EEG Conformer: Convolutional transformer for EEG decoding and visualization," IEEE Trans. Neural Syst. Rehabil. Eng., vol. 31, pp. 710–719, 2023, doi: 10.1109/TNSRE.2022.3230250.</w:t>
+      </w:r>
+      <w:proofErr w:type="spellStart"/>
+      <w:proofErr w:type="spellEnd"/>
+      <w:proofErr w:type="spellStart"/>
+      <w:proofErr w:type="spellEnd"/>
+    </w:p>
+    <w:p>
+      <w:r>
+        <w:t>[7] R. Mane et al., "FBCNet: A multi-view convolutional neural network for brain-computer interface," 2021, arXiv:2104.01233, doi: 10.48550/arXiv.2104.01233.</w:t>
+      </w:r>
+      <w:proofErr w:type="spellStart"/>
+      <w:proofErr w:type="spellEnd"/>
+      <w:proofErr w:type="spellStart"/>
+      <w:proofErr w:type="spellEnd"/>
+    </w:p>
+    <w:p>
+      <w:r>
+        <w:t>[8] X. Liao, G. Li, Y. Wang, L. Sun, and H. Zhang, "Constructing lightweight and efficient spiking neural networks for EEG-based motor imagery classification," Biomed. Signal Process. Control, vol. 100, Art. no. 107000, 2025, doi: 10.1016/j.bspc.2024.107000.</w:t>
+      </w:r>
+      <w:proofErr w:type="spellStart"/>
+      <w:proofErr w:type="spellEnd"/>
+    </w:p>
+    <w:p>
+      <w:r>
+        <w:t>[9] Y. Chen, W. Sun, and M. Meng, "Self-rectifying integrate-and-fire neuron and collaborative trim training framework for SNN-based EEG motor imagery classification," Brain Sci., vol. 16, no. 6, Art. no. 592, 2026, doi: 10.3390/brainsci16060592.</w:t>
+      </w:r>
+      <w:proofErr w:type="spellStart"/>
+      <w:proofErr w:type="spellEnd"/>
+    </w:p>
+    <w:p>
+      <w:r>
+        <w:t>[10] C. Zhang, W. Pan, and C. Della Santina, "NiSNN-A: Noniterative spiking neural network with attention with application to motor imagery EEG classification," IEEE Trans. Neural Netw. Learn. Syst., vol. 36, no. 8, pp. 14298–14312, 2025, doi: 10.1109/TNNLS.2025.3538335.</w:t>
+      </w:r>
+      <w:proofErr w:type="spellStart"/>
+      <w:proofErr w:type="spellEnd"/>
+      <w:proofErr w:type="spellStart"/>
+      <w:proofErr w:type="spellEnd"/>
+      <w:proofErr w:type="spellStart"/>
+      <w:proofErr w:type="spellEnd"/>
+    </w:p>
+    <w:p>
+      <w:r>
+        <w:t>[11] E. O. Neftci, H. Mostafa, and F. Zenke, "Surrogate gradient learning in spiking neural networks: Bringing the power of gradient-based optimization to spiking neural networks," IEEE Signal Process. Mag., vol. 36, no. 6, pp. 51–63, 2019, doi: 10.1109/MSP.2019.2931595.</w:t>
+      </w:r>
+      <w:proofErr w:type="spellStart"/>
+      <w:proofErr w:type="spellEnd"/>
+      <w:proofErr w:type="spellStart"/>
+      <w:proofErr w:type="spellEnd"/>
+    </w:p>
+    <w:p>
+      <w:r>
+        <w:t>[12] B. Yin, F. Corradi, and S. M. Bohté, "Accurate and efficient time-domain classification with adaptive spiking recurrent neural networks," Nat. Mach. Intell., vol. 3, no. 10, pp. 905–913, 2021, doi: 10.1038/s42256-021-00397-w.</w:t>
+      </w:r>
+      <w:proofErr w:type="spellStart"/>
+      <w:proofErr w:type="spellEnd"/>
+      <w:proofErr w:type="spellStart"/>
+      <w:proofErr w:type="spellEnd"/>
+    </w:p>
+    <w:p>
+      <w:r>
+        <w:t>[13] T. Liu et al., "motorSRNN: A spiking recurrent neural network inspired by brain topology for the effective and efficient decoding of cortical spike trains," Biomed. Signal Process. Control, vol. 99, Art. no. 106745, 2025, doi: 10.1016/j.bspc.2024.106745.</w:t>
+      </w:r>
+      <w:proofErr w:type="spellStart"/>
+      <w:proofErr w:type="spellEnd"/>
+      <w:proofErr w:type="spellStart"/>
+      <w:proofErr w:type="spellEnd"/>
+    </w:p>
+    <w:p>
+      <w:r>
+        <w:t>[14] T. Liu, J. Gygax, J. Rossbroich, Y. Chua, S. Zhang, and F. Zenke, "Decoding finger velocity from cortical spike trains with recurrent spiking neural networks," in Proc. IEEE Biomed. Circuits Syst. Conf. (BioCAS), 2024, pp. 1–5, doi: 10.1109/BioCAS61083.2024.10798222.</w:t>
+      </w:r>
+      <w:proofErr w:type="spellStart"/>
+      <w:proofErr w:type="spellEnd"/>
+      <w:proofErr w:type="spellStart"/>
+      <w:proofErr w:type="spellEnd"/>
+    </w:p>
+    <w:p>
+      <w:r>
+        <w:t>[15] P. Gong, P. Wang, Y. Zhou, and D. Zhang, "A spiking neural network with adaptive graph convolution and LSTM for EEG-based brain-computer interfaces," IEEE Trans. Neural Syst. Rehabil. Eng., vol. 31, pp. 1440–1450, 2023, doi: 10.1109/TNSRE.2023.3246989.</w:t>
+      </w:r>
+      <w:proofErr w:type="spellStart"/>
+      <w:proofErr w:type="spellEnd"/>
+      <w:proofErr w:type="spellStart"/>
+      <w:proofErr w:type="spellEnd"/>
+    </w:p>
+    <w:p>
+      <w:r>
+        <w:t>[16] J.-G. Lim and S.-E. Kim, "Spatio-temporal spiking attention recurrent neural network for EEG-based motor imagery classification," in Proc. Int. Conf. Electron., Inf., Commun. (ICEIC), 2025, pp. 1–4, doi: 10.1109/ICEIC64972.2025.10879689.</w:t>
+      </w:r>
+      <w:proofErr w:type="spellStart"/>
+      <w:proofErr w:type="spellEnd"/>
+      <w:proofErr w:type="spellStart"/>
+      <w:proofErr w:type="spellEnd"/>
+    </w:p>
+    <w:p>
+      <w:r>
+        <w:t>[17] M. Tangermann et al., "Review of the BCI Competition IV," Front. Neurosci., vol. 6, Art. no. 55, 2012, doi: 10.3389/fnins.2012.00055.</w:t>
+      </w:r>
+      <w:proofErr w:type="spellStart"/>
+      <w:proofErr w:type="spellEnd"/>
+      <w:proofErr w:type="spellStart"/>
+      <w:proofErr w:type="spellEnd"/>
+      <w:proofErr w:type="spellStart"/>
+      <w:proofErr w:type="spellEnd"/>
+    </w:p>
+    <w:p>
+      <w:r>
+        <w:t>[18] C. Brunner, R. Leeb, G. R. Müller-Putz, A. Schlögl, and G. Pfurtscheller, "BCI Competition 2008 – Graz data set A," Graz Univ. Technol., Graz, Austria, 2008. Accessed: Oct. 15, 2026. [Online]. Available: https://www.bbci.de/competition/iv/desc_2a.pdf</w:t>
+      </w:r>
+      <w:proofErr w:type="spellStart"/>
+      <w:proofErr w:type="spellEnd"/>
+    </w:p>
+    <w:p>
+      <w:r>
+        <w:t>[19] V. Jayaram and A. Barachant, "MOABB: Trustworthy algorithm benchmarking for BCIs," J. Neural Eng., vol. 15, no. 6, Art. no. 066011, 2018, doi: 10.1088/1741-2552/aadea0.</w:t>
+      </w:r>
+      <w:proofErr w:type="spellStart"/>
+      <w:proofErr w:type="spellEnd"/>
+      <w:proofErr w:type="spellStart"/>
+      <w:proofErr w:type="spellEnd"/>
+    </w:p>
+    <w:p>
+      <w:r>
+        <w:t>[20] M. Naeem, C. Brunner, R. Leeb, B. Graimann, and G. Pfurtscheller, "Seperability of four-class motor imagery data using independent components analysis," J. Neural Eng., vol. 3, no. 3, pp. 208–216, 2006, doi: 10.1088/1741-2560/3/3/003.</w:t>
+      </w:r>
+      <w:proofErr w:type="spellStart"/>
+      <w:proofErr w:type="spellEnd"/>
+      <w:proofErr w:type="spellStart"/>
+      <w:proofErr w:type="spellEnd"/>
+      <w:proofErr w:type="spellStart"/>
+      <w:proofErr w:type="spellEnd"/>
+    </w:p>
+    <w:p>
+      <w:r>
+        <w:t>[21] E. Combrisson and K. Jerbi, "Exceeding chance level by chance: The caveat of theoretical chance levels in brain signal classification and statistical assessment of decoding accuracy," J. Neurosci. Methods, vol. 250, pp. 126–136, 2015, doi: 10.1016/j.jneumeth.2015.01.010.</w:t>
+      </w:r>
+      <w:proofErr w:type="spellStart"/>
+      <w:proofErr w:type="spellEnd"/>
+      <w:proofErr w:type="spellStart"/>
+      <w:proofErr w:type="spellEnd"/>
+      <w:proofErr w:type="spellStart"/>
+      <w:proofErr w:type="spellEnd"/>
+    </w:p>
     <w:sectPr>
       <w:pgSz w:w="12240" w:h="15840"/>
       <w:pgMar w:top="1440" w:right="1440" w:bottom="1440" w:left="1440" w:header="708" w:footer="708" w:gutter="0"/>
@@ -2179,6 +2289,7 @@
   <w:style w:type="character" w:default="1" w:styleId="DefaultParagraphFont">
     <w:name w:val="Default Paragraph Font"/>
     <w:uiPriority w:val="1"/>
+    <w:semiHidden/>
     <w:unhideWhenUsed/>
   </w:style>
   <w:style w:type="table" w:default="1" w:styleId="TableNormal">

--- a/BMEN 600 Midterm Research Plan Group 11.docx
+++ b/BMEN 600 Midterm Research Plan Group 11.docx
@@ -2,7 +2,20 @@
 <file path=word/document.xml><?xml version="1.0" encoding="utf-8"?>
 <w:document xmlns:wpc="http://schemas.microsoft.com/office/word/2010/wordprocessingCanvas" xmlns:cx="http://schemas.microsoft.com/office/drawing/2014/chartex" xmlns:cx1="http://schemas.microsoft.com/office/drawing/2015/9/8/chartex" xmlns:cx2="http://schemas.microsoft.com/office/drawing/2015/10/21/chartex" xmlns:cx3="http://schemas.microsoft.com/office/drawing/2016/5/9/chartex" xmlns:cx4="http://schemas.microsoft.com/office/drawing/2016/5/10/chartex" xmlns:cx5="http://schemas.microsoft.com/office/drawing/2016/5/11/chartex" xmlns:cx6="http://schemas.microsoft.com/office/drawing/2016/5/12/chartex" xmlns:cx7="http://schemas.microsoft.com/office/drawing/2016/5/13/chartex" xmlns:cx8="http://schemas.microsoft.com/office/drawing/2016/5/14/chartex" xmlns:mc="http://schemas.openxmlformats.org/markup-compatibility/2006" xmlns:aink="http://schemas.microsoft.com/office/drawing/2016/ink" xmlns:am3d="http://schemas.microsoft.com/office/drawing/2017/model3d" xmlns:o="urn:schemas-microsoft-com:office:office" xmlns:oel="http://schemas.microsoft.com/office/2019/extlst" xmlns:r="http://schemas.openxmlformats.org/officeDocument/2006/relationships" xmlns:m="http://schemas.openxmlformats.org/officeDocument/2006/math" xmlns:v="urn:schemas-microsoft-com:vml" xmlns:wp14="http://schemas.microsoft.com/office/word/2010/wordprocessingDrawing" xmlns:wp="http://schemas.openxmlformats.org/drawingml/2006/wordprocessingDrawing" xmlns:w10="urn:schemas-microsoft-com:office:word" xmlns:w="http://schemas.openxmlformats.org/wordprocessingml/2006/main" xmlns:w14="http://schemas.microsoft.com/office/word/2010/wordml" xmlns:w15="http://schemas.microsoft.com/office/word/2012/wordml" xmlns:w16cex="http://schemas.microsoft.com/office/word/2018/wordml/cex" xmlns:w16cid="http://schemas.microsoft.com/office/word/2016/wordml/cid" xmlns:w16="http://schemas.microsoft.com/office/word/2018/wordml" xmlns:w16du="http://schemas.microsoft.com/office/word/2023/wordml/word16du" xmlns:w16sdtdh="http://schemas.microsoft.com/office/word/2020/wordml/sdtdatahash" xmlns:w16sdtfl="http://schemas.microsoft.com/office/word/2024/wordml/sdtformatlock" xmlns:w16se="http://schemas.microsoft.com/office/word/2015/wordml/symex" xmlns:wpg="http://schemas.microsoft.com/office/word/2010/wordprocessingGroup" xmlns:wpi="http://schemas.microsoft.com/office/word/2010/wordprocessingInk" xmlns:wne="http://schemas.microsoft.com/office/word/2006/wordml" xmlns:wps="http://schemas.microsoft.com/office/word/2010/wordprocessingShape" mc:Ignorable="w14 w15 w16se w16cid w16 w16cex w16sdtdh w16sdtfl w16du wp14">
   <w:body>
-    <w:p/>
+    <w:p>
+      <w:pPr>
+        <w:jc w:val="center"/>
+        <w:rPr>
+          <w:u w:val="single"/>
+        </w:rPr>
+      </w:pPr>
+      <w:r>
+        <w:rPr>
+          <w:u w:val="single"/>
+        </w:rPr>
+        <w:t>BMEN 600 Midterm Research Plan – Group 11</w:t>
+      </w:r>
+    </w:p>
     <w:p>
       <w:pPr>
         <w:rPr>
@@ -20,11 +33,7 @@
     </w:p>
     <w:p>
       <w:r>
-        <w:t>People with complex mobility needs often have limited personal freedom, and restoring independence is a central goal of assistive technology. Brain-computer interfaces (BCIs) that decode electroencephalography (EEG) signals could let these users control mobility devices and other assistive technologies directly, yet low decoding accuracy remains an unsolved barrier to reliable real-world use [1]</w:t>
-      </w:r>
-      <w:r/>
-      <w:r>
-        <w:t xml:space="preserve">. Decoding is difficult because EEG has a low signal-to-noise ratio, is non-stationary within and across sessions, varies substantially between individuals, and is typically recorded in small datasets. We hypothesize that recurrent spiking neural networks (RSNNs) are well suited to this problem because their architecture more closely resembles the circuits that generate the signal. EEG reflects the summed activity of large populations of cortical neurons, which are densely and recurrently connected, and this recurrence is thought to support temporal integration, short-term memory of recent input, and activity across multiple timescales. Spiking neural networks (SNNs) capture part of this biology through the membrane potential, which gives each neuron a form of intra-neuron memory, and through event-driven spiking that suits low-power embedded BCIs. However, feedforward SNNs lack the recurrent connections between neurons that characterize biological networks, so any temporal context must be carried by single-neuron dynamics alone. RSNNs add this inter-neuron recurrence, so we expect them to model the temporal structure of EEG more faithfully and to be more robust to its noise and variability than feedforward SNNs. Despite this rationale, RSNNs have rarely been applied to EEG decoding; the closest work we identified, </w:t>
+        <w:t xml:space="preserve">People with complex mobility needs often have limited personal freedom, and restoring independence is a central goal of assistive technology. Brain-computer interfaces (BCIs) that decode electroencephalography (EEG) signals could let these users control mobility devices and other assistive technologies directly, yet low decoding accuracy remains an unsolved barrier to reliable real-world use [1]. Decoding is difficult because EEG has a low signal-to-noise ratio, is non-stationary within and across sessions, varies substantially between individuals, and is typically recorded in small datasets. We hypothesize that recurrent spiking neural networks (RSNNs) are well suited to this problem because their architecture more closely resembles the circuits that generate the signal. EEG reflects the summed activity of large populations of cortical neurons, which are densely and recurrently connected, and this recurrence is thought to support temporal integration, short-term memory of recent input, and activity across multiple timescales. Spiking neural networks (SNNs) capture part of this biology through the membrane potential, which gives each neuron a form of intra-neuron memory, and through event-driven spiking that suits low-power embedded BCIs. However, feedforward SNNs lack the recurrent connections between neurons that characterize biological networks, so any temporal context must be carried by single-neuron dynamics alone. RSNNs add this inter-neuron recurrence, so we expect them to model the temporal structure of EEG more faithfully and to be more robust to its noise and variability than feedforward SNNs. Despite this rationale, RSNNs have rarely been applied to EEG decoding; the closest work we identified, </w:t>
       </w:r>
       <w:proofErr w:type="spellStart"/>
       <w:r>
@@ -67,7 +76,6 @@
         <w:t>benchmark of RSNNs on EEG decoding.</w:t>
       </w:r>
     </w:p>
-    <w:p/>
     <w:p/>
     <w:p>
       <w:pPr>
@@ -113,12 +121,31 @@
     <w:p>
       <w:proofErr w:type="spellStart"/>
       <w:r>
+        <w:t>EEGNet</w:t>
+      </w:r>
+      <w:proofErr w:type="spellEnd"/>
+      <w:r>
+        <w:t xml:space="preserve"> suits this role for three reasons. First, it was designed to be small. Its authors define compactness as the number of trainable parameters, and on the four-class motor imagery dataset from BCI Competition IV, one </w:t>
+      </w:r>
+      <w:proofErr w:type="spellStart"/>
+      <w:r>
+        <w:t>EEGNet</w:t>
+      </w:r>
+      <w:proofErr w:type="spellEnd"/>
+      <w:r>
+        <w:t xml:space="preserve"> configuration has only 796 trainable parameters [2]. A model </w:t>
+      </w:r>
+      <w:r>
         <w:lastRenderedPageBreak/>
+        <w:t xml:space="preserve">this small keeps the baselines simple and makes it practical to build an RSNN of comparable size, so that any accuracy difference is less likely to come from model capacity alone. Second, in cross-subject classification on this dataset </w:t>
+      </w:r>
+      <w:proofErr w:type="spellStart"/>
+      <w:r>
         <w:t>EEGNet</w:t>
       </w:r>
       <w:proofErr w:type="spellEnd"/>
       <w:r>
-        <w:t xml:space="preserve"> suits this role for three reasons. First, it was designed to be small. Its authors define compactness as the number of trainable parameters, and on the four-class motor imagery dataset from BCI Competition IV, one </w:t>
+        <w:t xml:space="preserve"> was reported to perform similarly to larger CNNs and slightly above the filter-bank common spatial pattern (FBCSP) method, and in within-subject classification EEGNet-8,2 performed similarly to FBCSP [2]. Third, </w:t>
       </w:r>
       <w:proofErr w:type="spellStart"/>
       <w:r>
@@ -126,7 +153,7 @@
       </w:r>
       <w:proofErr w:type="spellEnd"/>
       <w:r>
-        <w:t xml:space="preserve"> configuration has only 796 trainable parameters [2]. A model this small keeps the baselines simple and makes it practical to build an RSNN of comparable size, so that any accuracy difference is less likely to come from model capacity alone. Second, in cross-subject classification on this dataset </w:t>
+        <w:t xml:space="preserve"> is widely used as a reference model in the EEG decoding literature, and newer architectures routinely report results against it on the same motor imagery benchmark, including attention-based, transformer-based, and filter-bank convolutional models [5]–[7]. Comparing against </w:t>
       </w:r>
       <w:proofErr w:type="spellStart"/>
       <w:r>
@@ -134,7 +161,20 @@
       </w:r>
       <w:proofErr w:type="spellEnd"/>
       <w:r>
-        <w:t xml:space="preserve"> was reported to perform similarly to larger CNNs and slightly above the filter-bank common spatial pattern (FBCSP) method, and in within-subject classification EEGNet-8,2 performed similarly to FBCSP [2]. Third, </w:t>
+        <w:t xml:space="preserve"> and its converted SNN therefore places our RSNN results in the context of existing work, rather than only against our own feedforward SNN.</w:t>
+      </w:r>
+    </w:p>
+    <w:p>
+      <w:r>
+        <w:t>Spiking neural networks have already been applied to EEG motor imagery decoding, including on BCI Competition IV 2a [8]</w:t>
+      </w:r>
+      <w:proofErr w:type="gramStart"/>
+      <w:r>
+        <w:t>–[</w:t>
+      </w:r>
+      <w:proofErr w:type="gramEnd"/>
+      <w:r>
+        <w:t xml:space="preserve">10]. Some studies convert a trained ANN to an SNN, as we do for our feedforward baseline: lighter networks reduce conversion error [8], and a converted </w:t>
       </w:r>
       <w:proofErr w:type="spellStart"/>
       <w:r>
@@ -142,65 +182,35 @@
       </w:r>
       <w:proofErr w:type="spellEnd"/>
       <w:r>
-        <w:t xml:space="preserve"> is widely used as a reference model in the EEG decoding literature, and newer architectures routinely report results against it on the same motor imagery benchmark, including attention-based, transformer-based, and filter-bank convolutional models [5]–[7]. Comparing against </w:t>
-      </w:r>
-      <w:proofErr w:type="spellStart"/>
-      <w:r>
-        <w:t>EEGNet</w:t>
-      </w:r>
-      <w:proofErr w:type="spellEnd"/>
-      <w:r>
-        <w:t xml:space="preserve"> and its converted SNN therefore places our RSNN results in the context of existing work, rather than only against our own feedforward SNN.</w:t>
-      </w:r>
-    </w:p>
-    <w:p>
-      <w:r>
-        <w:t>Spiking neural networks have already been applied to EEG motor imagery decoding, including on BCI Competition IV 2a [8]</w:t>
+        <w:t xml:space="preserve"> performed comparably to the original ANN [9]. Others train the SNN directly with surrogate gradients, which replace the non-differentiable spike function with a smooth approximation during backpropagation [11]. Such models can approach CNN accuracy at lower estimated energy cost [8]</w:t>
       </w:r>
       <w:proofErr w:type="gramStart"/>
       <w:r>
-        <w:t>–[10]</w:t>
+        <w:t>–[</w:t>
       </w:r>
       <w:proofErr w:type="gramEnd"/>
       <w:r>
-        <w:t xml:space="preserve">. Some studies convert a trained ANN to an SNN, as we do for our feedforward baseline: lighter networks reduce conversion error [8], and a converted </w:t>
-      </w:r>
-      <w:proofErr w:type="spellStart"/>
-      <w:r>
-        <w:t>EEGNet</w:t>
-      </w:r>
-      <w:proofErr w:type="spellEnd"/>
-      <w:r>
-        <w:t xml:space="preserve"> performed comparably to the original ANN [9]. Others train the SNN directly with surrogate gradients, which replace the non-differentiable spike function with a smooth approximation during backpropagation [11]. Such models can approach CNN accuracy at lower estimated energy cost [8]</w:t>
+        <w:t>10], although SNNs have generally been less accurate than comparable CNNs [10]. The converted models are feedforward [8], [9], so temporal context is carried only by each neuron's membrane potential.</w:t>
+      </w:r>
+    </w:p>
+    <w:p>
+      <w:r>
+        <w:t>Recurrent spiking neural networks have performed well on other temporal signals. Recurrent networks of adaptive spiking neurons reached state-of-the-art SNN results on speech and gesture benchmarks at the time of publication [12], and on invasive recordings from monkey motor cortex, recurrent SNNs outperformed feedforward SNNs [13], [14]. Cortical spike trains, however, are already made of spikes, whereas EEG is a continuous scalp signal that must first be encoded for a spiking network. For EEG motor imagery, recurrence has so far appeared mainly as one component of larger spiking architectures [15], [16]. In one ablation on the PhysioNet motor imagery dataset, removing spiking long short-term memory (LSTM) units lowered accuracy, but trials from all subjects were pooled into random training and test splits [15], so the result does not show whether the benefit holds for a new session of an individual subject.</w:t>
+      </w:r>
+    </w:p>
+    <w:p>
+      <w:r>
+        <w:t xml:space="preserve">Lim and Kim compared their recurrent model with a convolutional SNN on dataset 2a, but with k-fold cross-validation within each subject's recordings and without a held-out session or statistical testing [16]. To our knowledge, a recurrent SNN has not been compared with a feedforward SNN on BCI Competition IV 2a using a held-out session and subject-level statistics, and our project makes this comparison. Because our converted SNN and RSNN also differ in architecture and training (Section 4), the result can show whether a parameter-matched RSNN decodes more </w:t>
       </w:r>
       <w:proofErr w:type="gramStart"/>
       <w:r>
-        <w:t>–[10]</w:t>
+        <w:t>accurately, but</w:t>
       </w:r>
       <w:proofErr w:type="gramEnd"/>
       <w:r>
-        <w:t>, although SNNs have generally been less accurate than comparable CNNs [10]. The converted models are feedforward [8], [9], so temporal context is carried only by each neuron's membrane potential.</w:t>
-      </w:r>
-    </w:p>
-    <w:p>
-      <w:r>
-        <w:t>Recurrent spiking neural networks have performed well on other temporal signals. Recurrent networks of adaptive spiking neurons reached state-of-the-art SNN results on speech and gesture benchmarks at the time of publication [12], and on invasive recordings from monkey motor cortex, recurrent SNNs outperformed feedforward SNNs [13], [14]. Cortical spike trains, however, are already made of spikes, whereas EEG is a continuous scalp signal that must first be encoded for a spiking network. For EEG motor imagery, recurrence has so far appeared mainly as one component of larger spiking architectures [15], [16]. In one ablation on the PhysioNet motor imagery dataset, removing spiking long short-term memory (LSTM) units lowered accuracy, but trials from all subjects were pooled into random training and test splits [15], so the result does not show whether the benefit holds for a new session of an individual subject.</w:t>
-      </w:r>
-    </w:p>
-    <w:p>
-      <w:r>
-        <w:t xml:space="preserve">Lim and Kim compared their recurrent model with a convolutional SNN on dataset 2a, but with k-fold cross-validation within each subject's recordings and without a held-out session or statistical testing [16]. To our knowledge, a recurrent SNN has not been compared with a feedforward SNN on BCI Competition IV 2a using a held-out session and subject-level statistics, and our project makes this comparison. Because our converted SNN and RSNN also differ in architecture and training (Section 4), the result can show whether a parameter-matched RSNN decodes more </w:t>
-      </w:r>
-      <w:proofErr w:type="gramStart"/>
-      <w:r>
-        <w:t>accurately, but</w:t>
-      </w:r>
-      <w:proofErr w:type="gramEnd"/>
-      <w:r>
         <w:t xml:space="preserve"> cannot attribute any difference to recurrence alone.</w:t>
       </w:r>
     </w:p>
-    <w:p/>
     <w:p/>
     <w:p>
       <w:pPr>
@@ -214,29 +224,32 @@
           <w:b/>
           <w:bCs/>
         </w:rPr>
+        <w:t>Dataset and Responsible Use</w:t>
+      </w:r>
+    </w:p>
+    <w:p>
+      <w:r>
+        <w:t xml:space="preserve">We use BCI Competition IV dataset 2a, a four-class motor imagery EEG dataset contributed by the Institute for Knowledge Discovery and the Institute for Human-Computer Interfaces at Graz University of Technology (Brunner, Leeb, Müller-Putz, </w:t>
+      </w:r>
+      <w:proofErr w:type="spellStart"/>
+      <w:r>
+        <w:t>Schlögl</w:t>
+      </w:r>
+      <w:proofErr w:type="spellEnd"/>
+      <w:r>
+        <w:t xml:space="preserve"> and </w:t>
+      </w:r>
+      <w:proofErr w:type="spellStart"/>
+      <w:r>
+        <w:t>Pfurtscheller</w:t>
+      </w:r>
+      <w:proofErr w:type="spellEnd"/>
+      <w:r>
+        <w:t xml:space="preserve">) and released as </w:t>
+      </w:r>
+      <w:r>
         <w:lastRenderedPageBreak/>
-        <w:t>Dataset and Responsible Use</w:t>
-      </w:r>
-    </w:p>
-    <w:p>
-      <w:r>
-        <w:t xml:space="preserve">We use BCI Competition IV dataset 2a, a four-class motor imagery EEG dataset contributed by the Institute for Knowledge Discovery and the Institute for Human-Computer Interfaces at Graz University of Technology (Brunner, Leeb, Müller-Putz, </w:t>
-      </w:r>
-      <w:proofErr w:type="spellStart"/>
-      <w:r>
-        <w:t>Schlögl</w:t>
-      </w:r>
-      <w:proofErr w:type="spellEnd"/>
-      <w:r>
-        <w:t xml:space="preserve"> and </w:t>
-      </w:r>
-      <w:proofErr w:type="spellStart"/>
-      <w:r>
-        <w:t>Pfurtscheller</w:t>
-      </w:r>
-      <w:proofErr w:type="spellEnd"/>
-      <w:r>
-        <w:t xml:space="preserve">) and released as part of the fourth BCI Competition [17], [18]. It is described in the official dataset documentation [18] and in the competition review by </w:t>
+        <w:t xml:space="preserve">part of the fourth BCI Competition [17], [18]. It is described in the official dataset documentation [18] and in the competition review by </w:t>
       </w:r>
       <w:proofErr w:type="spellStart"/>
       <w:r>
@@ -260,7 +273,15 @@
       </w:r>
       <w:proofErr w:type="gramEnd"/>
       <w:r>
-        <w:t xml:space="preserve"> motor imagery benchmarks, with later deep learning models routinely evaluated on it [5]–[7].</w:t>
+        <w:t xml:space="preserve"> motor imagery benchmarks, with later deep learning models routinely evaluated on it [5]</w:t>
+      </w:r>
+      <w:proofErr w:type="gramStart"/>
+      <w:r>
+        <w:t>–[</w:t>
+      </w:r>
+      <w:proofErr w:type="gramEnd"/>
+      <w:r>
+        <w:t>7].</w:t>
       </w:r>
     </w:p>
     <w:p>
@@ -283,14 +304,12 @@
     </w:p>
     <w:p>
       <w:r>
-        <w:t xml:space="preserve">The data are openly available. The providers require users to credit the groups that recorded the data, which we do above, and to cite one of the papers listed in the dataset description [18]; we cite Naeem et al. [20]. Subjects are identified only by codes A01 to A09. The documentation we consulted does not report demographics, consent procedures, or ethics approval. We will not attempt to link subjects to any other source, will report results only in aggregate or by subject code, and will treat even coded EEG recordings as potentially identifying. We will not redistribute raw files; the repository README will point to the source and provide scripts that load and preprocess the data. The dataset has important representation limits. Nine subjects recorded in one laboratory, with one system and one electrode montage, constitute a small and narrow sample, and age, gender, handedness, and health status are not reported in the documentation we consulted. Our motivation is users with complex mobility needs, and we cannot assume that results on this sample generalize to them. The </w:t>
-      </w:r>
-      <w:r>
-        <w:t>synchronous, cue-based, offline paradigm also differs from online use [17]. The providers further caution that small improvements may reflect random fluctuation and that evaluation data should not be used for model selection or hyperparameter tuning [17]. We will therefore fix hyperparameters without using test data and make comparisons only between models trained and evaluated under our own protocol.</w:t>
-      </w:r>
-    </w:p>
-    <w:p>
-      <w:r>
+        <w:t>The data are openly available. The providers require users to credit the groups that recorded the data, which we do above, and to cite one of the papers listed in the dataset description [18]; we cite Naeem et al. [20]. Subjects are identified only by codes A01 to A09. The documentation we consulted does not report demographics, consent procedures, or ethics approval. We will not attempt to link subjects to any other source, will report results only in aggregate or by subject code, and will treat even coded EEG recordings as potentially identifying. We will not redistribute raw files; the repository README will point to the source and provide scripts that load and preprocess the data. The dataset has important representation limits. Nine subjects recorded in one laboratory, with one system and one electrode montage, constitute a small and narrow sample, and age, gender, handedness, and health status are not reported in the documentation we consulted. Our motivation is users with complex mobility needs, and we cannot assume that results on this sample generalize to them. The synchronous, cue-based, offline paradigm also differs from online use [17]. The providers further caution that small improvements may reflect random fluctuation and that evaluation data should not be used for model selection or hyperparameter tuning [17]. We will therefore fix hyperparameters without using test data and make comparisons only between models trained and evaluated under our own protocol.</w:t>
+      </w:r>
+    </w:p>
+    <w:p>
+      <w:r>
+        <w:lastRenderedPageBreak/>
         <w:t xml:space="preserve"> </w:t>
       </w:r>
     </w:p>
@@ -391,24 +410,27 @@
     </w:p>
     <w:p>
       <w:r>
+        <w:t xml:space="preserve">The cross-subject protocol follows </w:t>
+      </w:r>
+      <w:proofErr w:type="spellStart"/>
+      <w:r>
+        <w:t>EEGNet</w:t>
+      </w:r>
+      <w:proofErr w:type="spellEnd"/>
+      <w:r>
+        <w:t xml:space="preserve">. For each target subject, session 1 data from five of the other eight subjects form the training set and data from the remaining three form the validation set. This is repeated with 10 random draws and seeds, giving 90 folds per model. Unlike </w:t>
+      </w:r>
+      <w:proofErr w:type="spellStart"/>
+      <w:r>
+        <w:t>EEGNet</w:t>
+      </w:r>
+      <w:proofErr w:type="spellEnd"/>
+      <w:r>
+        <w:t xml:space="preserve">, where the target subject’s data were never used, each pretrained model is then fine-tuned on the target subject’s session 1 (80% training, 20% stratified validation, 100 epochs) and tested on session 2 (288 trials). We therefore describe the protocol as cross-subject pretraining with within-subject, </w:t>
+      </w:r>
+      <w:r>
         <w:lastRenderedPageBreak/>
-        <w:t xml:space="preserve">The cross-subject protocol follows </w:t>
-      </w:r>
-      <w:proofErr w:type="spellStart"/>
-      <w:r>
-        <w:t>EEGNet</w:t>
-      </w:r>
-      <w:proofErr w:type="spellEnd"/>
-      <w:r>
-        <w:t xml:space="preserve">. For each target subject, session 1 data from five of the other eight subjects form the training set and data from the remaining three form the validation set. This is repeated with 10 random draws and seeds, giving 90 folds per model. Unlike </w:t>
-      </w:r>
-      <w:proofErr w:type="spellStart"/>
-      <w:r>
-        <w:t>EEGNet</w:t>
-      </w:r>
-      <w:proofErr w:type="spellEnd"/>
-      <w:r>
-        <w:t>, where the target subject’s data were never used, each pretrained model is then fine-tuned on the target subject’s session 1 (80% training, 20% stratified validation, 100 epochs) and tested on session 2 (288 trials). We therefore describe the protocol as cross-subject pretraining with within-subject, cross-session fine-tuning. All three models use identical folds, and the SNN is converted from the fine-tuned ANN.</w:t>
+        <w:t>cross-session fine-tuning. All three models use identical folds, and the SNN is converted from the fine-tuned ANN.</w:t>
       </w:r>
     </w:p>
     <w:p>
@@ -519,7 +541,6 @@
                 <w:b/>
                 <w:bCs/>
               </w:rPr>
-              <w:lastRenderedPageBreak/>
               <w:t>Dates (2026)</w:t>
             </w:r>
           </w:p>
@@ -606,6 +627,7 @@
           </w:tcPr>
           <w:p>
             <w:r>
+              <w:lastRenderedPageBreak/>
               <w:t>Oct 19–30</w:t>
             </w:r>
           </w:p>
@@ -942,206 +964,262 @@
     </w:p>
     <w:p>
       <w:r>
-        <w:t>[1] N. Padfield, J. Zabalza, H. Zhao, V. Masero, and J. Ren, "EEG-based brain-computer interfaces using motor-imagery: Techniques and challenges," Sensors, vol. 19, no. 6, Art. no. 1423, 2019, doi: 10.3390/s19061423.</w:t>
-      </w:r>
-      <w:proofErr w:type="spellStart"/>
-      <w:proofErr w:type="spellEnd"/>
-      <w:proofErr w:type="spellStart"/>
-      <w:proofErr w:type="spellEnd"/>
-      <w:proofErr w:type="spellStart"/>
-      <w:proofErr w:type="spellEnd"/>
-      <w:proofErr w:type="spellStart"/>
-      <w:proofErr w:type="spellEnd"/>
-    </w:p>
-    <w:p>
-      <w:r>
-        <w:t>[2] V. J. Lawhern, A. J. Solon, N. R. Waytowich, S. M. Gordon, C. P. Hung, and B. J. Lance, "EEGNet: A compact convolutional neural network for EEG-based brain–computer interfaces," J. Neural Eng., vol. 15, no. 5, Art. no. 056013, 2018, doi: 10.1088/1741-2552/aace8c.</w:t>
-      </w:r>
-      <w:proofErr w:type="spellStart"/>
-      <w:proofErr w:type="spellEnd"/>
-      <w:proofErr w:type="spellStart"/>
-      <w:proofErr w:type="spellEnd"/>
-      <w:proofErr w:type="spellStart"/>
-      <w:proofErr w:type="spellEnd"/>
-      <w:proofErr w:type="spellStart"/>
-      <w:proofErr w:type="spellEnd"/>
-    </w:p>
-    <w:p>
-      <w:r>
-        <w:t>[3] Y. Wang, H. Liu, M. Zhang, X. Luo, and H. Qu, "A universal ANN-to-SNN framework for achieving high accuracy and low latency deep spiking neural networks," Neural Netw., vol. 174, Art. no. 106244, 2024, doi: 10.1016/j.neunet.2024.106244.</w:t>
-      </w:r>
-      <w:proofErr w:type="spellStart"/>
-      <w:proofErr w:type="spellEnd"/>
-      <w:proofErr w:type="spellStart"/>
-      <w:proofErr w:type="spellEnd"/>
-    </w:p>
-    <w:p>
-      <w:r>
-        <w:t>[4] B. Rueckauer, I.-A. Lungu, Y. Hu, M. Pfeiffer, and S.-C. Liu, "Conversion of continuous-valued deep networks to efficient event-driven networks for image classification," Front. Neurosci., vol. 11, Art. no. 682, 2017, doi: 10.3389/fnins.2017.00682.</w:t>
-      </w:r>
-      <w:proofErr w:type="spellStart"/>
-      <w:proofErr w:type="spellEnd"/>
-      <w:proofErr w:type="spellStart"/>
-      <w:proofErr w:type="spellEnd"/>
-    </w:p>
-    <w:p>
-      <w:r>
-        <w:t>[5] H. Altaheri, G. Muhammad, and M. Alsulaiman, "Physics-informed attention temporal convolutional network for EEG-based motor imagery classification," IEEE Trans. Ind. Informat., vol. 19, no. 2, pp. 2249–2258, 2023, doi: 10.1109/TII.2022.3197419.</w:t>
-      </w:r>
-      <w:proofErr w:type="spellStart"/>
-      <w:proofErr w:type="spellEnd"/>
-      <w:proofErr w:type="spellStart"/>
-      <w:proofErr w:type="spellEnd"/>
-      <w:proofErr w:type="spellStart"/>
-      <w:proofErr w:type="spellEnd"/>
-      <w:proofErr w:type="spellStart"/>
-      <w:proofErr w:type="spellEnd"/>
-    </w:p>
-    <w:p>
-      <w:r>
-        <w:t>[6] Y. Song, Q. Zheng, B. Liu, and X. Gao, "EEG Conformer: Convolutional transformer for EEG decoding and visualization," IEEE Trans. Neural Syst. Rehabil. Eng., vol. 31, pp. 710–719, 2023, doi: 10.1109/TNSRE.2022.3230250.</w:t>
-      </w:r>
-      <w:proofErr w:type="spellStart"/>
-      <w:proofErr w:type="spellEnd"/>
-      <w:proofErr w:type="spellStart"/>
-      <w:proofErr w:type="spellEnd"/>
-    </w:p>
-    <w:p>
-      <w:r>
-        <w:t>[7] R. Mane et al., "FBCNet: A multi-view convolutional neural network for brain-computer interface," 2021, arXiv:2104.01233, doi: 10.48550/arXiv.2104.01233.</w:t>
-      </w:r>
-      <w:proofErr w:type="spellStart"/>
-      <w:proofErr w:type="spellEnd"/>
-      <w:proofErr w:type="spellStart"/>
-      <w:proofErr w:type="spellEnd"/>
-    </w:p>
-    <w:p>
-      <w:r>
-        <w:t>[8] X. Liao, G. Li, Y. Wang, L. Sun, and H. Zhang, "Constructing lightweight and efficient spiking neural networks for EEG-based motor imagery classification," Biomed. Signal Process. Control, vol. 100, Art. no. 107000, 2025, doi: 10.1016/j.bspc.2024.107000.</w:t>
-      </w:r>
-      <w:proofErr w:type="spellStart"/>
-      <w:proofErr w:type="spellEnd"/>
-    </w:p>
-    <w:p>
-      <w:r>
-        <w:t>[9] Y. Chen, W. Sun, and M. Meng, "Self-rectifying integrate-and-fire neuron and collaborative trim training framework for SNN-based EEG motor imagery classification," Brain Sci., vol. 16, no. 6, Art. no. 592, 2026, doi: 10.3390/brainsci16060592.</w:t>
-      </w:r>
-      <w:proofErr w:type="spellStart"/>
-      <w:proofErr w:type="spellEnd"/>
-    </w:p>
-    <w:p>
-      <w:r>
-        <w:t>[10] C. Zhang, W. Pan, and C. Della Santina, "NiSNN-A: Noniterative spiking neural network with attention with application to motor imagery EEG classification," IEEE Trans. Neural Netw. Learn. Syst., vol. 36, no. 8, pp. 14298–14312, 2025, doi: 10.1109/TNNLS.2025.3538335.</w:t>
-      </w:r>
-      <w:proofErr w:type="spellStart"/>
-      <w:proofErr w:type="spellEnd"/>
-      <w:proofErr w:type="spellStart"/>
-      <w:proofErr w:type="spellEnd"/>
-      <w:proofErr w:type="spellStart"/>
-      <w:proofErr w:type="spellEnd"/>
-    </w:p>
-    <w:p>
-      <w:r>
-        <w:t>[11] E. O. Neftci, H. Mostafa, and F. Zenke, "Surrogate gradient learning in spiking neural networks: Bringing the power of gradient-based optimization to spiking neural networks," IEEE Signal Process. Mag., vol. 36, no. 6, pp. 51–63, 2019, doi: 10.1109/MSP.2019.2931595.</w:t>
-      </w:r>
-      <w:proofErr w:type="spellStart"/>
-      <w:proofErr w:type="spellEnd"/>
-      <w:proofErr w:type="spellStart"/>
-      <w:proofErr w:type="spellEnd"/>
-    </w:p>
-    <w:p>
-      <w:r>
-        <w:t>[12] B. Yin, F. Corradi, and S. M. Bohté, "Accurate and efficient time-domain classification with adaptive spiking recurrent neural networks," Nat. Mach. Intell., vol. 3, no. 10, pp. 905–913, 2021, doi: 10.1038/s42256-021-00397-w.</w:t>
-      </w:r>
-      <w:proofErr w:type="spellStart"/>
-      <w:proofErr w:type="spellEnd"/>
-      <w:proofErr w:type="spellStart"/>
-      <w:proofErr w:type="spellEnd"/>
-    </w:p>
-    <w:p>
-      <w:r>
-        <w:t>[13] T. Liu et al., "motorSRNN: A spiking recurrent neural network inspired by brain topology for the effective and efficient decoding of cortical spike trains," Biomed. Signal Process. Control, vol. 99, Art. no. 106745, 2025, doi: 10.1016/j.bspc.2024.106745.</w:t>
-      </w:r>
-      <w:proofErr w:type="spellStart"/>
-      <w:proofErr w:type="spellEnd"/>
-      <w:proofErr w:type="spellStart"/>
-      <w:proofErr w:type="spellEnd"/>
-    </w:p>
-    <w:p>
-      <w:r>
-        <w:t>[14] T. Liu, J. Gygax, J. Rossbroich, Y. Chua, S. Zhang, and F. Zenke, "Decoding finger velocity from cortical spike trains with recurrent spiking neural networks," in Proc. IEEE Biomed. Circuits Syst. Conf. (BioCAS), 2024, pp. 1–5, doi: 10.1109/BioCAS61083.2024.10798222.</w:t>
-      </w:r>
-      <w:proofErr w:type="spellStart"/>
-      <w:proofErr w:type="spellEnd"/>
-      <w:proofErr w:type="spellStart"/>
-      <w:proofErr w:type="spellEnd"/>
-    </w:p>
-    <w:p>
-      <w:r>
-        <w:t>[15] P. Gong, P. Wang, Y. Zhou, and D. Zhang, "A spiking neural network with adaptive graph convolution and LSTM for EEG-based brain-computer interfaces," IEEE Trans. Neural Syst. Rehabil. Eng., vol. 31, pp. 1440–1450, 2023, doi: 10.1109/TNSRE.2023.3246989.</w:t>
-      </w:r>
-      <w:proofErr w:type="spellStart"/>
-      <w:proofErr w:type="spellEnd"/>
-      <w:proofErr w:type="spellStart"/>
-      <w:proofErr w:type="spellEnd"/>
-    </w:p>
-    <w:p>
-      <w:r>
-        <w:t>[16] J.-G. Lim and S.-E. Kim, "Spatio-temporal spiking attention recurrent neural network for EEG-based motor imagery classification," in Proc. Int. Conf. Electron., Inf., Commun. (ICEIC), 2025, pp. 1–4, doi: 10.1109/ICEIC64972.2025.10879689.</w:t>
-      </w:r>
-      <w:proofErr w:type="spellStart"/>
-      <w:proofErr w:type="spellEnd"/>
-      <w:proofErr w:type="spellStart"/>
-      <w:proofErr w:type="spellEnd"/>
-    </w:p>
-    <w:p>
-      <w:r>
-        <w:t>[17] M. Tangermann et al., "Review of the BCI Competition IV," Front. Neurosci., vol. 6, Art. no. 55, 2012, doi: 10.3389/fnins.2012.00055.</w:t>
-      </w:r>
-      <w:proofErr w:type="spellStart"/>
-      <w:proofErr w:type="spellEnd"/>
-      <w:proofErr w:type="spellStart"/>
-      <w:proofErr w:type="spellEnd"/>
-      <w:proofErr w:type="spellStart"/>
-      <w:proofErr w:type="spellEnd"/>
-    </w:p>
-    <w:p>
-      <w:r>
+        <w:t xml:space="preserve">[1] N. Padfield, J. Zabalza, H. Zhao, V. Masero, and J. Ren, "EEG-based brain-computer interfaces using motor-imagery: Techniques and challenges," Sensors, vol. 19, no. 6, Art. no. 1423, 2019, </w:t>
+      </w:r>
+      <w:proofErr w:type="spellStart"/>
+      <w:r>
+        <w:t>doi</w:t>
+      </w:r>
+      <w:proofErr w:type="spellEnd"/>
+      <w:r>
+        <w:t>: 10.3390/s19061423.</w:t>
+      </w:r>
+    </w:p>
+    <w:p>
+      <w:r>
+        <w:t xml:space="preserve">[2] V. J. Lawhern, A. J. Solon, N. R. Waytowich, S. M. Gordon, C. P. Hung, and B. J. Lance, "EEGNet: A compact convolutional neural network for EEG-based brain–computer interfaces," J. Neural Eng., vol. 15, no. 5, Art. no. 056013, 2018, </w:t>
+      </w:r>
+      <w:proofErr w:type="spellStart"/>
+      <w:r>
+        <w:t>doi</w:t>
+      </w:r>
+      <w:proofErr w:type="spellEnd"/>
+      <w:r>
+        <w:t>: 10.1088/1741-2552/aace8c.</w:t>
+      </w:r>
+    </w:p>
+    <w:p>
+      <w:r>
+        <w:t xml:space="preserve">[3] Y. Wang, H. Liu, M. Zhang, X. Luo, and H. Qu, "A universal ANN-to-SNN framework for achieving high accuracy and low latency deep spiking neural networks," Neural Netw., vol. 174, Art. no. 106244, 2024, </w:t>
+      </w:r>
+      <w:proofErr w:type="spellStart"/>
+      <w:r>
+        <w:t>doi</w:t>
+      </w:r>
+      <w:proofErr w:type="spellEnd"/>
+      <w:r>
+        <w:t>: 10.1016/j.neunet.2024.106244.</w:t>
+      </w:r>
+    </w:p>
+    <w:p>
+      <w:r>
+        <w:t xml:space="preserve">[4] B. Rueckauer, I.-A. Lungu, Y. Hu, M. Pfeiffer, and S.-C. Liu, "Conversion of continuous-valued deep networks to efficient event-driven networks for image classification," Front. Neurosci., vol. 11, Art. no. 682, 2017, </w:t>
+      </w:r>
+      <w:proofErr w:type="spellStart"/>
+      <w:r>
+        <w:t>doi</w:t>
+      </w:r>
+      <w:proofErr w:type="spellEnd"/>
+      <w:r>
+        <w:t>: 10.3389/fnins.2017.00682.</w:t>
+      </w:r>
+    </w:p>
+    <w:p>
+      <w:r>
+        <w:lastRenderedPageBreak/>
+        <w:t xml:space="preserve">[5] H. Altaheri, G. Muhammad, and M. Alsulaiman, "Physics-informed attention temporal convolutional network for EEG-based motor imagery classification," IEEE Trans. Ind. Informat., vol. 19, no. 2, pp. 2249–2258, 2023, </w:t>
+      </w:r>
+      <w:proofErr w:type="spellStart"/>
+      <w:r>
+        <w:t>doi</w:t>
+      </w:r>
+      <w:proofErr w:type="spellEnd"/>
+      <w:r>
+        <w:t>: 10.1109/TII.2022.3197419.</w:t>
+      </w:r>
+    </w:p>
+    <w:p>
+      <w:r>
+        <w:t xml:space="preserve">[6] Y. Song, Q. Zheng, B. Liu, and X. Gao, "EEG Conformer: Convolutional transformer for EEG decoding and visualization," IEEE Trans. Neural Syst. Rehabil. Eng., vol. 31, pp. 710–719, 2023, </w:t>
+      </w:r>
+      <w:proofErr w:type="spellStart"/>
+      <w:r>
+        <w:t>doi</w:t>
+      </w:r>
+      <w:proofErr w:type="spellEnd"/>
+      <w:r>
+        <w:t>: 10.1109/TNSRE.2022.3230250.</w:t>
+      </w:r>
+    </w:p>
+    <w:p>
+      <w:r>
+        <w:t xml:space="preserve">[7] R. Mane et al., "FBCNet: A multi-view convolutional neural network for brain-computer interface," 2021, arXiv:2104.01233, </w:t>
+      </w:r>
+      <w:proofErr w:type="spellStart"/>
+      <w:r>
+        <w:t>doi</w:t>
+      </w:r>
+      <w:proofErr w:type="spellEnd"/>
+      <w:r>
+        <w:t>: 10.48550/arXiv.2104.01233.</w:t>
+      </w:r>
+    </w:p>
+    <w:p>
+      <w:r>
+        <w:t xml:space="preserve">[8] X. Liao, G. Li, Y. Wang, L. Sun, and H. Zhang, "Constructing lightweight and efficient spiking neural networks for EEG-based motor imagery classification," Biomed. Signal Process. Control, vol. 100, Art. no. 107000, 2025, </w:t>
+      </w:r>
+      <w:proofErr w:type="spellStart"/>
+      <w:r>
+        <w:t>doi</w:t>
+      </w:r>
+      <w:proofErr w:type="spellEnd"/>
+      <w:r>
+        <w:t>: 10.1016/j.bspc.2024.107000.</w:t>
+      </w:r>
+    </w:p>
+    <w:p>
+      <w:r>
+        <w:t xml:space="preserve">[9] Y. Chen, W. Sun, and M. Meng, "Self-rectifying integrate-and-fire neuron and collaborative trim training framework for SNN-based EEG motor imagery classification," Brain Sci., vol. 16, no. 6, Art. no. 592, 2026, </w:t>
+      </w:r>
+      <w:proofErr w:type="spellStart"/>
+      <w:r>
+        <w:t>doi</w:t>
+      </w:r>
+      <w:proofErr w:type="spellEnd"/>
+      <w:r>
+        <w:t>: 10.3390/brainsci16060592.</w:t>
+      </w:r>
+    </w:p>
+    <w:p>
+      <w:r>
+        <w:t xml:space="preserve">[10] C. Zhang, W. Pan, and C. Della Santina, "NiSNN-A: Noniterative spiking neural network with attention with application to motor imagery EEG classification," IEEE Trans. Neural Netw. Learn. Syst., vol. 36, no. 8, pp. 14298–14312, 2025, </w:t>
+      </w:r>
+      <w:proofErr w:type="spellStart"/>
+      <w:r>
+        <w:t>doi</w:t>
+      </w:r>
+      <w:proofErr w:type="spellEnd"/>
+      <w:r>
+        <w:t>: 10.1109/TNNLS.2025.3538335.</w:t>
+      </w:r>
+    </w:p>
+    <w:p>
+      <w:r>
+        <w:t xml:space="preserve">[11] E. O. Neftci, H. Mostafa, and F. Zenke, "Surrogate gradient learning in spiking neural networks: Bringing the power of gradient-based optimization to spiking neural networks," IEEE Signal Process. Mag., vol. 36, no. 6, pp. 51–63, 2019, </w:t>
+      </w:r>
+      <w:proofErr w:type="spellStart"/>
+      <w:r>
+        <w:t>doi</w:t>
+      </w:r>
+      <w:proofErr w:type="spellEnd"/>
+      <w:r>
+        <w:t>: 10.1109/MSP.2019.2931595.</w:t>
+      </w:r>
+    </w:p>
+    <w:p>
+      <w:r>
+        <w:t xml:space="preserve">[12] B. Yin, F. Corradi, and S. M. Bohté, "Accurate and efficient time-domain classification with adaptive spiking recurrent neural networks," Nat. Mach. Intell., vol. 3, no. 10, pp. 905–913, 2021, </w:t>
+      </w:r>
+      <w:proofErr w:type="spellStart"/>
+      <w:r>
+        <w:t>doi</w:t>
+      </w:r>
+      <w:proofErr w:type="spellEnd"/>
+      <w:r>
+        <w:t>: 10.1038/s42256-021-00397-w.</w:t>
+      </w:r>
+    </w:p>
+    <w:p>
+      <w:r>
+        <w:t xml:space="preserve">[13] T. Liu et al., "motorSRNN: A spiking recurrent neural network inspired by brain topology for the effective and efficient decoding of cortical spike trains," Biomed. Signal Process. Control, vol. 99, Art. no. 106745, 2025, </w:t>
+      </w:r>
+      <w:proofErr w:type="spellStart"/>
+      <w:r>
+        <w:t>doi</w:t>
+      </w:r>
+      <w:proofErr w:type="spellEnd"/>
+      <w:r>
+        <w:t>: 10.1016/j.bspc.2024.106745.</w:t>
+      </w:r>
+    </w:p>
+    <w:p>
+      <w:r>
+        <w:t xml:space="preserve">[14] T. Liu, J. Gygax, J. Rossbroich, Y. Chua, S. Zhang, and F. Zenke, "Decoding finger velocity from cortical spike trains with recurrent spiking neural networks," in Proc. IEEE Biomed. Circuits Syst. Conf. (BioCAS), 2024, pp. 1–5, </w:t>
+      </w:r>
+      <w:proofErr w:type="spellStart"/>
+      <w:r>
+        <w:t>doi</w:t>
+      </w:r>
+      <w:proofErr w:type="spellEnd"/>
+      <w:r>
+        <w:t>: 10.1109/BioCAS61083.2024.10798222.</w:t>
+      </w:r>
+    </w:p>
+    <w:p>
+      <w:r>
+        <w:t xml:space="preserve">[15] P. Gong, P. Wang, Y. Zhou, and D. Zhang, "A spiking neural network with adaptive graph convolution and LSTM for EEG-based brain-computer interfaces," IEEE Trans. Neural Syst. Rehabil. Eng., vol. 31, pp. 1440–1450, 2023, </w:t>
+      </w:r>
+      <w:proofErr w:type="spellStart"/>
+      <w:r>
+        <w:t>doi</w:t>
+      </w:r>
+      <w:proofErr w:type="spellEnd"/>
+      <w:r>
+        <w:t>: 10.1109/TNSRE.2023.3246989.</w:t>
+      </w:r>
+    </w:p>
+    <w:p>
+      <w:r>
+        <w:t xml:space="preserve">[16] J.-G. Lim and S.-E. Kim, "Spatio-temporal spiking attention recurrent neural network for EEG-based motor imagery classification," in Proc. Int. Conf. Electron., Inf., Commun. (ICEIC), 2025, pp. 1–4, </w:t>
+      </w:r>
+      <w:proofErr w:type="spellStart"/>
+      <w:r>
+        <w:t>doi</w:t>
+      </w:r>
+      <w:proofErr w:type="spellEnd"/>
+      <w:r>
+        <w:t>: 10.1109/ICEIC64972.2025.10879689.</w:t>
+      </w:r>
+    </w:p>
+    <w:p>
+      <w:r>
+        <w:t xml:space="preserve">[17] M. Tangermann et al., "Review of the BCI Competition IV," Front. Neurosci., vol. 6, Art. no. 55, 2012, </w:t>
+      </w:r>
+      <w:proofErr w:type="spellStart"/>
+      <w:r>
+        <w:t>doi</w:t>
+      </w:r>
+      <w:proofErr w:type="spellEnd"/>
+      <w:r>
+        <w:t>: 10.3389/fnins.2012.00055.</w:t>
+      </w:r>
+    </w:p>
+    <w:p>
+      <w:r>
+        <w:lastRenderedPageBreak/>
         <w:t>[18] C. Brunner, R. Leeb, G. R. Müller-Putz, A. Schlögl, and G. Pfurtscheller, "BCI Competition 2008 – Graz data set A," Graz Univ. Technol., Graz, Austria, 2008. Accessed: Oct. 15, 2026. [Online]. Available: https://www.bbci.de/competition/iv/desc_2a.pdf</w:t>
       </w:r>
-      <w:proofErr w:type="spellStart"/>
-      <w:proofErr w:type="spellEnd"/>
-    </w:p>
-    <w:p>
-      <w:r>
-        <w:t>[19] V. Jayaram and A. Barachant, "MOABB: Trustworthy algorithm benchmarking for BCIs," J. Neural Eng., vol. 15, no. 6, Art. no. 066011, 2018, doi: 10.1088/1741-2552/aadea0.</w:t>
-      </w:r>
-      <w:proofErr w:type="spellStart"/>
-      <w:proofErr w:type="spellEnd"/>
-      <w:proofErr w:type="spellStart"/>
-      <w:proofErr w:type="spellEnd"/>
-    </w:p>
-    <w:p>
-      <w:r>
-        <w:t>[20] M. Naeem, C. Brunner, R. Leeb, B. Graimann, and G. Pfurtscheller, "Seperability of four-class motor imagery data using independent components analysis," J. Neural Eng., vol. 3, no. 3, pp. 208–216, 2006, doi: 10.1088/1741-2560/3/3/003.</w:t>
-      </w:r>
-      <w:proofErr w:type="spellStart"/>
-      <w:proofErr w:type="spellEnd"/>
-      <w:proofErr w:type="spellStart"/>
-      <w:proofErr w:type="spellEnd"/>
-      <w:proofErr w:type="spellStart"/>
-      <w:proofErr w:type="spellEnd"/>
+    </w:p>
+    <w:p>
+      <w:r>
+        <w:t xml:space="preserve">[19] V. Jayaram and A. Barachant, "MOABB: Trustworthy algorithm benchmarking for BCIs," J. Neural Eng., vol. 15, no. 6, Art. no. 066011, 2018, </w:t>
+      </w:r>
+      <w:proofErr w:type="spellStart"/>
+      <w:r>
+        <w:t>doi</w:t>
+      </w:r>
+      <w:proofErr w:type="spellEnd"/>
+      <w:r>
+        <w:t>: 10.1088/1741-2552/aadea0.</w:t>
+      </w:r>
+    </w:p>
+    <w:p>
+      <w:r>
+        <w:t xml:space="preserve">[20] M. Naeem, C. Brunner, R. Leeb, B. Graimann, and G. Pfurtscheller, "Seperability of four-class motor imagery data using independent components analysis," J. Neural Eng., vol. 3, no. 3, pp. 208–216, 2006, </w:t>
+      </w:r>
+      <w:proofErr w:type="spellStart"/>
+      <w:r>
+        <w:t>doi</w:t>
+      </w:r>
+      <w:proofErr w:type="spellEnd"/>
+      <w:r>
+        <w:t>: 10.1088/1741-2560/3/3/003.</w:t>
+      </w:r>
     </w:p>
     <w:p>
       <w:r>
         <w:t>[21] E. Combrisson and K. Jerbi, "Exceeding chance level by chance: The caveat of theoretical chance levels in brain signal classification and statistical assessment of decoding accuracy," J. Neurosci. Methods, vol. 250, pp. 126–136, 2015, doi: 10.1016/j.jneumeth.2015.01.010.</w:t>
       </w:r>
-      <w:proofErr w:type="spellStart"/>
-      <w:proofErr w:type="spellEnd"/>
-      <w:proofErr w:type="spellStart"/>
-      <w:proofErr w:type="spellEnd"/>
-      <w:proofErr w:type="spellStart"/>
-      <w:proofErr w:type="spellEnd"/>
     </w:p>
     <w:sectPr>
       <w:pgSz w:w="12240" w:h="15840"/>

--- a/BMEN 600 Midterm Research Plan Group 11.docx
+++ b/BMEN 600 Midterm Research Plan Group 11.docx
@@ -18,6 +18,22 @@
     </w:p>
     <w:p>
       <w:pPr>
+        <w:jc w:val="center"/>
+      </w:pPr>
+      <w:r>
+        <w:t xml:space="preserve">GitHub repository: </w:t>
+      </w:r>
+      <w:hyperlink r:id="rId5" w:history="1">
+        <w:r>
+          <w:rPr>
+            <w:rStyle w:val="Hyperlink"/>
+          </w:rPr>
+          <w:t>https://github.com/thesixtium/bmen-600-group-11</w:t>
+        </w:r>
+      </w:hyperlink>
+    </w:p>
+    <w:p>
+      <w:pPr>
         <w:rPr>
           <w:b/>
           <w:bCs/>
@@ -33,7 +49,17 @@
     </w:p>
     <w:p>
       <w:r>
-        <w:t xml:space="preserve">People with complex mobility needs often have limited personal freedom, and restoring independence is a central goal of assistive technology. Brain-computer interfaces (BCIs) that decode electroencephalography (EEG) signals could let these users control mobility devices and other assistive technologies directly, yet low decoding accuracy remains an unsolved barrier to reliable real-world use [1]. Decoding is difficult because EEG has a low signal-to-noise ratio, is non-stationary within and across sessions, varies substantially between individuals, and is typically recorded in small datasets. We hypothesize that recurrent spiking neural networks (RSNNs) are well suited to this problem because their architecture more closely resembles the circuits that generate the signal. EEG reflects the summed activity of large populations of cortical neurons, which are densely and recurrently connected, and this recurrence is thought to support temporal integration, short-term memory of recent input, and activity across multiple timescales. Spiking neural networks (SNNs) capture part of this biology through the membrane potential, which gives each neuron a form of intra-neuron memory, and through event-driven spiking that suits low-power embedded BCIs. However, feedforward SNNs lack the recurrent connections between neurons that characterize biological networks, so any temporal context must be carried by single-neuron dynamics alone. RSNNs add this inter-neuron recurrence, so we expect them to model the temporal structure of EEG more faithfully and to be more robust to its noise and variability than feedforward SNNs. Despite this rationale, RSNNs have rarely been applied to EEG decoding; the closest work we identified, </w:t>
+        <w:t>People with complex mobility needs often have limited personal freedom, and restoring independence is a central goal of assistive technology. Brain–computer interfaces (BCIs) that decode electroencephalography (EEG) could let these users control mobility devices directly, but low decoding accuracy remains a barrier to reliable real-world use [1]. Decoding is difficult because EEG has a low signal-to-noise ratio, is nonstationary within and across sessions, differs between individuals, and is usually recorded in small datasets.</w:t>
+      </w:r>
+    </w:p>
+    <w:p>
+      <w:r>
+        <w:t>We hypothesize that recurrent spiking neural networks (RSNNs) suit this problem because their structure resembles the circuits that generate the signal. EEG reflects the summed activity of large, densely and recurrently connected cortical populations, and this recurrence is thought to support temporal integration, short-term memory, and activity across multiple timescales. Spiking neural networks (SNNs) capture part of this biology: the membrane potential gives each neuron its own memory, and event-driven spiking suits low-power embedded BCIs. Feedforward SNNs, however, have no loops between neurons, so temporal context rests on single-neuron dynamics alone. An RSNN adds trained connections between neurons that can form loops. This differs from a neuron’s own membrane memory and from liquid state machines, whose recurrent connections are random and fixed with only the readout trained. We expect trained inter-neuron recurrence to model the temporal structure of EEG more faithfully and to be more robust to its noise and variability.</w:t>
+      </w:r>
+    </w:p>
+    <w:p>
+      <w:r>
+        <w:t xml:space="preserve">To our knowledge, an RSNN with trained recurrent connections has not been used as a BCI EEG decoder. Spiking EEG decoders are mostly feedforward, and recurrence has appeared only as one component of larger architectures (Section 2). The closest recurrent SNN, </w:t>
       </w:r>
       <w:proofErr w:type="spellStart"/>
       <w:r>
@@ -41,42 +67,19 @@
       </w:r>
       <w:proofErr w:type="spellEnd"/>
       <w:r>
-        <w:t xml:space="preserve">, decodes cortical spike trains rather than EEG. This project asks: "Does an RSNN outperform a feedforward SNN at decoding </w:t>
-      </w:r>
-      <w:r>
-        <w:t>motor imagery signals</w:t>
-      </w:r>
-      <w:r>
-        <w:t xml:space="preserve"> from </w:t>
-      </w:r>
-      <w:r>
-        <w:t>BCI Competition IV</w:t>
-      </w:r>
-      <w:r>
-        <w:t xml:space="preserve"> under subject-wise cross-validation?". Answering it will </w:t>
-      </w:r>
-      <w:r>
-        <w:t xml:space="preserve">help understand if RSNNs can </w:t>
-      </w:r>
-      <w:r>
-        <w:t xml:space="preserve">contribute </w:t>
-      </w:r>
-      <w:r>
-        <w:t xml:space="preserve">to higher accuracy BCI </w:t>
-      </w:r>
-      <w:proofErr w:type="gramStart"/>
-      <w:r>
-        <w:t>decoders, and</w:t>
-      </w:r>
-      <w:proofErr w:type="gramEnd"/>
-      <w:r>
-        <w:t xml:space="preserve"> would serve as the first </w:t>
-      </w:r>
-      <w:r>
-        <w:t>benchmark of RSNNs on EEG decoding.</w:t>
-      </w:r>
-    </w:p>
-    <w:p/>
+        <w:t xml:space="preserve">, decodes cortical spike trains, not EEG. This project therefore asks: </w:t>
+      </w:r>
+      <w:r>
+        <w:rPr>
+          <w:i/>
+          <w:iCs/>
+        </w:rPr>
+        <w:t>Does an RSNN outperform a feedforward SNN at decoding motor imagery EEG from BCI Competition IV dataset 2a under a subject-level, cross-session evaluation?</w:t>
+      </w:r>
+      <w:r>
+        <w:t xml:space="preserve"> Answering it will show whether trained inter-neuron recurrence improves spiking EEG decoders and so whether RSNNs can contribute to higher-accuracy BCIs.</w:t>
+      </w:r>
+    </w:p>
     <w:p>
       <w:pPr>
         <w:rPr>
@@ -99,7 +102,7 @@
       </w:r>
       <w:proofErr w:type="spellEnd"/>
       <w:r>
-        <w:t xml:space="preserve"> is a compact convolutional neural network (CNN) designed for electroencephalogram (EEG) decoding in brain-computer interfaces (BCIs) [2]. We use its architecture as the basis for two baselines. The first is the </w:t>
+        <w:t xml:space="preserve"> is a compact convolutional neural network (CNN) for EEG decoding [2] and the basis of both our baselines: the </w:t>
       </w:r>
       <w:proofErr w:type="spellStart"/>
       <w:r>
@@ -107,7 +110,7 @@
       </w:r>
       <w:proofErr w:type="spellEnd"/>
       <w:r>
-        <w:t xml:space="preserve"> architecture as an artificial neural network (ANN), retrained under our own protocol. The second is a feedforward spiking neural network (SNN) obtained by converting the trained ANN to a spiking equivalent with the same architecture, using established ANN-to-SNN conversion methods in which the trained weights are carried over and the continuous activations are approximated by spike rates [3], [4]. The converted SNN is the direct comparator for our research question, since it is a feedforward SNN decoding the same motor imagery data and can be tested against our recurrent SNN (RSNN) under identical folds. The ANN serves as a reference for how much accuracy is retained or lost in conversion, and as a loose point of comparison with published results, since our protocol differs from the original </w:t>
+        <w:t xml:space="preserve"> architecture as an artificial neural network (ANN), retrained under our protocol, and a feedforward SNN made by converting the trained ANN to a spiking network of the same architecture, carrying over the weights and approximating activations with spike rates [3], [4]. The converted SNN is the direct comparator for our RSNN because it decodes the same data on identical folds, and the ANN shows how much accuracy conversion costs. </w:t>
       </w:r>
       <w:proofErr w:type="spellStart"/>
       <w:r>
@@ -115,58 +118,32 @@
       </w:r>
       <w:proofErr w:type="spellEnd"/>
       <w:r>
-        <w:t xml:space="preserve"> evaluation (Section 4).</w:t>
-      </w:r>
-    </w:p>
-    <w:p>
+        <w:t xml:space="preserve"> suits this role because it is small (one configuration has 796 trainable parameters on this dataset [2]), which makes a parameter-matched RSNN practical; because it performed similarly to larger CNNs and slightly above filter-bank common spatial patterns (FBCSP) in cross-subject classification on this dataset [2]; and because newer models routinely report results against it [5]–[7].</w:t>
+      </w:r>
+    </w:p>
+    <w:p>
+      <w:r>
+        <w:t>SNNs have already been applied to motor imagery decoding, including on dataset 2a [8]</w:t>
+      </w:r>
+      <w:proofErr w:type="gramStart"/>
+      <w:r>
+        <w:t>–[</w:t>
+      </w:r>
+      <w:proofErr w:type="gramEnd"/>
+      <w:r>
+        <w:t xml:space="preserve">10]. Some studies convert a trained ANN, as we do: lighter networks reduce conversion error [8], and a </w:t>
+      </w:r>
+      <w:r>
+        <w:lastRenderedPageBreak/>
+        <w:t xml:space="preserve">converted </w:t>
+      </w:r>
       <w:proofErr w:type="spellStart"/>
       <w:r>
         <w:t>EEGNet</w:t>
       </w:r>
       <w:proofErr w:type="spellEnd"/>
       <w:r>
-        <w:t xml:space="preserve"> suits this role for three reasons. First, it was designed to be small. Its authors define compactness as the number of trainable parameters, and on the four-class motor imagery dataset from BCI Competition IV, one </w:t>
-      </w:r>
-      <w:proofErr w:type="spellStart"/>
-      <w:r>
-        <w:t>EEGNet</w:t>
-      </w:r>
-      <w:proofErr w:type="spellEnd"/>
-      <w:r>
-        <w:t xml:space="preserve"> configuration has only 796 trainable parameters [2]. A model </w:t>
-      </w:r>
-      <w:r>
-        <w:lastRenderedPageBreak/>
-        <w:t xml:space="preserve">this small keeps the baselines simple and makes it practical to build an RSNN of comparable size, so that any accuracy difference is less likely to come from model capacity alone. Second, in cross-subject classification on this dataset </w:t>
-      </w:r>
-      <w:proofErr w:type="spellStart"/>
-      <w:r>
-        <w:t>EEGNet</w:t>
-      </w:r>
-      <w:proofErr w:type="spellEnd"/>
-      <w:r>
-        <w:t xml:space="preserve"> was reported to perform similarly to larger CNNs and slightly above the filter-bank common spatial pattern (FBCSP) method, and in within-subject classification EEGNet-8,2 performed similarly to FBCSP [2]. Third, </w:t>
-      </w:r>
-      <w:proofErr w:type="spellStart"/>
-      <w:r>
-        <w:t>EEGNet</w:t>
-      </w:r>
-      <w:proofErr w:type="spellEnd"/>
-      <w:r>
-        <w:t xml:space="preserve"> is widely used as a reference model in the EEG decoding literature, and newer architectures routinely report results against it on the same motor imagery benchmark, including attention-based, transformer-based, and filter-bank convolutional models [5]–[7]. Comparing against </w:t>
-      </w:r>
-      <w:proofErr w:type="spellStart"/>
-      <w:r>
-        <w:t>EEGNet</w:t>
-      </w:r>
-      <w:proofErr w:type="spellEnd"/>
-      <w:r>
-        <w:t xml:space="preserve"> and its converted SNN therefore places our RSNN results in the context of existing work, rather than only against our own feedforward SNN.</w:t>
-      </w:r>
-    </w:p>
-    <w:p>
-      <w:r>
-        <w:t>Spiking neural networks have already been applied to EEG motor imagery decoding, including on BCI Competition IV 2a [8]</w:t>
+        <w:t xml:space="preserve"> performed comparably to its ANN [9]. Others train SNNs directly with surrogate gradients, which replace the non-differentiable spike function with a smooth approximation during backpropagation [11]. These models can approach CNN accuracy at lower estimated energy cost [8]</w:t>
       </w:r>
       <w:proofErr w:type="gramStart"/>
       <w:r>
@@ -174,44 +151,27 @@
       </w:r>
       <w:proofErr w:type="gramEnd"/>
       <w:r>
-        <w:t xml:space="preserve">10]. Some studies convert a trained ANN to an SNN, as we do for our feedforward baseline: lighter networks reduce conversion error [8], and a converted </w:t>
-      </w:r>
-      <w:proofErr w:type="spellStart"/>
-      <w:r>
-        <w:t>EEGNet</w:t>
-      </w:r>
-      <w:proofErr w:type="spellEnd"/>
-      <w:r>
-        <w:t xml:space="preserve"> performed comparably to the original ANN [9]. Others train the SNN directly with surrogate gradients, which replace the non-differentiable spike function with a smooth approximation during backpropagation [11]. Such models can approach CNN accuracy at lower estimated energy cost [8]</w:t>
+        <w:t>10], although SNNs have generally been less accurate than comparable CNNs [10]. The converted models are feedforward [8], [9], so temporal context is carried only by each neuron’s membrane potential.</w:t>
+      </w:r>
+    </w:p>
+    <w:p>
+      <w:r>
+        <w:t xml:space="preserve">Recurrent SNNs have performed well on other temporal signals. Recurrent networks of adaptive spiking neurons reached state-of-the-art SNN results on speech and gesture benchmarks at publication [12], and recurrent SNNs outperformed feedforward SNNs on monkey motor cortex recordings [13], [14]. Cortical spike trains, however, are already spikes, whereas EEG is a continuous scalp signal that must first be encoded. For EEG motor imagery, recurrence has appeared only as one component of larger spiking architectures [15], [16]. Removing spiking long short-term memory (LSTM) units lowered accuracy on the PhysioNet dataset, but trials from all subjects were pooled into random splits [15], so the result does not show whether the benefit holds for a new session of an individual subject. Lim and Kim compared a recurrent model with a convolutional SNN on dataset </w:t>
       </w:r>
       <w:proofErr w:type="gramStart"/>
       <w:r>
-        <w:t>–[</w:t>
+        <w:t>2a, but</w:t>
       </w:r>
       <w:proofErr w:type="gramEnd"/>
       <w:r>
-        <w:t>10], although SNNs have generally been less accurate than comparable CNNs [10]. The converted models are feedforward [8], [9], so temporal context is carried only by each neuron's membrane potential.</w:t>
-      </w:r>
-    </w:p>
-    <w:p>
-      <w:r>
-        <w:t>Recurrent spiking neural networks have performed well on other temporal signals. Recurrent networks of adaptive spiking neurons reached state-of-the-art SNN results on speech and gesture benchmarks at the time of publication [12], and on invasive recordings from monkey motor cortex, recurrent SNNs outperformed feedforward SNNs [13], [14]. Cortical spike trains, however, are already made of spikes, whereas EEG is a continuous scalp signal that must first be encoded for a spiking network. For EEG motor imagery, recurrence has so far appeared mainly as one component of larger spiking architectures [15], [16]. In one ablation on the PhysioNet motor imagery dataset, removing spiking long short-term memory (LSTM) units lowered accuracy, but trials from all subjects were pooled into random training and test splits [15], so the result does not show whether the benefit holds for a new session of an individual subject.</w:t>
-      </w:r>
-    </w:p>
-    <w:p>
-      <w:r>
-        <w:t xml:space="preserve">Lim and Kim compared their recurrent model with a convolutional SNN on dataset 2a, but with k-fold cross-validation within each subject's recordings and without a held-out session or statistical testing [16]. To our knowledge, a recurrent SNN has not been compared with a feedforward SNN on BCI Competition IV 2a using a held-out session and subject-level statistics, and our project makes this comparison. Because our converted SNN and RSNN also differ in architecture and training (Section 4), the result can show whether a parameter-matched RSNN decodes more </w:t>
-      </w:r>
-      <w:proofErr w:type="gramStart"/>
-      <w:r>
-        <w:t>accurately, but</w:t>
-      </w:r>
-      <w:proofErr w:type="gramEnd"/>
-      <w:r>
-        <w:t xml:space="preserve"> cannot attribute any difference to recurrence alone.</w:t>
-      </w:r>
-    </w:p>
-    <w:p/>
+        <w:t xml:space="preserve"> used within-subject k-fold cross-validation with no held-out session or statistical testing [16].</w:t>
+      </w:r>
+    </w:p>
+    <w:p>
+      <w:r>
+        <w:t>To our knowledge, no study has used an RSNN with trained recurrent connections as the EEG decoder and compared it with a feedforward SNN on dataset 2a using a held-out session and subject-level statistics. Our project makes this comparison. Because the converted SNN and RSNN also differ in architecture and training (Section 4), the result shows whether a parameter-matched RSNN decodes more accurately but cannot attribute a difference to recurrence alone.</w:t>
+      </w:r>
+    </w:p>
     <w:p>
       <w:pPr>
         <w:rPr>
@@ -229,7 +189,7 @@
     </w:p>
     <w:p>
       <w:r>
-        <w:t xml:space="preserve">We use BCI Competition IV dataset 2a, a four-class motor imagery EEG dataset contributed by the Institute for Knowledge Discovery and the Institute for Human-Computer Interfaces at Graz University of Technology (Brunner, Leeb, Müller-Putz, </w:t>
+        <w:t xml:space="preserve">We use BCI Competition IV dataset 2a, a four-class motor imagery EEG dataset recorded at Graz University of Technology by the Institute for Knowledge Discovery and the Institute for Human-Computer Interfaces (Brunner, Leeb, Müller-Putz, </w:t>
       </w:r>
       <w:proofErr w:type="spellStart"/>
       <w:r>
@@ -245,19 +205,53 @@
       </w:r>
       <w:proofErr w:type="spellEnd"/>
       <w:r>
-        <w:t xml:space="preserve">) and released as </w:t>
+        <w:t xml:space="preserve">) and released in the fourth BCI Competition [17], [18]. We accessed it through the </w:t>
+      </w:r>
+      <w:proofErr w:type="gramStart"/>
+      <w:r>
+        <w:t>Mother</w:t>
+      </w:r>
+      <w:proofErr w:type="gramEnd"/>
+      <w:r>
+        <w:t xml:space="preserve"> of All BCI Benchmarks (MOABB) [19] on October 8, 2026, which also supplies the session 2 labels. The </w:t>
+      </w:r>
+      <w:proofErr w:type="spellStart"/>
+      <w:r>
+        <w:t>EEGNet</w:t>
+      </w:r>
+      <w:proofErr w:type="spellEnd"/>
+      <w:r>
+        <w:t xml:space="preserve"> authors evaluated four-class decoding on it [2], giving our ANN a reference point, and later models are routinely evaluated on it [5]</w:t>
+      </w:r>
+      <w:proofErr w:type="gramStart"/>
+      <w:r>
+        <w:t>–[</w:t>
+      </w:r>
+      <w:proofErr w:type="gramEnd"/>
+      <w:r>
+        <w:t>7].</w:t>
+      </w:r>
+    </w:p>
+    <w:p>
+      <w:r>
+        <w:t xml:space="preserve">Nine subjects (A01–A09) each completed two sessions on different days. Each session has six runs of 48 trials (12 per class), giving 288 trials per session and 576 per subject, balanced by design [18]. After a 1.25 s arrow cue at t = 2 s, subjects imagined left-hand, right-hand, both-feet, or tongue movement until t = 6 s, without feedback (Fig. 1) [18]. EEG was recorded from 22 Ag/AgCl electrodes at 250 Hz (0.5–100 Hz band-pass, 50 Hz notch). Three EOG channels were also recorded but must not be used for classification, and an expert marked artifact trials [18]. The input is the multichannel post-cue </w:t>
+      </w:r>
+      <w:proofErr w:type="gramStart"/>
+      <w:r>
+        <w:t>epoch</w:t>
+      </w:r>
+      <w:proofErr w:type="gramEnd"/>
+      <w:r>
+        <w:t xml:space="preserve"> and the output is the four-class label (nominal chance accuracy 25%).</w:t>
+      </w:r>
+    </w:p>
+    <w:p>
+      <w:r>
+        <w:t xml:space="preserve">The independent case is the subject, not the trial, because trials from one subject and session share electrode placement, impedance, and neural state. Our protocol (Section 4) pretrains on other subjects’ session 1 data, fine-tunes on the target subject’s session 1, and tests on that </w:t>
       </w:r>
       <w:r>
         <w:lastRenderedPageBreak/>
-        <w:t xml:space="preserve">part of the fourth BCI Competition [17], [18]. It is described in the official dataset documentation [18] and in the competition review by </w:t>
-      </w:r>
-      <w:proofErr w:type="spellStart"/>
-      <w:r>
-        <w:t>Tangermann</w:t>
-      </w:r>
-      <w:proofErr w:type="spellEnd"/>
-      <w:r>
-        <w:t xml:space="preserve"> et al. [17]. We accessed it through MOABB (Mother of All BCI Benchmarks) [19] on October 8, 2026, which also provides the session 2 labels. We chose this dataset because the </w:t>
+        <w:t xml:space="preserve">subject’s session 2, which is never used for training, validation, or checkpoint selection. Results are summarized per target subject, giving nine cases. Because each subject’s session 1 also trains the models for the other eight, the cases are only approximately independent, which we treat as a limitation. The </w:t>
       </w:r>
       <w:proofErr w:type="spellStart"/>
       <w:r>
@@ -265,55 +259,22 @@
       </w:r>
       <w:proofErr w:type="spellEnd"/>
       <w:r>
-        <w:t xml:space="preserve"> authors evaluated four-class decoding on it [2], giving our ANN a reference point, and because it is one of the </w:t>
+        <w:t xml:space="preserve"> authors reported cross-subject accuracies near 40% without target-subject data [2], so because we add fine-tuning, we retrain rather than reuse published numbers.</w:t>
+      </w:r>
+    </w:p>
+    <w:p>
+      <w:r>
+        <w:t xml:space="preserve">The data are openly available. The providers require crediting the recording groups, done above, and citing one paper from the dataset description [18]; we cite Naeem et al. [20]. Subjects are identified only by code, but we treat coded EEG as potentially </w:t>
       </w:r>
       <w:proofErr w:type="gramStart"/>
       <w:r>
-        <w:t>most commonly used</w:t>
+        <w:t>identifying:</w:t>
       </w:r>
       <w:proofErr w:type="gramEnd"/>
       <w:r>
-        <w:t xml:space="preserve"> motor imagery benchmarks, with later deep learning models routinely evaluated on it [5]</w:t>
-      </w:r>
-      <w:proofErr w:type="gramStart"/>
-      <w:r>
-        <w:t>–[</w:t>
-      </w:r>
-      <w:proofErr w:type="gramEnd"/>
-      <w:r>
-        <w:t>7].</w:t>
-      </w:r>
-    </w:p>
-    <w:p>
-      <w:r>
-        <w:t>The dataset contains EEG from nine subjects, each recorded in two sessions on different days (session 1 and session 2 correspond to the training and evaluation files, respectively). Each session has six runs of 48 trials (12 per class), giving 288 trials per session and 576 per subject, with classes balanced by design [18]. In each trial, a fixation cross and warning tone are followed at t = 2 s by a 1.25 s arrow cue. The subject then imagines movement of the left hand (class 1), right hand (class 2), both feet (class 3), or tongue (class 4) until t = 6 s, with no feedback [18]. EEG was recorded from 22 Ag/AgCl electrodes at 250 Hz, bandpass filtered at 0.5 to 100 Hz with a 50 Hz notch filter. Three EOG channels were also recorded, and the providers specify that they must not be used for classification [18]. Trials containing artifacts were marked by an expert [18]. The input to our models is the multichannel EEG epoch after cue onset, and the output is the four-class label, for which the nominal chance accuracy is 25% (see Section 4).</w:t>
-      </w:r>
-    </w:p>
-    <w:p>
-      <w:r>
-        <w:t xml:space="preserve">The independent case for our research question is the subject, not the trial. Trials from the same subject and session share electrode placement, impedance, and neural state, so they are correlated. Our protocol (Section 4) pretrains on other subjects’ session 1 data, fine-tunes on the target subject’s session 1, and tests on the target subject’s session 2, which is never used for training, validation, or checkpoint selection. Results are summarized per target subject, giving nine cases. Because each subject’s session 1 data also train the models for the other eight subjects, the nine cases are only approximately independent, which we treat as a limitation. The </w:t>
-      </w:r>
-      <w:proofErr w:type="spellStart"/>
-      <w:r>
-        <w:t>EEGNet</w:t>
-      </w:r>
-      <w:proofErr w:type="spellEnd"/>
-      <w:r>
-        <w:t xml:space="preserve"> authors reported cross-subject accuracies of approximately 40% for all CNNs on this dataset [2], using a zero-shot setting in which the target subject’s data were never used. Because our protocol adds fine-tuning, we retrain the architecture rather than reuse published numbers.</w:t>
-      </w:r>
-    </w:p>
-    <w:p>
-      <w:r>
-        <w:t>The data are openly available. The providers require users to credit the groups that recorded the data, which we do above, and to cite one of the papers listed in the dataset description [18]; we cite Naeem et al. [20]. Subjects are identified only by codes A01 to A09. The documentation we consulted does not report demographics, consent procedures, or ethics approval. We will not attempt to link subjects to any other source, will report results only in aggregate or by subject code, and will treat even coded EEG recordings as potentially identifying. We will not redistribute raw files; the repository README will point to the source and provide scripts that load and preprocess the data. The dataset has important representation limits. Nine subjects recorded in one laboratory, with one system and one electrode montage, constitute a small and narrow sample, and age, gender, handedness, and health status are not reported in the documentation we consulted. Our motivation is users with complex mobility needs, and we cannot assume that results on this sample generalize to them. The synchronous, cue-based, offline paradigm also differs from online use [17]. The providers further caution that small improvements may reflect random fluctuation and that evaluation data should not be used for model selection or hyperparameter tuning [17]. We will therefore fix hyperparameters without using test data and make comparisons only between models trained and evaluated under our own protocol.</w:t>
-      </w:r>
-    </w:p>
-    <w:p>
-      <w:r>
-        <w:lastRenderedPageBreak/>
-        <w:t xml:space="preserve"> </w:t>
-      </w:r>
-    </w:p>
-    <w:p/>
+        <w:t xml:space="preserve"> we will not attempt to link subjects to other sources, will report results only in aggregate or by code, and will not redistribute raw files. The documentation we consulted reports no demographics, consent procedures, or ethics approval, and nine subjects from one laboratory, system, and montage are a small, narrow sample, so we cannot assume the results generalize to users with complex mobility needs. The synchronous, cue-based, offline paradigm also differs from online use [17]. The providers caution that small improvements may be random fluctuation and that evaluation data should not be used for model selection [17], so we fix hyperparameters without test data.</w:t>
+      </w:r>
+    </w:p>
     <w:p>
       <w:pPr>
         <w:rPr>
@@ -331,190 +292,626 @@
     </w:p>
     <w:p>
       <w:r>
-        <w:t xml:space="preserve">All analyses will be implemented in Python, using MOABB for data loading, </w:t>
-      </w:r>
-      <w:proofErr w:type="spellStart"/>
-      <w:r>
-        <w:t>PyTorch</w:t>
-      </w:r>
-      <w:proofErr w:type="spellEnd"/>
-      <w:r>
-        <w:t xml:space="preserve"> and </w:t>
-      </w:r>
-      <w:proofErr w:type="spellStart"/>
-      <w:r>
-        <w:t>snnTorch</w:t>
-      </w:r>
-      <w:proofErr w:type="spellEnd"/>
-      <w:r>
-        <w:t xml:space="preserve"> for the ANN and spiking models, scikit-learn and SciPy for metrics and statistics, and the University of Calgary’s ARC Cluster for computation. Preprocessing follows the </w:t>
-      </w:r>
-      <w:proofErr w:type="spellStart"/>
-      <w:r>
-        <w:t>EEGNet</w:t>
-      </w:r>
-      <w:proofErr w:type="spellEnd"/>
-      <w:r>
-        <w:t xml:space="preserve"> setup for this dataset [2]: the 22 EEG channels (EOG excluded) are resampled to 128 Hz, band-pass filtered to 4–40 Hz, and </w:t>
-      </w:r>
-      <w:proofErr w:type="spellStart"/>
-      <w:r>
-        <w:t>epoched</w:t>
-      </w:r>
-      <w:proofErr w:type="spellEnd"/>
-      <w:r>
-        <w:t xml:space="preserve"> from 0.5 to 2.5 s after cue onset, giving a 22 × 256 input per trial. Artifact-marked trials are retained, which is our choice and preserves the balanced class structure. The </w:t>
-      </w:r>
-      <w:proofErr w:type="spellStart"/>
-      <w:r>
-        <w:t>EEGNet</w:t>
-      </w:r>
-      <w:proofErr w:type="spellEnd"/>
-      <w:r>
-        <w:t xml:space="preserve"> paper describes any remaining preprocessing only by reference to earlier work, so we will confirm whether further steps are needed before finalizing the pipeline.</w:t>
-      </w:r>
-    </w:p>
-    <w:p>
-      <w:r>
-        <w:t xml:space="preserve">Three models will be evaluated. The ANN uses the </w:t>
-      </w:r>
-      <w:proofErr w:type="spellStart"/>
-      <w:r>
-        <w:t>EEGNet</w:t>
-      </w:r>
-      <w:proofErr w:type="spellEnd"/>
-      <w:r>
-        <w:t xml:space="preserve"> architecture with ELU activations and a temporal kernel of 32 samples, as used for this dataset [2]; the exact configuration (EEGNet-4,2 is our starting point) is still to be finalized. It is trained with Adam at default parameters, categorical cross-entropy loss, 500 epochs, and retention of the weights with the lowest validation loss, using dropout of 0.25 for cross-subject training and 0.5 for within-subject fine-tuning, as in </w:t>
-      </w:r>
-      <w:proofErr w:type="spellStart"/>
-      <w:r>
-        <w:t>EEGNet</w:t>
-      </w:r>
-      <w:proofErr w:type="spellEnd"/>
-      <w:r>
-        <w:t xml:space="preserve">. The SNN is the trained ANN converted by carrying over its weights, with activations approximated by spike rates, and the predicted class is the output neuron with the highest spike count. Conversion details, including the number of simulation steps, have not yet been decided. The RSNN is a single recurrent layer of leaky integrate-and-fire (LIF) neurons in which every neuron is connected to every other neuron, loosely mirroring the dense recurrent connectivity of cortical circuits. These connections can form loops, which feedforward SNNs cannot. The RSNN consists of an input projection, this recurrent layer, and a linear four-class readout, and it is trained with surrogate-gradient backpropagation through time using the same optimizer, loss, epoch count, and checkpoint rule as the ANN. Both spiking models receive the same input representation of the preprocessed epoch, to be finalized together with the conversion details. The RSNN’s neuron hyperparameters are set to those chosen for the SNN after conversion, so none are searched. The number of RSNN neurons is chosen so that its trainable parameter count is </w:t>
-      </w:r>
-      <w:proofErr w:type="gramStart"/>
-      <w:r>
-        <w:t>similar to</w:t>
-      </w:r>
-      <w:proofErr w:type="gramEnd"/>
-      <w:r>
-        <w:t xml:space="preserve"> that of the converted SNN rather than the original ANN, which may differ slightly (for example, if batch normalization is folded into the preceding weights during conversion).</w:t>
-      </w:r>
-    </w:p>
-    <w:p>
-      <w:r>
-        <w:t>These choices carry limitations. The converted SNN and the RSNN differ in architecture and training method as well as in recurrence, and we include no recurrence-free control, so a difference between them cannot be attributed to recurrence alone. Reusing the SNN’s hyperparameters means the RSNN is not tuned for itself, and matching parameter counts to the converted SNN is a design choice rather than the only fair comparison.</w:t>
-      </w:r>
-    </w:p>
-    <w:p>
-      <w:r>
-        <w:t xml:space="preserve">The cross-subject protocol follows </w:t>
-      </w:r>
-      <w:proofErr w:type="spellStart"/>
-      <w:r>
-        <w:t>EEGNet</w:t>
-      </w:r>
-      <w:proofErr w:type="spellEnd"/>
-      <w:r>
-        <w:t xml:space="preserve">. For each target subject, session 1 data from five of the other eight subjects form the training set and data from the remaining three form the validation set. This is repeated with 10 random draws and seeds, giving 90 folds per model. Unlike </w:t>
-      </w:r>
-      <w:proofErr w:type="spellStart"/>
-      <w:r>
-        <w:t>EEGNet</w:t>
-      </w:r>
-      <w:proofErr w:type="spellEnd"/>
-      <w:r>
-        <w:t xml:space="preserve">, where the target subject’s data were never used, each pretrained model is then fine-tuned on the target subject’s session 1 (80% training, 20% stratified validation, 100 epochs) and tested on session 2 (288 trials). We therefore describe the protocol as cross-subject pretraining with within-subject, </w:t>
-      </w:r>
-      <w:r>
-        <w:lastRenderedPageBreak/>
-        <w:t>cross-session fine-tuning. All three models use identical folds, and the SNN is converted from the fine-tuned ANN.</w:t>
-      </w:r>
-    </w:p>
-    <w:p>
-      <w:r>
-        <w:t xml:space="preserve">Performance will be measured with accuracy, Cohen’s kappa, macro-averaged F1, and per-class confusion matrices. Accuracy is the primary metric because it is the metric </w:t>
-      </w:r>
-      <w:proofErr w:type="spellStart"/>
-      <w:r>
-        <w:t>EEGNet</w:t>
-      </w:r>
-      <w:proofErr w:type="spellEnd"/>
-      <w:r>
-        <w:t xml:space="preserve"> reported. Because each test session contains exactly 72 trials per class, balanced accuracy is identical to accuracy and is not reported separately. Cohen’s kappa corrects for chance agreement and penalizes classifiers that over-predict one class, and it was the metric used in the original competition. Macro-averaged F1 averages the per-class F1 scores, so that a model that performs well on only some classes is not rewarded. The confusion matrices show which classes drive the errors.</w:t>
-      </w:r>
-    </w:p>
-    <w:p>
-      <w:r>
-        <w:t xml:space="preserve">We do not assume that chance accuracy equals one divided by the number of classes (25%), because with a finite number of samples a classifier can exceed this nominal level by chance alone [21]. Each result will instead be compared with a significance threshold based on the actual number of </w:t>
-      </w:r>
-      <w:proofErr w:type="gramStart"/>
-      <w:r>
-        <w:t>test</w:t>
-      </w:r>
-      <w:proofErr w:type="gramEnd"/>
-      <w:r>
-        <w:t xml:space="preserve"> </w:t>
-      </w:r>
-      <w:proofErr w:type="gramStart"/>
-      <w:r>
-        <w:t>trials, and</w:t>
-      </w:r>
-      <w:proofErr w:type="gramEnd"/>
-      <w:r>
-        <w:t xml:space="preserve"> confirmed with a label-permutation test using 10,000 permutations. A result is called above chance only if it passes both.</w:t>
-      </w:r>
-    </w:p>
-    <w:p>
-      <w:r>
-        <w:t xml:space="preserve">All three models will be compared pairwise. SNN versus RSNN directly answers the research question, ANN versus RSNN places the RSNN against the baseline architecture, and ANN versus SNN quantifies the accuracy lost in conversion. Because the subject is the independent case, the 10 repeats are averaged to one value per subject, model, and metric, giving nine paired observations. Differences will be tested with an exact two-sided Wilcoxon signed-rank test, which does not assume normality at n = 9, with Holm correction across the three comparisons. </w:t>
-      </w:r>
-      <w:proofErr w:type="spellStart"/>
-      <w:r>
-        <w:t>EEGNet</w:t>
-      </w:r>
-      <w:proofErr w:type="spellEnd"/>
-      <w:r>
-        <w:t xml:space="preserve"> reported mean ± SE over all 90 folds [2], but folds from the same target subject are not independent, so we aggregate to the subject level. We will also report the median paired difference with a bootstrap 95% confidence interval over subjects. Uncertainty will be shown as per-subject mean ± SD across the 10 repeats and as the mean ± SD across subjects. Seeds and configuration files will be logged.</w:t>
-      </w:r>
-    </w:p>
-    <w:p/>
-    <w:p/>
-    <w:p>
-      <w:pPr>
         <w:rPr>
           <w:b/>
           <w:bCs/>
         </w:rPr>
-      </w:pPr>
+        <w:t>Software and code.</w:t>
+      </w:r>
+      <w:r>
+        <w:t xml:space="preserve"> Analyses use Python: MOABB for data loading, </w:t>
+      </w:r>
+      <w:proofErr w:type="spellStart"/>
+      <w:r>
+        <w:t>PyTorch</w:t>
+      </w:r>
+      <w:proofErr w:type="spellEnd"/>
+      <w:r>
+        <w:t xml:space="preserve"> and </w:t>
+      </w:r>
+      <w:proofErr w:type="spellStart"/>
+      <w:r>
+        <w:t>snnTorch</w:t>
+      </w:r>
+      <w:proofErr w:type="spellEnd"/>
+      <w:r>
+        <w:t xml:space="preserve"> for the models, scikit-learn and SciPy for metrics and statistics, and the University of Calgary’s ARC Cluster for computation. We will write a preprocessing and fold-generation pipeline, the model code (ANN, conversion, RSNN), and an evaluation module. Seeds and configurations are logged.</w:t>
+      </w:r>
+    </w:p>
+    <w:p>
       <w:r>
         <w:rPr>
           <w:b/>
           <w:bCs/>
         </w:rPr>
-        <w:t>Preliminary Results</w:t>
-      </w:r>
-    </w:p>
-    <w:p/>
-    <w:p>
-      <w:pPr>
+        <w:t>Preprocessing.</w:t>
+      </w:r>
+      <w:r>
+        <w:t xml:space="preserve"> Following </w:t>
+      </w:r>
+      <w:proofErr w:type="spellStart"/>
+      <w:r>
+        <w:t>EEGNet</w:t>
+      </w:r>
+      <w:proofErr w:type="spellEnd"/>
+      <w:r>
+        <w:t xml:space="preserve"> [2], the 22 EEG channels (EOG excluded) are resampled to 128 Hz, band-pass filtered at 4–40 Hz, and </w:t>
+      </w:r>
+      <w:proofErr w:type="spellStart"/>
+      <w:r>
+        <w:t>epoched</w:t>
+      </w:r>
+      <w:proofErr w:type="spellEnd"/>
+      <w:r>
+        <w:t xml:space="preserve"> 0.5–2.5 s after cue onset, giving a 22 × 256 input per trial. Artifact-marked trials are retained to preserve class balance. The </w:t>
+      </w:r>
+      <w:proofErr w:type="spellStart"/>
+      <w:r>
+        <w:t>EEGNet</w:t>
+      </w:r>
+      <w:proofErr w:type="spellEnd"/>
+      <w:r>
+        <w:t xml:space="preserve"> paper cites earlier work for any remaining preprocessing, so we will confirm whether further steps are needed.</w:t>
+      </w:r>
+    </w:p>
+    <w:p>
+      <w:r>
         <w:rPr>
           <w:b/>
           <w:bCs/>
         </w:rPr>
-      </w:pPr>
+        <w:t>Models.</w:t>
+      </w:r>
+      <w:r>
+        <w:t xml:space="preserve"> Three models are evaluated.</w:t>
+      </w:r>
+    </w:p>
+    <w:p>
+      <w:pPr>
+        <w:numPr>
+          <w:ilvl w:val="0"/>
+          <w:numId w:val="8"/>
+        </w:numPr>
+      </w:pPr>
+      <w:r>
+        <w:rPr>
+          <w:i/>
+          <w:iCs/>
+        </w:rPr>
+        <w:t>ANN:</w:t>
+      </w:r>
+      <w:r>
+        <w:t xml:space="preserve"> </w:t>
+      </w:r>
+      <w:proofErr w:type="spellStart"/>
+      <w:r>
+        <w:t>EEGNet</w:t>
+      </w:r>
+      <w:proofErr w:type="spellEnd"/>
+      <w:r>
+        <w:t xml:space="preserve"> with ELU activations and a 32-sample temporal kernel [2] (EEGNet-4,2 is the starting point; configuration to be finalized). Training follows </w:t>
+      </w:r>
+      <w:proofErr w:type="spellStart"/>
+      <w:r>
+        <w:t>EEGNet</w:t>
+      </w:r>
+      <w:proofErr w:type="spellEnd"/>
+      <w:r>
+        <w:t>: Adam with default parameters, categorical cross-entropy, 500 epochs, lowest-validation-loss weights, and dropout of 0.25 for cross-subject training and 0.5 for fine-tuning.</w:t>
+      </w:r>
+    </w:p>
+    <w:p>
+      <w:pPr>
+        <w:numPr>
+          <w:ilvl w:val="0"/>
+          <w:numId w:val="8"/>
+        </w:numPr>
+      </w:pPr>
+      <w:r>
+        <w:rPr>
+          <w:i/>
+          <w:iCs/>
+        </w:rPr>
+        <w:t>SNN:</w:t>
+      </w:r>
+      <w:r>
+        <w:t xml:space="preserve"> the trained ANN converted by carrying over its weights, with activations approximated by spike rates. The prediction is the output neuron with the highest spike count. Conversion details, including simulation steps, are not yet decided.</w:t>
+      </w:r>
+    </w:p>
+    <w:p>
+      <w:pPr>
+        <w:numPr>
+          <w:ilvl w:val="0"/>
+          <w:numId w:val="8"/>
+        </w:numPr>
+      </w:pPr>
+      <w:r>
+        <w:rPr>
+          <w:i/>
+          <w:iCs/>
+        </w:rPr>
+        <w:t>RSNN:</w:t>
+      </w:r>
+      <w:r>
+        <w:t xml:space="preserve"> an input projection, one recurrent layer of leaky integrate-and-fire (LIF) neurons in which every neuron connects to every other, and a linear four-class readout. The recurrent weights are trained with surrogate-gradient backpropagation through time, using the ANN’s optimizer, loss, epochs, and checkpoint rule. Neuron hyperparameters are copied from the converted SNN, and the neuron count is set so the trainable parameter count is </w:t>
+      </w:r>
+      <w:proofErr w:type="gramStart"/>
+      <w:r>
+        <w:t>similar to</w:t>
+      </w:r>
+      <w:proofErr w:type="gramEnd"/>
+      <w:r>
+        <w:t xml:space="preserve"> the converted SNN’s, which may differ slightly from the ANN’s. Both spiking models receive the same input representation, to be finalized with the conversion details.</w:t>
+      </w:r>
+    </w:p>
+    <w:p>
+      <w:r>
+        <w:lastRenderedPageBreak/>
+        <w:t>The converted SNN and RSNN differ in architecture and training as well as recurrence, there is no recurrence-free control, and the RSNN is not tuned for itself, so a difference cannot be attributed to recurrence alone.</w:t>
+      </w:r>
+    </w:p>
+    <w:p>
       <w:r>
         <w:rPr>
           <w:b/>
           <w:bCs/>
         </w:rPr>
+        <w:t>Protocol.</w:t>
+      </w:r>
+      <w:r>
+        <w:t xml:space="preserve"> Following </w:t>
+      </w:r>
+      <w:proofErr w:type="spellStart"/>
+      <w:r>
+        <w:t>EEGNet’s</w:t>
+      </w:r>
+      <w:proofErr w:type="spellEnd"/>
+      <w:r>
+        <w:t xml:space="preserve"> cross-subject design, for each target subject the session 1 data of five of the other eight subjects form the training set and those of the remaining three the validation set. Ten random draws with seeds give 90 folds per model. Unlike </w:t>
+      </w:r>
+      <w:proofErr w:type="spellStart"/>
+      <w:r>
+        <w:t>EEGNet</w:t>
+      </w:r>
+      <w:proofErr w:type="spellEnd"/>
+      <w:r>
+        <w:t>, each pretrained model is then fine-tuned on the target subject’s session 1 (80% training, 20% stratified validation, 100 epochs) and tested on session 2 (288 trials). We therefore describe the protocol as cross-subject pretraining with within-subject, cross-session fine-tuning. All models share identical folds, and the SNN is converted from the fine-tuned ANN.</w:t>
+      </w:r>
+    </w:p>
+    <w:p>
+      <w:r>
+        <w:rPr>
+          <w:b/>
+          <w:bCs/>
+        </w:rPr>
+        <w:t>Outcome and comparisons.</w:t>
+      </w:r>
+      <w:r>
+        <w:t xml:space="preserve"> Accuracy is the primary measure, as in </w:t>
+      </w:r>
+      <w:proofErr w:type="spellStart"/>
+      <w:r>
+        <w:t>EEGNet</w:t>
+      </w:r>
+      <w:proofErr w:type="spellEnd"/>
+      <w:r>
+        <w:t xml:space="preserve"> and because low accuracy is the barrier identified in Section 1. We also report Cohen’s kappa (chance-corrected), macro-averaged F1 (which does not reward models strong on only some classes), and per-class confusion matrices. Balanced accuracy equals accuracy here because each test session has 72 trials per class. SNN versus RSNN answers the research question, ANN versus RSNN places the RSNN against the baseline architecture, and ANN versus SNN quantifies accuracy lost in conversion.</w:t>
+      </w:r>
+    </w:p>
+    <w:p>
+      <w:r>
+        <w:rPr>
+          <w:b/>
+          <w:bCs/>
+        </w:rPr>
+        <w:t>Avoiding misleading results and showing uncertainty.</w:t>
+      </w:r>
+      <w:r>
+        <w:t xml:space="preserve"> The subject is the independent case, so the 10 repeats are averaged to one value per subject, model, and metric, giving nine paired observations (</w:t>
+      </w:r>
+      <w:proofErr w:type="spellStart"/>
+      <w:r>
+        <w:t>EEGNet’s</w:t>
+      </w:r>
+      <w:proofErr w:type="spellEnd"/>
+      <w:r>
+        <w:t xml:space="preserve"> mean ± SE over all 90 folds [2] treats non-independent folds as independent). Because a classifier can exceed nominal chance by chance with finite samples [21], each result is compared with a significance threshold based on the actual number of test trials and confirmed by a 10,000-permutation label test, and only results passing both are called above chance. Differences are tested with an exact two-sided Wilcoxon signed-rank test (no normality assumption at n = 9) with Holm correction across the three comparisons. We report the median paired difference with a bootstrap 95% confidence interval over subjects, plus per-subject mean ± SD across repeats and mean ± SD across subjects.</w:t>
+      </w:r>
+    </w:p>
+    <w:p>
+      <w:pPr>
+        <w:rPr>
+          <w:b/>
+          <w:bCs/>
+        </w:rPr>
+      </w:pPr>
+      <w:r>
+        <w:rPr>
+          <w:b/>
+          <w:bCs/>
+        </w:rPr>
+        <w:t>Preliminary Results</w:t>
+      </w:r>
+    </w:p>
+    <w:p>
+      <w:pPr>
+        <w:jc w:val="center"/>
+        <w:rPr>
+          <w:b/>
+          <w:bCs/>
+        </w:rPr>
+      </w:pPr>
+      <w:r>
+        <w:rPr>
+          <w:rFonts w:cs="Times New Roman"/>
+          <w:noProof/>
+          <w:color w:val="000000" w:themeColor="text1"/>
+        </w:rPr>
+        <w:drawing>
+          <wp:inline distT="0" distB="0" distL="0" distR="0" wp14:anchorId="7BA484A7" wp14:editId="203D3975">
+            <wp:extent cx="3115012" cy="1931894"/>
+            <wp:effectExtent l="0" t="0" r="0" b="0"/>
+            <wp:docPr id="333689894" name="Picture 1"/>
+            <wp:cNvGraphicFramePr>
+              <a:graphicFrameLocks xmlns:a="http://schemas.openxmlformats.org/drawingml/2006/main" noChangeAspect="1"/>
+            </wp:cNvGraphicFramePr>
+            <a:graphic xmlns:a="http://schemas.openxmlformats.org/drawingml/2006/main">
+              <a:graphicData uri="http://schemas.openxmlformats.org/drawingml/2006/picture">
+                <pic:pic xmlns:pic="http://schemas.openxmlformats.org/drawingml/2006/picture">
+                  <pic:nvPicPr>
+                    <pic:cNvPr id="333689894" name="Picture 333689894"/>
+                    <pic:cNvPicPr/>
+                  </pic:nvPicPr>
+                  <pic:blipFill rotWithShape="1">
+                    <a:blip r:embed="rId6" cstate="print">
+                      <a:extLst>
+                        <a:ext uri="{28A0092B-C50C-407E-A947-70E740481C1C}">
+                          <a14:useLocalDpi xmlns:a14="http://schemas.microsoft.com/office/drawing/2010/main" val="0"/>
+                        </a:ext>
+                      </a:extLst>
+                    </a:blip>
+                    <a:srcRect l="11472" r="10091"/>
+                    <a:stretch>
+                      <a:fillRect/>
+                    </a:stretch>
+                  </pic:blipFill>
+                  <pic:spPr bwMode="auto">
+                    <a:xfrm>
+                      <a:off x="0" y="0"/>
+                      <a:ext cx="3161781" cy="1960899"/>
+                    </a:xfrm>
+                    <a:prstGeom prst="rect">
+                      <a:avLst/>
+                    </a:prstGeom>
+                    <a:ln>
+                      <a:noFill/>
+                    </a:ln>
+                    <a:extLst>
+                      <a:ext uri="{53640926-AAD7-44D8-BBD7-CCE9431645EC}">
+                        <a14:shadowObscured xmlns:a14="http://schemas.microsoft.com/office/drawing/2010/main"/>
+                      </a:ext>
+                    </a:extLst>
+                  </pic:spPr>
+                </pic:pic>
+              </a:graphicData>
+            </a:graphic>
+          </wp:inline>
+        </w:drawing>
+      </w:r>
+    </w:p>
+    <w:p>
+      <w:pPr>
+        <w:jc w:val="center"/>
+        <w:rPr>
+          <w:rFonts w:cs="Times New Roman"/>
+          <w:color w:val="000000" w:themeColor="text1"/>
+        </w:rPr>
+      </w:pPr>
+      <w:r>
+        <w:rPr>
+          <w:rFonts w:cs="Times New Roman"/>
+          <w:color w:val="000000" w:themeColor="text1"/>
+        </w:rPr>
+        <w:t>Fig. 1. Structure of BCI Competition IV dataset 2a: 9 subjects × 2 sessions × 6 runs × 48 trials (12 per class) = 5,184 trials (1,296 per class), with the timing of a single trial.</w:t>
+      </w:r>
+    </w:p>
+    <w:p>
+      <w:pPr>
+        <w:rPr>
+          <w:rFonts w:cs="Times New Roman"/>
+        </w:rPr>
+      </w:pPr>
+      <w:r>
+        <w:rPr>
+          <w:rFonts w:cs="Times New Roman"/>
+          <w:b/>
+          <w:bCs/>
+        </w:rPr>
+        <w:lastRenderedPageBreak/>
+        <w:t>Dataset structure.</w:t>
+      </w:r>
+      <w:r>
+        <w:rPr>
+          <w:rFonts w:cs="Times New Roman"/>
+        </w:rPr>
+        <w:t xml:space="preserve"> Through MOABB’s motor imagery paradigm [19], the default 2–6 s window yielded 5,184 epochs (9 subjects × 2 sessions × 6 runs × 48 trials; 1,296 per class; Fig. 1), each with 22 EEG channels × 1,001 samples at 250 Hz (EOG channels are dropped by default). We used this window for exploration only. The modelling pipeline uses the </w:t>
+      </w:r>
+      <w:proofErr w:type="spellStart"/>
+      <w:r>
+        <w:rPr>
+          <w:rFonts w:cs="Times New Roman"/>
+        </w:rPr>
+        <w:t>EEGNet</w:t>
+      </w:r>
+      <w:proofErr w:type="spellEnd"/>
+      <w:r>
+        <w:rPr>
+          <w:rFonts w:cs="Times New Roman"/>
+        </w:rPr>
+        <w:t xml:space="preserve"> preprocessing in Section 4 (128 Hz, 0.5–2.5 s after cue).</w:t>
+      </w:r>
+    </w:p>
+    <w:p>
+      <w:pPr>
+        <w:rPr>
+          <w:rFonts w:cs="Times New Roman"/>
+          <w:noProof/>
+          <w:color w:val="000000" w:themeColor="text1"/>
+        </w:rPr>
+      </w:pPr>
+      <w:r>
+        <w:rPr>
+          <w:rFonts w:cs="Times New Roman"/>
+          <w:b/>
+          <w:bCs/>
+          <w:noProof/>
+          <w:color w:val="000000" w:themeColor="text1"/>
+        </w:rPr>
+        <w:t>Spectral content.</w:t>
+      </w:r>
+      <w:r>
+        <w:rPr>
+          <w:rFonts w:cs="Times New Roman"/>
+          <w:noProof/>
+          <w:color w:val="000000" w:themeColor="text1"/>
+        </w:rPr>
+        <w:t xml:space="preserve"> The grand-average power spectral density (Fig. 2a) shows a prominent peak near 10 Hz, consistent with alpha activity and potentially sensorimotor mu rhythms (8–13 Hz) associated with motor imagery [22], [23], and only small peaks near 20 Hz in the beta band (13–30 Hz). Low-frequency power may partly reflect EOG artifacts, and a sharp 50 Hz peak persists despite the acquisition notch filter, possibly from residual line interference. Both observations support the 4–40 Hz band-pass filter, which we apply at the same pipeline stage as EEGNet [2].</w:t>
+      </w:r>
+    </w:p>
+    <w:p>
+      <w:pPr>
+        <w:rPr>
+          <w:rFonts w:cs="Times New Roman"/>
+          <w:noProof/>
+          <w:color w:val="000000" w:themeColor="text1"/>
+        </w:rPr>
+      </w:pPr>
+      <w:r>
+        <w:rPr>
+          <w:rFonts w:cs="Times New Roman"/>
+          <w:b/>
+          <w:bCs/>
+          <w:noProof/>
+          <w:color w:val="000000" w:themeColor="text1"/>
+        </w:rPr>
+        <w:t>Class differences.</w:t>
+      </w:r>
+      <w:r>
+        <w:rPr>
+          <w:rFonts w:cs="Times New Roman"/>
+          <w:noProof/>
+          <w:color w:val="000000" w:themeColor="text1"/>
+        </w:rPr>
+        <w:t xml:space="preserve"> Absolute band-power topographies showed no clear differences between classes, so Fig. 2b shows each class’s log band-power difference from the all-class mean. Hand imagery lowers mu and beta power over sensorimotor areas, more strongly over the hemisphere opposite the imagined hand, while tongue imagery shows higher-than-average power and feet imagery a smaller shift, consistent with the literature on mu and beta topographies [23]. The clear left–right difference fits MOABB’s within-session benchmark, where mean accuracy across its pipelines is 81.10% for left versus right hand but 61.34% across all four classes [24]. These are within-session, pipeline-averaged figures, so they give context rather than a baseline for our protocol. The harder four-class problem motivates testing whether an RSNN can capture temporal patterns that average band power misses.</w:t>
+      </w:r>
+    </w:p>
+    <w:p>
+      <w:pPr>
+        <w:jc w:val="center"/>
+        <w:rPr>
+          <w:rFonts w:cs="Times New Roman"/>
+          <w:color w:val="000000" w:themeColor="text1"/>
+        </w:rPr>
+      </w:pPr>
+      <w:r>
+        <w:rPr>
+          <w:rFonts w:cs="Times New Roman"/>
+          <w:b/>
+          <w:bCs/>
+          <w:noProof/>
+          <w:color w:val="000000" w:themeColor="text1"/>
+        </w:rPr>
+        <w:drawing>
+          <wp:inline distT="0" distB="0" distL="0" distR="0" wp14:anchorId="0547B1EC" wp14:editId="7BE36C7E">
+            <wp:extent cx="2433569" cy="1368000"/>
+            <wp:effectExtent l="0" t="0" r="5080" b="3810"/>
+            <wp:docPr id="1483772595" name="Picture 1"/>
+            <wp:cNvGraphicFramePr>
+              <a:graphicFrameLocks xmlns:a="http://schemas.openxmlformats.org/drawingml/2006/main" noChangeAspect="1"/>
+            </wp:cNvGraphicFramePr>
+            <a:graphic xmlns:a="http://schemas.openxmlformats.org/drawingml/2006/main">
+              <a:graphicData uri="http://schemas.openxmlformats.org/drawingml/2006/picture">
+                <pic:pic xmlns:pic="http://schemas.openxmlformats.org/drawingml/2006/picture">
+                  <pic:nvPicPr>
+                    <pic:cNvPr id="1483772595" name=""/>
+                    <pic:cNvPicPr/>
+                  </pic:nvPicPr>
+                  <pic:blipFill rotWithShape="1">
+                    <a:blip r:embed="rId7" cstate="print">
+                      <a:extLst>
+                        <a:ext uri="{28A0092B-C50C-407E-A947-70E740481C1C}">
+                          <a14:useLocalDpi xmlns:a14="http://schemas.microsoft.com/office/drawing/2010/main" val="0"/>
+                        </a:ext>
+                      </a:extLst>
+                    </a:blip>
+                    <a:srcRect r="18581"/>
+                    <a:stretch>
+                      <a:fillRect/>
+                    </a:stretch>
+                  </pic:blipFill>
+                  <pic:spPr bwMode="auto">
+                    <a:xfrm>
+                      <a:off x="0" y="0"/>
+                      <a:ext cx="2433569" cy="1368000"/>
+                    </a:xfrm>
+                    <a:prstGeom prst="rect">
+                      <a:avLst/>
+                    </a:prstGeom>
+                    <a:ln>
+                      <a:noFill/>
+                    </a:ln>
+                    <a:extLst>
+                      <a:ext uri="{53640926-AAD7-44D8-BBD7-CCE9431645EC}">
+                        <a14:shadowObscured xmlns:a14="http://schemas.microsoft.com/office/drawing/2010/main"/>
+                      </a:ext>
+                    </a:extLst>
+                  </pic:spPr>
+                </pic:pic>
+              </a:graphicData>
+            </a:graphic>
+          </wp:inline>
+        </w:drawing>
+      </w:r>
+      <w:r>
+        <w:rPr>
+          <w:rFonts w:cs="Times New Roman"/>
+          <w:noProof/>
+          <w:color w:val="000000" w:themeColor="text1"/>
+        </w:rPr>
+        <w:drawing>
+          <wp:inline distT="0" distB="0" distL="0" distR="0" wp14:anchorId="288AE43B" wp14:editId="42EC69DA">
+            <wp:extent cx="2967207" cy="1367938"/>
+            <wp:effectExtent l="0" t="0" r="5080" b="3810"/>
+            <wp:docPr id="1250065765" name="Picture 1"/>
+            <wp:cNvGraphicFramePr>
+              <a:graphicFrameLocks xmlns:a="http://schemas.openxmlformats.org/drawingml/2006/main" noChangeAspect="1"/>
+            </wp:cNvGraphicFramePr>
+            <a:graphic xmlns:a="http://schemas.openxmlformats.org/drawingml/2006/main">
+              <a:graphicData uri="http://schemas.openxmlformats.org/drawingml/2006/picture">
+                <pic:pic xmlns:pic="http://schemas.openxmlformats.org/drawingml/2006/picture">
+                  <pic:nvPicPr>
+                    <pic:cNvPr id="1250065765" name=""/>
+                    <pic:cNvPicPr/>
+                  </pic:nvPicPr>
+                  <pic:blipFill>
+                    <a:blip r:embed="rId8"/>
+                    <a:stretch>
+                      <a:fillRect/>
+                    </a:stretch>
+                  </pic:blipFill>
+                  <pic:spPr>
+                    <a:xfrm>
+                      <a:off x="0" y="0"/>
+                      <a:ext cx="3030926" cy="1397314"/>
+                    </a:xfrm>
+                    <a:prstGeom prst="rect">
+                      <a:avLst/>
+                    </a:prstGeom>
+                  </pic:spPr>
+                </pic:pic>
+              </a:graphicData>
+            </a:graphic>
+          </wp:inline>
+        </w:drawing>
+      </w:r>
+    </w:p>
+    <w:p>
+      <w:pPr>
+        <w:jc w:val="center"/>
+        <w:rPr>
+          <w:rFonts w:cs="Times New Roman"/>
+          <w:color w:val="000000" w:themeColor="text1"/>
+        </w:rPr>
+      </w:pPr>
+      <w:r>
+        <w:rPr>
+          <w:rFonts w:cs="Times New Roman"/>
+          <w:color w:val="000000" w:themeColor="text1"/>
+        </w:rPr>
+        <w:t>Fig. 2. (a) Grand-average power spectral density across all nine subjects, one line per EEG channel (original reference, unfiltered); dotted lines mark the mu band edges, the upper beta edge, and 50 Hz. (b) Grand-average log band-power difference between each class and the all-class mean for the mu (8–13 Hz, top row) and beta (13–30 Hz, bottom row) bands; columns are left hand, right hand, feet, and tongue.</w:t>
+      </w:r>
+    </w:p>
+    <w:p>
+      <w:pPr>
+        <w:rPr>
+          <w:rFonts w:cs="Times New Roman"/>
+          <w:b/>
+          <w:bCs/>
+          <w:color w:val="000000" w:themeColor="text1"/>
+        </w:rPr>
+      </w:pPr>
+      <w:r>
+        <w:rPr>
+          <w:rFonts w:cs="Times New Roman"/>
+          <w:b/>
+          <w:bCs/>
+          <w:color w:val="000000" w:themeColor="text1"/>
+        </w:rPr>
+        <w:t>Implications and remaining work.</w:t>
+      </w:r>
+      <w:r>
+        <w:rPr>
+          <w:rFonts w:cs="Times New Roman"/>
+          <w:color w:val="000000" w:themeColor="text1"/>
+        </w:rPr>
+        <w:t xml:space="preserve"> These results confirmed our filter choice and did not change the research question. The dataset can support a subject-level comparison of a parameter-matched RSNN with a converted feedforward SNN, but it cannot attribute a difference to recurrence alone (Section 4), and nine subjects from one laboratory limit generalization (Section 3).</w:t>
+      </w:r>
+      <w:r>
+        <w:rPr>
+          <w:rFonts w:cs="Times New Roman"/>
+          <w:color w:val="000000" w:themeColor="text1"/>
+        </w:rPr>
+        <w:t xml:space="preserve"> </w:t>
+      </w:r>
+      <w:r>
+        <w:rPr>
+          <w:rFonts w:cs="Times New Roman"/>
+          <w:color w:val="000000" w:themeColor="text1"/>
+        </w:rPr>
+        <w:t xml:space="preserve">Before final submission we must finalize the </w:t>
+      </w:r>
+      <w:proofErr w:type="spellStart"/>
+      <w:r>
+        <w:rPr>
+          <w:rFonts w:cs="Times New Roman"/>
+          <w:color w:val="000000" w:themeColor="text1"/>
+        </w:rPr>
+        <w:t>EEGNet</w:t>
+      </w:r>
+      <w:proofErr w:type="spellEnd"/>
+      <w:r>
+        <w:rPr>
+          <w:rFonts w:cs="Times New Roman"/>
+          <w:color w:val="000000" w:themeColor="text1"/>
+        </w:rPr>
+        <w:t xml:space="preserve"> configuration and conversion details, train all three models on the 90 folds, and validate the pipeline for leakage.</w:t>
+      </w:r>
+      <w:r>
+        <w:rPr>
+          <w:rFonts w:cs="Times New Roman"/>
+          <w:color w:val="000000" w:themeColor="text1"/>
+        </w:rPr>
+        <w:t xml:space="preserve"> </w:t>
+      </w:r>
+    </w:p>
+    <w:p>
+      <w:pPr>
+        <w:rPr>
+          <w:b/>
+          <w:bCs/>
+        </w:rPr>
+      </w:pPr>
+      <w:r>
+        <w:rPr>
+          <w:b/>
+          <w:bCs/>
+        </w:rPr>
         <w:t>Teamwork and Project Plan</w:t>
       </w:r>
     </w:p>
     <w:p>
       <w:r>
+        <w:lastRenderedPageBreak/>
         <w:t>A = Amir, L = Lex, P = Pahan. Work below begins after this plan is submitted on October 16 and ends with the final project submission on December 4. Dates follow the course schedule.</w:t>
       </w:r>
     </w:p>
@@ -595,7 +992,7 @@
           </w:tcPr>
           <w:p>
             <w:r>
-              <w:t xml:space="preserve">Finalize preprocessing, generate the 90 folds, and implement the ELU </w:t>
+              <w:t xml:space="preserve">Finalize preprocessing, generate the 90 folds, implement the ELU </w:t>
             </w:r>
             <w:proofErr w:type="spellStart"/>
             <w:r>
@@ -603,7 +1000,7 @@
             </w:r>
             <w:proofErr w:type="spellEnd"/>
             <w:r>
-              <w:t>; working data analysis ready for Team Discussion 6 (Oct 23)</w:t>
+              <w:t>; data analysis ready for Team Discussion 6 (Oct 23)</w:t>
             </w:r>
           </w:p>
         </w:tc>
@@ -627,7 +1024,6 @@
           </w:tcPr>
           <w:p>
             <w:r>
-              <w:lastRenderedPageBreak/>
               <w:t>Oct 19–30</w:t>
             </w:r>
           </w:p>
@@ -639,7 +1035,7 @@
           </w:tcPr>
           <w:p>
             <w:r>
-              <w:t>Write evaluation code: accuracy, kappa, macro-F1, confusion matrices, chance threshold, permutation test, Wilcoxon, Holm, and bootstrap</w:t>
+              <w:t>Write evaluation code (metrics, chance threshold, permutation test, Wilcoxon, Holm, bootstrap)</w:t>
             </w:r>
           </w:p>
         </w:tc>
@@ -674,7 +1070,7 @@
           </w:tcPr>
           <w:p>
             <w:r>
-              <w:t>Train the ANN on all folds, convert to SNN, and present first ANN/SNN results at Team Discussion 7 (Oct 30)</w:t>
+              <w:t>Train the ANN on all folds, convert to SNN; present first results at Team Discussion 7 (Oct 30)</w:t>
             </w:r>
           </w:p>
         </w:tc>
@@ -709,7 +1105,7 @@
           </w:tcPr>
           <w:p>
             <w:r>
-              <w:t>Implement the RSNN, match its parameter count to the converted SNN, and train on all folds</w:t>
+              <w:t>Implement the RSNN, match its parameters to the converted SNN, train on all folds</w:t>
             </w:r>
           </w:p>
         </w:tc>
@@ -744,7 +1140,7 @@
           </w:tcPr>
           <w:p>
             <w:r>
-              <w:t>Validate the pipeline (check for leakage across splits, sanity-check ANN accuracy) for Team Discussion 8 (Nov 6)</w:t>
+              <w:t>Validate pipeline (leakage check, ANN sanity check) for Team Discussion 8 (Nov 6)</w:t>
             </w:r>
           </w:p>
         </w:tc>
@@ -814,7 +1210,7 @@
           </w:tcPr>
           <w:p>
             <w:r>
-              <w:t>Complete comparison, statistics, and figures; begin manuscript drafting (Team Discussion 9, Nov 20)</w:t>
+              <w:t>Comparison, statistics, figures; begin manuscript (Team Discussion 9, Nov 20)</w:t>
             </w:r>
           </w:p>
         </w:tc>
@@ -849,7 +1245,7 @@
           </w:tcPr>
           <w:p>
             <w:r>
-              <w:t>Peer review (Nov 23), revise manuscript, and finish GitHub documentation</w:t>
+              <w:t>Peer review (Nov 23); revise manuscript; finish GitHub documentation</w:t>
             </w:r>
           </w:p>
         </w:tc>
@@ -873,7 +1269,10 @@
           </w:tcPr>
           <w:p>
             <w:r>
-              <w:t>Nov 27–30</w:t>
+              <w:t>Nov 27–</w:t>
+            </w:r>
+            <w:r>
+              <w:t>Dec4</w:t>
             </w:r>
           </w:p>
         </w:tc>
@@ -884,42 +1283,7 @@
           </w:tcPr>
           <w:p>
             <w:r>
-              <w:t>Prepare and rehearse the oral presentation</w:t>
-            </w:r>
-          </w:p>
-        </w:tc>
-        <w:tc>
-          <w:tcPr>
-            <w:tcW w:w="1417" w:type="dxa"/>
-            <w:vAlign w:val="center"/>
-          </w:tcPr>
-          <w:p>
-            <w:r>
-              <w:t>L, P, A</w:t>
-            </w:r>
-          </w:p>
-        </w:tc>
-      </w:tr>
-      <w:tr>
-        <w:tc>
-          <w:tcPr>
-            <w:tcW w:w="1696" w:type="dxa"/>
-            <w:vAlign w:val="center"/>
-          </w:tcPr>
-          <w:p>
-            <w:r>
-              <w:t>Nov 30–Dec 4</w:t>
-            </w:r>
-          </w:p>
-        </w:tc>
-        <w:tc>
-          <w:tcPr>
-            <w:tcW w:w="6237" w:type="dxa"/>
-            <w:vAlign w:val="center"/>
-          </w:tcPr>
-          <w:p>
-            <w:r>
-              <w:t>Final presentations; submit final manuscript and repository on Dec 4</w:t>
+              <w:t>Rehearse and give oral presentation; submit manuscript and repository (Dec 4)</w:t>
             </w:r>
           </w:p>
         </w:tc>
@@ -938,33 +1302,124 @@
     </w:tbl>
     <w:p/>
     <w:p>
-      <w:r>
-        <w:t xml:space="preserve">Manuscript sections: Introduction (L), Dataset and Methods (A), Results (L), Discussion (P), Conclusion (L). </w:t>
-      </w:r>
-    </w:p>
-    <w:p>
-      <w:r>
-        <w:t xml:space="preserve">Oral presentation: Problem and Research Question (L), Dataset and Independent Case (P), Completed Analysis Workflow (P), Results (A), Limitations and Next Steps (A), Final Interpretation and Biomedical Relevance (L). </w:t>
-      </w:r>
-    </w:p>
-    <w:p>
-      <w:r>
-        <w:t>GitHub documentation is an ongoing effort (L).</w:t>
-      </w:r>
-    </w:p>
-    <w:p/>
-    <w:p>
-      <w:r>
+      <w:pPr>
         <w:rPr>
           <w:b/>
           <w:bCs/>
         </w:rPr>
+      </w:pPr>
+      <w:r>
+        <w:rPr>
+          <w:b/>
+          <w:bCs/>
+        </w:rPr>
+        <w:t>Data and Code Availability</w:t>
+      </w:r>
+    </w:p>
+    <w:p>
+      <w:r>
+        <w:t xml:space="preserve">The dataset is openly available from the BCI Competition IV site [18] and through MOABB [19]; we do not redistribute raw files. The code is at </w:t>
+      </w:r>
+      <w:hyperlink r:id="rId9" w:history="1">
+        <w:r>
+          <w:rPr>
+            <w:rStyle w:val="Hyperlink"/>
+          </w:rPr>
+          <w:t>https://github.com/thesixtium/bmen-600-group-11</w:t>
+        </w:r>
+      </w:hyperlink>
+      <w:r>
+        <w:t xml:space="preserve">, whose README links the data source and provides scripts that load and preprocess the data. Analyses use Python (MOABB, </w:t>
+      </w:r>
+      <w:proofErr w:type="spellStart"/>
+      <w:r>
+        <w:t>PyTorch</w:t>
+      </w:r>
+      <w:proofErr w:type="spellEnd"/>
+      <w:r>
+        <w:t xml:space="preserve">, </w:t>
+      </w:r>
+      <w:proofErr w:type="spellStart"/>
+      <w:r>
+        <w:t>snnTorch</w:t>
+      </w:r>
+      <w:proofErr w:type="spellEnd"/>
+      <w:r>
+        <w:t>, scikit-learn, SciPy), with training on the University of Calgary ARC Cluster.</w:t>
+      </w:r>
+    </w:p>
+    <w:p>
+      <w:pPr>
+        <w:rPr>
+          <w:b/>
+          <w:bCs/>
+        </w:rPr>
+      </w:pPr>
+      <w:r>
+        <w:rPr>
+          <w:b/>
+          <w:bCs/>
+        </w:rPr>
+        <w:t>AI-Assisted Work</w:t>
+      </w:r>
+    </w:p>
+    <w:p>
+      <w:r>
+        <w:t>Microsoft Copilot helped write the code that generates the preliminary results, and Claude helped improve the clarity of the text. Team members wrote the content first and used AI only to clean it up. Sources were selected and read by team members, and AI was not used to find or generate references, so reference verification was not needed. Team members reviewed the AI-assisted code by reading through it afterward.</w:t>
+      </w:r>
+    </w:p>
+    <w:p>
+      <w:pPr>
+        <w:rPr>
+          <w:b/>
+          <w:bCs/>
+        </w:rPr>
+      </w:pPr>
+      <w:r>
+        <w:rPr>
+          <w:b/>
+          <w:bCs/>
+        </w:rPr>
+        <w:t>Author Contributions</w:t>
+      </w:r>
+    </w:p>
+    <w:p>
+      <w:r>
+        <w:t>Pahan generated the preliminary-results data and wrote the Preliminary Results section. Amir carried out the literature review. Lex was responsible for the remaining work in the research plan and GitHub.</w:t>
+      </w:r>
+    </w:p>
+    <w:p/>
+    <w:p/>
+    <w:p/>
+    <w:p>
+      <w:pPr>
+        <w:rPr>
+          <w:b/>
+          <w:bCs/>
+        </w:rPr>
+      </w:pPr>
+      <w:r>
+        <w:rPr>
+          <w:b/>
+          <w:bCs/>
+        </w:rPr>
+        <w:lastRenderedPageBreak/>
         <w:t>References</w:t>
       </w:r>
     </w:p>
     <w:p>
       <w:r>
-        <w:t xml:space="preserve">[1] N. Padfield, J. Zabalza, H. Zhao, V. Masero, and J. Ren, "EEG-based brain-computer interfaces using motor-imagery: Techniques and challenges," Sensors, vol. 19, no. 6, Art. no. 1423, 2019, </w:t>
+        <w:t xml:space="preserve">[1] N. Padfield, J. Zabalza, H. Zhao, V. Masero, and J. Ren, “EEG-based brain-computer interfaces using motor-imagery: Techniques and challenges,” </w:t>
+      </w:r>
+      <w:r>
+        <w:rPr>
+          <w:i/>
+          <w:iCs/>
+        </w:rPr>
+        <w:t>Sensors</w:t>
+      </w:r>
+      <w:r>
+        <w:t xml:space="preserve">, vol. 19, no. 6, Art. no. 1423, 2019, </w:t>
       </w:r>
       <w:proofErr w:type="spellStart"/>
       <w:r>
@@ -977,7 +1432,41 @@
     </w:p>
     <w:p>
       <w:r>
-        <w:t xml:space="preserve">[2] V. J. Lawhern, A. J. Solon, N. R. Waytowich, S. M. Gordon, C. P. Hung, and B. J. Lance, "EEGNet: A compact convolutional neural network for EEG-based brain–computer interfaces," J. Neural Eng., vol. 15, no. 5, Art. no. 056013, 2018, </w:t>
+        <w:t xml:space="preserve">[2] V. J. </w:t>
+      </w:r>
+      <w:proofErr w:type="spellStart"/>
+      <w:r>
+        <w:t>Lawhern</w:t>
+      </w:r>
+      <w:proofErr w:type="spellEnd"/>
+      <w:r>
+        <w:t xml:space="preserve">, A. J. Solon, N. R. </w:t>
+      </w:r>
+      <w:proofErr w:type="spellStart"/>
+      <w:r>
+        <w:t>Waytowich</w:t>
+      </w:r>
+      <w:proofErr w:type="spellEnd"/>
+      <w:r>
+        <w:t>, S. M. Gordon, C. P. Hung, and B. J. Lance, “</w:t>
+      </w:r>
+      <w:proofErr w:type="spellStart"/>
+      <w:r>
+        <w:t>EEGNet</w:t>
+      </w:r>
+      <w:proofErr w:type="spellEnd"/>
+      <w:r>
+        <w:t xml:space="preserve">: A compact convolutional neural network for EEG-based brain–computer interfaces,” </w:t>
+      </w:r>
+      <w:r>
+        <w:rPr>
+          <w:i/>
+          <w:iCs/>
+        </w:rPr>
+        <w:t>J. Neural Eng.</w:t>
+      </w:r>
+      <w:r>
+        <w:t xml:space="preserve">, vol. 15, no. 5, Art. no. 056013, 2018, </w:t>
       </w:r>
       <w:proofErr w:type="spellStart"/>
       <w:r>
@@ -990,7 +1479,33 @@
     </w:p>
     <w:p>
       <w:r>
-        <w:t xml:space="preserve">[3] Y. Wang, H. Liu, M. Zhang, X. Luo, and H. Qu, "A universal ANN-to-SNN framework for achieving high accuracy and low latency deep spiking neural networks," Neural Netw., vol. 174, Art. no. 106244, 2024, </w:t>
+        <w:t xml:space="preserve">[3] Y. Wang, H. Liu, M. Zhang, X. Luo, and H. Qu, “A universal ANN-to-SNN framework for achieving high accuracy and low latency deep spiking neural networks,” </w:t>
+      </w:r>
+      <w:r>
+        <w:rPr>
+          <w:i/>
+          <w:iCs/>
+        </w:rPr>
+        <w:t xml:space="preserve">Neural </w:t>
+      </w:r>
+      <w:proofErr w:type="spellStart"/>
+      <w:r>
+        <w:rPr>
+          <w:i/>
+          <w:iCs/>
+        </w:rPr>
+        <w:t>Netw</w:t>
+      </w:r>
+      <w:proofErr w:type="spellEnd"/>
+      <w:r>
+        <w:rPr>
+          <w:i/>
+          <w:iCs/>
+        </w:rPr>
+        <w:t>.</w:t>
+      </w:r>
+      <w:r>
+        <w:t xml:space="preserve">, vol. 174, Art. no. 106244, 2024, </w:t>
       </w:r>
       <w:proofErr w:type="spellStart"/>
       <w:r>
@@ -1003,7 +1518,33 @@
     </w:p>
     <w:p>
       <w:r>
-        <w:t xml:space="preserve">[4] B. Rueckauer, I.-A. Lungu, Y. Hu, M. Pfeiffer, and S.-C. Liu, "Conversion of continuous-valued deep networks to efficient event-driven networks for image classification," Front. Neurosci., vol. 11, Art. no. 682, 2017, </w:t>
+        <w:t xml:space="preserve">[4] B. Rueckauer, I.-A. Lungu, Y. Hu, M. Pfeiffer, and S.-C. Liu, “Conversion of continuous-valued deep networks to efficient event-driven networks for image classification,” </w:t>
+      </w:r>
+      <w:r>
+        <w:rPr>
+          <w:i/>
+          <w:iCs/>
+        </w:rPr>
+        <w:t xml:space="preserve">Front. </w:t>
+      </w:r>
+      <w:proofErr w:type="spellStart"/>
+      <w:r>
+        <w:rPr>
+          <w:i/>
+          <w:iCs/>
+        </w:rPr>
+        <w:t>Neurosci</w:t>
+      </w:r>
+      <w:proofErr w:type="spellEnd"/>
+      <w:r>
+        <w:rPr>
+          <w:i/>
+          <w:iCs/>
+        </w:rPr>
+        <w:t>.</w:t>
+      </w:r>
+      <w:r>
+        <w:t xml:space="preserve">, vol. 11, Art. no. 682, 2017, </w:t>
       </w:r>
       <w:proofErr w:type="spellStart"/>
       <w:r>
@@ -1016,8 +1557,316 @@
     </w:p>
     <w:p>
       <w:r>
+        <w:t xml:space="preserve">[5] H. </w:t>
+      </w:r>
+      <w:proofErr w:type="spellStart"/>
+      <w:r>
+        <w:t>Altaheri</w:t>
+      </w:r>
+      <w:proofErr w:type="spellEnd"/>
+      <w:r>
+        <w:t xml:space="preserve">, G. Muhammad, and M. </w:t>
+      </w:r>
+      <w:proofErr w:type="spellStart"/>
+      <w:r>
+        <w:t>Alsulaiman</w:t>
+      </w:r>
+      <w:proofErr w:type="spellEnd"/>
+      <w:r>
+        <w:t xml:space="preserve">, “Physics-informed attention temporal convolutional network for EEG-based motor imagery classification,” </w:t>
+      </w:r>
+      <w:r>
+        <w:rPr>
+          <w:i/>
+          <w:iCs/>
+        </w:rPr>
+        <w:t xml:space="preserve">IEEE Trans. Ind. </w:t>
+      </w:r>
+      <w:proofErr w:type="spellStart"/>
+      <w:r>
+        <w:rPr>
+          <w:i/>
+          <w:iCs/>
+        </w:rPr>
+        <w:t>Informat</w:t>
+      </w:r>
+      <w:proofErr w:type="spellEnd"/>
+      <w:r>
+        <w:rPr>
+          <w:i/>
+          <w:iCs/>
+        </w:rPr>
+        <w:t>.</w:t>
+      </w:r>
+      <w:r>
+        <w:t xml:space="preserve">, vol. 19, no. 2, pp. 2249–2258, 2023, </w:t>
+      </w:r>
+      <w:proofErr w:type="spellStart"/>
+      <w:r>
+        <w:t>doi</w:t>
+      </w:r>
+      <w:proofErr w:type="spellEnd"/>
+      <w:r>
+        <w:t>: 10.1109/TII.2022.3197419.</w:t>
+      </w:r>
+    </w:p>
+    <w:p>
+      <w:r>
+        <w:t xml:space="preserve">[6] Y. Song, Q. Zheng, B. Liu, and X. Gao, “EEG Conformer: Convolutional transformer for EEG decoding and visualization,” </w:t>
+      </w:r>
+      <w:r>
+        <w:rPr>
+          <w:i/>
+          <w:iCs/>
+        </w:rPr>
+        <w:t xml:space="preserve">IEEE Trans. Neural Syst. </w:t>
+      </w:r>
+      <w:proofErr w:type="spellStart"/>
+      <w:r>
+        <w:rPr>
+          <w:i/>
+          <w:iCs/>
+        </w:rPr>
+        <w:t>Rehabil</w:t>
+      </w:r>
+      <w:proofErr w:type="spellEnd"/>
+      <w:r>
+        <w:rPr>
+          <w:i/>
+          <w:iCs/>
+        </w:rPr>
+        <w:t>. Eng.</w:t>
+      </w:r>
+      <w:r>
+        <w:t xml:space="preserve">, vol. 31, pp. 710–719, 2023, </w:t>
+      </w:r>
+      <w:proofErr w:type="spellStart"/>
+      <w:r>
+        <w:t>doi</w:t>
+      </w:r>
+      <w:proofErr w:type="spellEnd"/>
+      <w:r>
+        <w:t>: 10.1109/TNSRE.2022.3230250.</w:t>
+      </w:r>
+    </w:p>
+    <w:p>
+      <w:r>
+        <w:t xml:space="preserve">[7] R. Mane </w:t>
+      </w:r>
+      <w:r>
+        <w:rPr>
+          <w:i/>
+          <w:iCs/>
+        </w:rPr>
+        <w:t>et al.</w:t>
+      </w:r>
+      <w:r>
+        <w:t>, “</w:t>
+      </w:r>
+      <w:proofErr w:type="spellStart"/>
+      <w:r>
+        <w:t>FBCNet</w:t>
+      </w:r>
+      <w:proofErr w:type="spellEnd"/>
+      <w:r>
+        <w:t xml:space="preserve">: A multi-view convolutional neural network for brain-computer interface,” 2021, arXiv:2104.01233, </w:t>
+      </w:r>
+      <w:proofErr w:type="spellStart"/>
+      <w:r>
+        <w:t>doi</w:t>
+      </w:r>
+      <w:proofErr w:type="spellEnd"/>
+      <w:r>
+        <w:t>: 10.48550/arXiv.2104.01233.</w:t>
+      </w:r>
+    </w:p>
+    <w:p>
+      <w:r>
+        <w:t xml:space="preserve">[8] X. Liao, G. Li, Y. Wang, L. Sun, and H. Zhang, “Constructing lightweight and efficient spiking neural networks for EEG-based motor imagery classification,” </w:t>
+      </w:r>
+      <w:r>
+        <w:rPr>
+          <w:i/>
+          <w:iCs/>
+        </w:rPr>
+        <w:t>Biomed. Signal Process. Control</w:t>
+      </w:r>
+      <w:r>
+        <w:t xml:space="preserve">, vol. 100, Art. no. 107000, 2025, </w:t>
+      </w:r>
+      <w:proofErr w:type="spellStart"/>
+      <w:r>
+        <w:t>doi</w:t>
+      </w:r>
+      <w:proofErr w:type="spellEnd"/>
+      <w:r>
+        <w:t>: 10.1016/j.bspc.2024.107000.</w:t>
+      </w:r>
+    </w:p>
+    <w:p>
+      <w:r>
+        <w:t xml:space="preserve">[9] Y. Chen, W. Sun, and M. Meng, “Self-rectifying integrate-and-fire neuron and collaborative trim training framework for SNN-based EEG motor imagery classification,” </w:t>
+      </w:r>
+      <w:r>
+        <w:rPr>
+          <w:i/>
+          <w:iCs/>
+        </w:rPr>
+        <w:t>Brain Sci.</w:t>
+      </w:r>
+      <w:r>
+        <w:t xml:space="preserve">, vol. 16, no. 6, Art. no. 592, 2026, </w:t>
+      </w:r>
+      <w:proofErr w:type="spellStart"/>
+      <w:r>
+        <w:t>doi</w:t>
+      </w:r>
+      <w:proofErr w:type="spellEnd"/>
+      <w:r>
+        <w:t>: 10.3390/brainsci16060592.</w:t>
+      </w:r>
+    </w:p>
+    <w:p>
+      <w:r>
+        <w:t>[10] C. Zhang, W. Pan, and C. Della Santina, “</w:t>
+      </w:r>
+      <w:proofErr w:type="spellStart"/>
+      <w:r>
+        <w:t>NiSNN</w:t>
+      </w:r>
+      <w:proofErr w:type="spellEnd"/>
+      <w:r>
+        <w:t xml:space="preserve">-A: Noniterative spiking neural network with attention with application to motor imagery EEG classification,” </w:t>
+      </w:r>
+      <w:r>
+        <w:rPr>
+          <w:i/>
+          <w:iCs/>
+        </w:rPr>
+        <w:t xml:space="preserve">IEEE Trans. Neural </w:t>
+      </w:r>
+      <w:proofErr w:type="spellStart"/>
+      <w:r>
+        <w:rPr>
+          <w:i/>
+          <w:iCs/>
+        </w:rPr>
+        <w:t>Netw</w:t>
+      </w:r>
+      <w:proofErr w:type="spellEnd"/>
+      <w:r>
+        <w:rPr>
+          <w:i/>
+          <w:iCs/>
+        </w:rPr>
+        <w:t>. Learn. Syst.</w:t>
+      </w:r>
+      <w:r>
+        <w:t xml:space="preserve">, vol. 36, no. 8, pp. 14298–14312, 2025, </w:t>
+      </w:r>
+      <w:proofErr w:type="spellStart"/>
+      <w:r>
+        <w:t>doi</w:t>
+      </w:r>
+      <w:proofErr w:type="spellEnd"/>
+      <w:r>
+        <w:t>: 10.1109/TNNLS.2025.3538335.</w:t>
+      </w:r>
+    </w:p>
+    <w:p>
+      <w:r>
+        <w:t xml:space="preserve">[11] E. O. </w:t>
+      </w:r>
+      <w:proofErr w:type="spellStart"/>
+      <w:r>
+        <w:t>Neftci</w:t>
+      </w:r>
+      <w:proofErr w:type="spellEnd"/>
+      <w:r>
+        <w:t xml:space="preserve">, H. Mostafa, and F. Zenke, “Surrogate gradient learning in spiking neural networks: Bringing the power of gradient-based optimization to spiking neural networks,” </w:t>
+      </w:r>
+      <w:r>
+        <w:rPr>
+          <w:i/>
+          <w:iCs/>
+        </w:rPr>
+        <w:t>IEEE Signal Process. Mag.</w:t>
+      </w:r>
+      <w:r>
+        <w:t xml:space="preserve">, vol. 36, no. 6, pp. 51–63, 2019, </w:t>
+      </w:r>
+      <w:proofErr w:type="spellStart"/>
+      <w:r>
+        <w:t>doi</w:t>
+      </w:r>
+      <w:proofErr w:type="spellEnd"/>
+      <w:r>
+        <w:t>: 10.1109/MSP.2019.2931595.</w:t>
+      </w:r>
+    </w:p>
+    <w:p>
+      <w:r>
+        <w:t xml:space="preserve">[12] B. Yin, F. Corradi, and S. M. </w:t>
+      </w:r>
+      <w:proofErr w:type="spellStart"/>
+      <w:r>
+        <w:t>Bohté</w:t>
+      </w:r>
+      <w:proofErr w:type="spellEnd"/>
+      <w:r>
+        <w:t xml:space="preserve">, “Accurate and efficient time-domain classification with adaptive spiking recurrent neural networks,” </w:t>
+      </w:r>
+      <w:r>
+        <w:rPr>
+          <w:i/>
+          <w:iCs/>
+        </w:rPr>
+        <w:t>Nat. Mach. Intell.</w:t>
+      </w:r>
+      <w:r>
+        <w:t xml:space="preserve">, vol. 3, no. 10, pp. 905–913, 2021, </w:t>
+      </w:r>
+      <w:proofErr w:type="spellStart"/>
+      <w:r>
+        <w:t>doi</w:t>
+      </w:r>
+      <w:proofErr w:type="spellEnd"/>
+      <w:r>
+        <w:t>: 10.1038/s42256-021-00397-w.</w:t>
+      </w:r>
+    </w:p>
+    <w:p>
+      <w:r>
         <w:lastRenderedPageBreak/>
-        <w:t xml:space="preserve">[5] H. Altaheri, G. Muhammad, and M. Alsulaiman, "Physics-informed attention temporal convolutional network for EEG-based motor imagery classification," IEEE Trans. Ind. Informat., vol. 19, no. 2, pp. 2249–2258, 2023, </w:t>
+        <w:t xml:space="preserve">[13] T. Liu </w:t>
+      </w:r>
+      <w:r>
+        <w:rPr>
+          <w:i/>
+          <w:iCs/>
+        </w:rPr>
+        <w:t>et al.</w:t>
+      </w:r>
+      <w:r>
+        <w:t>, “</w:t>
+      </w:r>
+      <w:proofErr w:type="spellStart"/>
+      <w:r>
+        <w:t>motorSRNN</w:t>
+      </w:r>
+      <w:proofErr w:type="spellEnd"/>
+      <w:r>
+        <w:t xml:space="preserve">: A spiking recurrent neural network inspired by brain topology for the effective and efficient decoding of cortical spike trains,” </w:t>
+      </w:r>
+      <w:r>
+        <w:rPr>
+          <w:i/>
+          <w:iCs/>
+        </w:rPr>
+        <w:t>Biomed. Signal Process. Control</w:t>
+      </w:r>
+      <w:r>
+        <w:t xml:space="preserve">, vol. 99, Art. no. 106745, 2025, </w:t>
       </w:r>
       <w:proofErr w:type="spellStart"/>
       <w:r>
@@ -1025,12 +1874,38 @@
       </w:r>
       <w:proofErr w:type="spellEnd"/>
       <w:r>
-        <w:t>: 10.1109/TII.2022.3197419.</w:t>
-      </w:r>
-    </w:p>
-    <w:p>
-      <w:r>
-        <w:t xml:space="preserve">[6] Y. Song, Q. Zheng, B. Liu, and X. Gao, "EEG Conformer: Convolutional transformer for EEG decoding and visualization," IEEE Trans. Neural Syst. Rehabil. Eng., vol. 31, pp. 710–719, 2023, </w:t>
+        <w:t>: 10.1016/j.bspc.2024.106745.</w:t>
+      </w:r>
+    </w:p>
+    <w:p>
+      <w:r>
+        <w:t xml:space="preserve">[14] T. Liu, J. Gygax, J. Rossbroich, Y. Chua, S. Zhang, and F. Zenke, “Decoding finger velocity from cortical spike trains with recurrent spiking neural networks,” in </w:t>
+      </w:r>
+      <w:r>
+        <w:rPr>
+          <w:i/>
+          <w:iCs/>
+        </w:rPr>
+        <w:t>Proc. IEEE Biomed. Circuits Syst. Conf. (</w:t>
+      </w:r>
+      <w:proofErr w:type="spellStart"/>
+      <w:r>
+        <w:rPr>
+          <w:i/>
+          <w:iCs/>
+        </w:rPr>
+        <w:t>BioCAS</w:t>
+      </w:r>
+      <w:proofErr w:type="spellEnd"/>
+      <w:r>
+        <w:rPr>
+          <w:i/>
+          <w:iCs/>
+        </w:rPr>
+        <w:t>)</w:t>
+      </w:r>
+      <w:r>
+        <w:t xml:space="preserve">, 2024, pp. 1–5, </w:t>
       </w:r>
       <w:proofErr w:type="spellStart"/>
       <w:r>
@@ -1038,12 +1913,38 @@
       </w:r>
       <w:proofErr w:type="spellEnd"/>
       <w:r>
-        <w:t>: 10.1109/TNSRE.2022.3230250.</w:t>
-      </w:r>
-    </w:p>
-    <w:p>
-      <w:r>
-        <w:t xml:space="preserve">[7] R. Mane et al., "FBCNet: A multi-view convolutional neural network for brain-computer interface," 2021, arXiv:2104.01233, </w:t>
+        <w:t>: 10.1109/BioCAS61083.2024.10798222.</w:t>
+      </w:r>
+    </w:p>
+    <w:p>
+      <w:r>
+        <w:t xml:space="preserve">[15] P. Gong, P. Wang, Y. Zhou, and D. Zhang, “A spiking neural network with adaptive graph convolution and LSTM for EEG-based brain-computer interfaces,” </w:t>
+      </w:r>
+      <w:r>
+        <w:rPr>
+          <w:i/>
+          <w:iCs/>
+        </w:rPr>
+        <w:t xml:space="preserve">IEEE Trans. Neural Syst. </w:t>
+      </w:r>
+      <w:proofErr w:type="spellStart"/>
+      <w:r>
+        <w:rPr>
+          <w:i/>
+          <w:iCs/>
+        </w:rPr>
+        <w:t>Rehabil</w:t>
+      </w:r>
+      <w:proofErr w:type="spellEnd"/>
+      <w:r>
+        <w:rPr>
+          <w:i/>
+          <w:iCs/>
+        </w:rPr>
+        <w:t>. Eng.</w:t>
+      </w:r>
+      <w:r>
+        <w:t xml:space="preserve">, vol. 31, pp. 1440–1450, 2023, </w:t>
       </w:r>
       <w:proofErr w:type="spellStart"/>
       <w:r>
@@ -1051,12 +1952,30 @@
       </w:r>
       <w:proofErr w:type="spellEnd"/>
       <w:r>
-        <w:t>: 10.48550/arXiv.2104.01233.</w:t>
-      </w:r>
-    </w:p>
-    <w:p>
-      <w:r>
-        <w:t xml:space="preserve">[8] X. Liao, G. Li, Y. Wang, L. Sun, and H. Zhang, "Constructing lightweight and efficient spiking neural networks for EEG-based motor imagery classification," Biomed. Signal Process. Control, vol. 100, Art. no. 107000, 2025, </w:t>
+        <w:t>: 10.1109/TNSRE.2023.3246989.</w:t>
+      </w:r>
+    </w:p>
+    <w:p>
+      <w:r>
+        <w:t>[16] J.-G. Lim and S.-E. Kim, “</w:t>
+      </w:r>
+      <w:proofErr w:type="spellStart"/>
+      <w:r>
+        <w:t>Spatio</w:t>
+      </w:r>
+      <w:proofErr w:type="spellEnd"/>
+      <w:r>
+        <w:t xml:space="preserve">-temporal spiking attention recurrent neural network for EEG-based motor imagery classification,” in </w:t>
+      </w:r>
+      <w:r>
+        <w:rPr>
+          <w:i/>
+          <w:iCs/>
+        </w:rPr>
+        <w:t>Proc. Int. Conf. Electron., Inf., Commun. (ICEIC)</w:t>
+      </w:r>
+      <w:r>
+        <w:t xml:space="preserve">, 2025, pp. 1–4, </w:t>
       </w:r>
       <w:proofErr w:type="spellStart"/>
       <w:r>
@@ -1064,12 +1983,56 @@
       </w:r>
       <w:proofErr w:type="spellEnd"/>
       <w:r>
-        <w:t>: 10.1016/j.bspc.2024.107000.</w:t>
-      </w:r>
-    </w:p>
-    <w:p>
-      <w:r>
-        <w:t xml:space="preserve">[9] Y. Chen, W. Sun, and M. Meng, "Self-rectifying integrate-and-fire neuron and collaborative trim training framework for SNN-based EEG motor imagery classification," Brain Sci., vol. 16, no. 6, Art. no. 592, 2026, </w:t>
+        <w:t>: 10.1109/ICEIC64972.2025.10879689.</w:t>
+      </w:r>
+    </w:p>
+    <w:p>
+      <w:r>
+        <w:t xml:space="preserve">[17] M. </w:t>
+      </w:r>
+      <w:proofErr w:type="spellStart"/>
+      <w:r>
+        <w:t>Tangermann</w:t>
+      </w:r>
+      <w:proofErr w:type="spellEnd"/>
+      <w:r>
+        <w:t xml:space="preserve"> </w:t>
+      </w:r>
+      <w:r>
+        <w:rPr>
+          <w:i/>
+          <w:iCs/>
+        </w:rPr>
+        <w:t>et al.</w:t>
+      </w:r>
+      <w:r>
+        <w:t xml:space="preserve">, “Review of the BCI Competition IV,” </w:t>
+      </w:r>
+      <w:r>
+        <w:rPr>
+          <w:i/>
+          <w:iCs/>
+        </w:rPr>
+        <w:t xml:space="preserve">Front. </w:t>
+      </w:r>
+      <w:proofErr w:type="spellStart"/>
+      <w:r>
+        <w:rPr>
+          <w:i/>
+          <w:iCs/>
+        </w:rPr>
+        <w:t>Neurosci</w:t>
+      </w:r>
+      <w:proofErr w:type="spellEnd"/>
+      <w:r>
+        <w:rPr>
+          <w:i/>
+          <w:iCs/>
+        </w:rPr>
+        <w:t>.</w:t>
+      </w:r>
+      <w:r>
+        <w:t xml:space="preserve">, vol. 6, Art. no. 55, 2012, </w:t>
       </w:r>
       <w:proofErr w:type="spellStart"/>
       <w:r>
@@ -1077,12 +2040,51 @@
       </w:r>
       <w:proofErr w:type="spellEnd"/>
       <w:r>
-        <w:t>: 10.3390/brainsci16060592.</w:t>
-      </w:r>
-    </w:p>
-    <w:p>
-      <w:r>
-        <w:t xml:space="preserve">[10] C. Zhang, W. Pan, and C. Della Santina, "NiSNN-A: Noniterative spiking neural network with attention with application to motor imagery EEG classification," IEEE Trans. Neural Netw. Learn. Syst., vol. 36, no. 8, pp. 14298–14312, 2025, </w:t>
+        <w:t>: 10.3389/fnins.2012.00055.</w:t>
+      </w:r>
+    </w:p>
+    <w:p>
+      <w:r>
+        <w:t xml:space="preserve">[18] C. Brunner, R. Leeb, G. R. Müller-Putz, A. Schlögl, and G. </w:t>
+      </w:r>
+      <w:proofErr w:type="spellStart"/>
+      <w:r>
+        <w:t>Pfurtscheller</w:t>
+      </w:r>
+      <w:proofErr w:type="spellEnd"/>
+      <w:r>
+        <w:t xml:space="preserve">, “BCI Competition 2008 – Graz data set A,” Graz Univ. Technol., Graz, Austria, 2008. Accessed: Oct. 15, 2026. [Online]. Available: </w:t>
+      </w:r>
+      <w:hyperlink r:id="rId10" w:history="1">
+        <w:r>
+          <w:rPr>
+            <w:rStyle w:val="Hyperlink"/>
+          </w:rPr>
+          <w:t>https://www.bbci.de/competition/iv/desc_2a.pdf</w:t>
+        </w:r>
+      </w:hyperlink>
+    </w:p>
+    <w:p>
+      <w:r>
+        <w:t xml:space="preserve">[19] V. Jayaram and A. </w:t>
+      </w:r>
+      <w:proofErr w:type="spellStart"/>
+      <w:r>
+        <w:t>Barachant</w:t>
+      </w:r>
+      <w:proofErr w:type="spellEnd"/>
+      <w:r>
+        <w:t xml:space="preserve">, “MOABB: Trustworthy algorithm benchmarking for BCIs,” </w:t>
+      </w:r>
+      <w:r>
+        <w:rPr>
+          <w:i/>
+          <w:iCs/>
+        </w:rPr>
+        <w:t>J. Neural Eng.</w:t>
+      </w:r>
+      <w:r>
+        <w:t xml:space="preserve">, vol. 15, no. 6, Art. no. 066011, 2018, </w:t>
       </w:r>
       <w:proofErr w:type="spellStart"/>
       <w:r>
@@ -1090,12 +2092,30 @@
       </w:r>
       <w:proofErr w:type="spellEnd"/>
       <w:r>
-        <w:t>: 10.1109/TNNLS.2025.3538335.</w:t>
-      </w:r>
-    </w:p>
-    <w:p>
-      <w:r>
-        <w:t xml:space="preserve">[11] E. O. Neftci, H. Mostafa, and F. Zenke, "Surrogate gradient learning in spiking neural networks: Bringing the power of gradient-based optimization to spiking neural networks," IEEE Signal Process. Mag., vol. 36, no. 6, pp. 51–63, 2019, </w:t>
+        <w:t>: 10.1088/1741-2552/aadea0.</w:t>
+      </w:r>
+    </w:p>
+    <w:p>
+      <w:r>
+        <w:t xml:space="preserve">[20] M. Naeem, C. Brunner, R. Leeb, B. Graimann, and G. </w:t>
+      </w:r>
+      <w:proofErr w:type="spellStart"/>
+      <w:r>
+        <w:t>Pfurtscheller</w:t>
+      </w:r>
+      <w:proofErr w:type="spellEnd"/>
+      <w:r>
+        <w:t xml:space="preserve">, “Separability of four-class motor imagery data using independent components analysis,” </w:t>
+      </w:r>
+      <w:r>
+        <w:rPr>
+          <w:i/>
+          <w:iCs/>
+        </w:rPr>
+        <w:t>J. Neural Eng.</w:t>
+      </w:r>
+      <w:r>
+        <w:t xml:space="preserve">, vol. 3, no. 3, pp. 208–216, 2006, </w:t>
       </w:r>
       <w:proofErr w:type="spellStart"/>
       <w:r>
@@ -1103,12 +2123,46 @@
       </w:r>
       <w:proofErr w:type="spellEnd"/>
       <w:r>
-        <w:t>: 10.1109/MSP.2019.2931595.</w:t>
-      </w:r>
-    </w:p>
-    <w:p>
-      <w:r>
-        <w:t xml:space="preserve">[12] B. Yin, F. Corradi, and S. M. Bohté, "Accurate and efficient time-domain classification with adaptive spiking recurrent neural networks," Nat. Mach. Intell., vol. 3, no. 10, pp. 905–913, 2021, </w:t>
+        <w:t>: 10.1088/1741-2560/3/3/003.</w:t>
+      </w:r>
+    </w:p>
+    <w:p>
+      <w:r>
+        <w:t xml:space="preserve">[21] E. </w:t>
+      </w:r>
+      <w:proofErr w:type="spellStart"/>
+      <w:r>
+        <w:t>Combrisson</w:t>
+      </w:r>
+      <w:proofErr w:type="spellEnd"/>
+      <w:r>
+        <w:t xml:space="preserve"> and K. Jerbi, “Exceeding chance level by chance: The caveat of theoretical chance levels in brain signal classification and statistical assessment of decoding accuracy,” </w:t>
+      </w:r>
+      <w:r>
+        <w:rPr>
+          <w:i/>
+          <w:iCs/>
+        </w:rPr>
+        <w:t xml:space="preserve">J. </w:t>
+      </w:r>
+      <w:proofErr w:type="spellStart"/>
+      <w:r>
+        <w:rPr>
+          <w:i/>
+          <w:iCs/>
+        </w:rPr>
+        <w:t>Neurosci</w:t>
+      </w:r>
+      <w:proofErr w:type="spellEnd"/>
+      <w:r>
+        <w:rPr>
+          <w:i/>
+          <w:iCs/>
+        </w:rPr>
+        <w:t>. Methods</w:t>
+      </w:r>
+      <w:r>
+        <w:t xml:space="preserve">, vol. 250, pp. 126–136, 2015, </w:t>
       </w:r>
       <w:proofErr w:type="spellStart"/>
       <w:r>
@@ -1116,12 +2170,22 @@
       </w:r>
       <w:proofErr w:type="spellEnd"/>
       <w:r>
-        <w:t>: 10.1038/s42256-021-00397-w.</w:t>
-      </w:r>
-    </w:p>
-    <w:p>
-      <w:r>
-        <w:t xml:space="preserve">[13] T. Liu et al., "motorSRNN: A spiking recurrent neural network inspired by brain topology for the effective and efficient decoding of cortical spike trains," Biomed. Signal Process. Control, vol. 99, Art. no. 106745, 2025, </w:t>
+        <w:t>: 10.1016/j.jneumeth.2015.01.010.</w:t>
+      </w:r>
+    </w:p>
+    <w:p>
+      <w:r>
+        <w:t xml:space="preserve">[22] H. Yu, S. Ba, Y. Guo, L. Guo, and G. Xu, “Effects of motor imagery tasks on brain functional networks based on EEG mu/beta rhythm,” </w:t>
+      </w:r>
+      <w:r>
+        <w:rPr>
+          <w:i/>
+          <w:iCs/>
+        </w:rPr>
+        <w:t>Brain Sci.</w:t>
+      </w:r>
+      <w:r>
+        <w:t xml:space="preserve">, vol. 12, no. 2, Art. no. 194, 2022, </w:t>
       </w:r>
       <w:proofErr w:type="spellStart"/>
       <w:r>
@@ -1129,12 +2193,30 @@
       </w:r>
       <w:proofErr w:type="spellEnd"/>
       <w:r>
-        <w:t>: 10.1016/j.bspc.2024.106745.</w:t>
-      </w:r>
-    </w:p>
-    <w:p>
-      <w:r>
-        <w:t xml:space="preserve">[14] T. Liu, J. Gygax, J. Rossbroich, Y. Chua, S. Zhang, and F. Zenke, "Decoding finger velocity from cortical spike trains with recurrent spiking neural networks," in Proc. IEEE Biomed. Circuits Syst. Conf. (BioCAS), 2024, pp. 1–5, </w:t>
+        <w:t>: 10.3390/brainsci12020194.</w:t>
+      </w:r>
+    </w:p>
+    <w:p>
+      <w:r>
+        <w:t xml:space="preserve">[23] D. J. McFarland, L. A. Miner, T. M. Vaughan, and J. R. </w:t>
+      </w:r>
+      <w:proofErr w:type="spellStart"/>
+      <w:r>
+        <w:t>Wolpaw</w:t>
+      </w:r>
+      <w:proofErr w:type="spellEnd"/>
+      <w:r>
+        <w:t xml:space="preserve">, “Mu and beta rhythm topographies during motor imagery and actual movements,” </w:t>
+      </w:r>
+      <w:r>
+        <w:rPr>
+          <w:i/>
+          <w:iCs/>
+        </w:rPr>
+        <w:t>Brain Topogr.</w:t>
+      </w:r>
+      <w:r>
+        <w:t xml:space="preserve">, vol. 12, pp. 177–186, 2000, </w:t>
       </w:r>
       <w:proofErr w:type="spellStart"/>
       <w:r>
@@ -1142,83 +2224,31 @@
       </w:r>
       <w:proofErr w:type="spellEnd"/>
       <w:r>
-        <w:t>: 10.1109/BioCAS61083.2024.10798222.</w:t>
-      </w:r>
-    </w:p>
-    <w:p>
-      <w:r>
-        <w:t xml:space="preserve">[15] P. Gong, P. Wang, Y. Zhou, and D. Zhang, "A spiking neural network with adaptive graph convolution and LSTM for EEG-based brain-computer interfaces," IEEE Trans. Neural Syst. Rehabil. Eng., vol. 31, pp. 1440–1450, 2023, </w:t>
-      </w:r>
-      <w:proofErr w:type="spellStart"/>
-      <w:r>
-        <w:t>doi</w:t>
-      </w:r>
-      <w:proofErr w:type="spellEnd"/>
-      <w:r>
-        <w:t>: 10.1109/TNSRE.2023.3246989.</w:t>
-      </w:r>
-    </w:p>
-    <w:p>
-      <w:r>
-        <w:t xml:space="preserve">[16] J.-G. Lim and S.-E. Kim, "Spatio-temporal spiking attention recurrent neural network for EEG-based motor imagery classification," in Proc. Int. Conf. Electron., Inf., Commun. (ICEIC), 2025, pp. 1–4, </w:t>
-      </w:r>
-      <w:proofErr w:type="spellStart"/>
-      <w:r>
-        <w:t>doi</w:t>
-      </w:r>
-      <w:proofErr w:type="spellEnd"/>
-      <w:r>
-        <w:t>: 10.1109/ICEIC64972.2025.10879689.</w:t>
-      </w:r>
-    </w:p>
-    <w:p>
-      <w:r>
-        <w:t xml:space="preserve">[17] M. Tangermann et al., "Review of the BCI Competition IV," Front. Neurosci., vol. 6, Art. no. 55, 2012, </w:t>
-      </w:r>
-      <w:proofErr w:type="spellStart"/>
-      <w:r>
-        <w:t>doi</w:t>
-      </w:r>
-      <w:proofErr w:type="spellEnd"/>
-      <w:r>
-        <w:t>: 10.3389/fnins.2012.00055.</w:t>
-      </w:r>
-    </w:p>
-    <w:p>
-      <w:r>
-        <w:lastRenderedPageBreak/>
-        <w:t>[18] C. Brunner, R. Leeb, G. R. Müller-Putz, A. Schlögl, and G. Pfurtscheller, "BCI Competition 2008 – Graz data set A," Graz Univ. Technol., Graz, Austria, 2008. Accessed: Oct. 15, 2026. [Online]. Available: https://www.bbci.de/competition/iv/desc_2a.pdf</w:t>
-      </w:r>
-    </w:p>
-    <w:p>
-      <w:r>
-        <w:t xml:space="preserve">[19] V. Jayaram and A. Barachant, "MOABB: Trustworthy algorithm benchmarking for BCIs," J. Neural Eng., vol. 15, no. 6, Art. no. 066011, 2018, </w:t>
-      </w:r>
-      <w:proofErr w:type="spellStart"/>
-      <w:r>
-        <w:t>doi</w:t>
-      </w:r>
-      <w:proofErr w:type="spellEnd"/>
-      <w:r>
-        <w:t>: 10.1088/1741-2552/aadea0.</w:t>
-      </w:r>
-    </w:p>
-    <w:p>
-      <w:r>
-        <w:t xml:space="preserve">[20] M. Naeem, C. Brunner, R. Leeb, B. Graimann, and G. Pfurtscheller, "Seperability of four-class motor imagery data using independent components analysis," J. Neural Eng., vol. 3, no. 3, pp. 208–216, 2006, </w:t>
-      </w:r>
-      <w:proofErr w:type="spellStart"/>
-      <w:r>
-        <w:t>doi</w:t>
-      </w:r>
-      <w:proofErr w:type="spellEnd"/>
-      <w:r>
-        <w:t>: 10.1088/1741-2560/3/3/003.</w:t>
-      </w:r>
-    </w:p>
-    <w:p>
-      <w:r>
-        <w:t>[21] E. Combrisson and K. Jerbi, "Exceeding chance level by chance: The caveat of theoretical chance levels in brain signal classification and statistical assessment of decoding accuracy," J. Neurosci. Methods, vol. 250, pp. 126–136, 2015, doi: 10.1016/j.jneumeth.2015.01.010.</w:t>
+        <w:t>: 10.1023/A:1023437823106.</w:t>
+      </w:r>
+    </w:p>
+    <w:p>
+      <w:r>
+        <w:t>[24] “</w:t>
+      </w:r>
+      <w:proofErr w:type="gramStart"/>
+      <w:r>
+        <w:t>moabb.datasets</w:t>
+      </w:r>
+      <w:proofErr w:type="gramEnd"/>
+      <w:r>
+        <w:t xml:space="preserve">.BNCI2014_001,” MOABB Documentation. [Online]. Available: </w:t>
+      </w:r>
+      <w:hyperlink r:id="rId11" w:history="1">
+        <w:r>
+          <w:rPr>
+            <w:rStyle w:val="Hyperlink"/>
+          </w:rPr>
+          <w:t>https://moabb.neurotechx.com/docs/generated/moabb.datasets.BNCI2014_001.html</w:t>
+        </w:r>
+      </w:hyperlink>
+      <w:r>
+        <w:t>. Accessed: Oct. 15, 2026.</w:t>
       </w:r>
     </w:p>
     <w:sectPr>
@@ -1234,6 +2264,155 @@
 <file path=word/numbering.xml><?xml version="1.0" encoding="utf-8"?>
 <w:numbering xmlns:wpc="http://schemas.microsoft.com/office/word/2010/wordprocessingCanvas" xmlns:cx="http://schemas.microsoft.com/office/drawing/2014/chartex" xmlns:cx1="http://schemas.microsoft.com/office/drawing/2015/9/8/chartex" xmlns:cx2="http://schemas.microsoft.com/office/drawing/2015/10/21/chartex" xmlns:cx3="http://schemas.microsoft.com/office/drawing/2016/5/9/chartex" xmlns:cx4="http://schemas.microsoft.com/office/drawing/2016/5/10/chartex" xmlns:cx5="http://schemas.microsoft.com/office/drawing/2016/5/11/chartex" xmlns:cx6="http://schemas.microsoft.com/office/drawing/2016/5/12/chartex" xmlns:cx7="http://schemas.microsoft.com/office/drawing/2016/5/13/chartex" xmlns:cx8="http://schemas.microsoft.com/office/drawing/2016/5/14/chartex" xmlns:mc="http://schemas.openxmlformats.org/markup-compatibility/2006" xmlns:aink="http://schemas.microsoft.com/office/drawing/2016/ink" xmlns:am3d="http://schemas.microsoft.com/office/drawing/2017/model3d" xmlns:o="urn:schemas-microsoft-com:office:office" xmlns:oel="http://schemas.microsoft.com/office/2019/extlst" xmlns:r="http://schemas.openxmlformats.org/officeDocument/2006/relationships" xmlns:m="http://schemas.openxmlformats.org/officeDocument/2006/math" xmlns:v="urn:schemas-microsoft-com:vml" xmlns:wp14="http://schemas.microsoft.com/office/word/2010/wordprocessingDrawing" xmlns:wp="http://schemas.openxmlformats.org/drawingml/2006/wordprocessingDrawing" xmlns:w10="urn:schemas-microsoft-com:office:word" xmlns:w="http://schemas.openxmlformats.org/wordprocessingml/2006/main" xmlns:w14="http://schemas.microsoft.com/office/word/2010/wordml" xmlns:w15="http://schemas.microsoft.com/office/word/2012/wordml" xmlns:w16cex="http://schemas.microsoft.com/office/word/2018/wordml/cex" xmlns:w16cid="http://schemas.microsoft.com/office/word/2016/wordml/cid" xmlns:w16="http://schemas.microsoft.com/office/word/2018/wordml" xmlns:w16du="http://schemas.microsoft.com/office/word/2023/wordml/word16du" xmlns:w16sdtdh="http://schemas.microsoft.com/office/word/2020/wordml/sdtdatahash" xmlns:w16sdtfl="http://schemas.microsoft.com/office/word/2024/wordml/sdtformatlock" xmlns:w16se="http://schemas.microsoft.com/office/word/2015/wordml/symex" xmlns:wpg="http://schemas.microsoft.com/office/word/2010/wordprocessingGroup" xmlns:wpi="http://schemas.microsoft.com/office/word/2010/wordprocessingInk" xmlns:wne="http://schemas.microsoft.com/office/word/2006/wordml" xmlns:wps="http://schemas.microsoft.com/office/word/2010/wordprocessingShape" mc:Ignorable="w14 w15 w16se w16cid w16 w16cex w16sdtdh w16sdtfl w16du wp14">
   <w:abstractNum w:abstractNumId="0" w15:restartNumberingAfterBreak="0">
+    <w:nsid w:val="1B4309B5"/>
+    <w:multiLevelType w:val="multilevel"/>
+    <w:tmpl w:val="14D6D8DA"/>
+    <w:lvl w:ilvl="0">
+      <w:start w:val="1"/>
+      <w:numFmt w:val="bullet"/>
+      <w:lvlText w:val=""/>
+      <w:lvlJc w:val="left"/>
+      <w:pPr>
+        <w:tabs>
+          <w:tab w:val="num" w:pos="720"/>
+        </w:tabs>
+        <w:ind w:left="720" w:hanging="360"/>
+      </w:pPr>
+      <w:rPr>
+        <w:rFonts w:ascii="Symbol" w:hAnsi="Symbol" w:hint="default"/>
+        <w:sz w:val="20"/>
+      </w:rPr>
+    </w:lvl>
+    <w:lvl w:ilvl="1" w:tentative="1">
+      <w:start w:val="1"/>
+      <w:numFmt w:val="bullet"/>
+      <w:lvlText w:val="o"/>
+      <w:lvlJc w:val="left"/>
+      <w:pPr>
+        <w:tabs>
+          <w:tab w:val="num" w:pos="1440"/>
+        </w:tabs>
+        <w:ind w:left="1440" w:hanging="360"/>
+      </w:pPr>
+      <w:rPr>
+        <w:rFonts w:ascii="Courier New" w:hAnsi="Courier New" w:hint="default"/>
+        <w:sz w:val="20"/>
+      </w:rPr>
+    </w:lvl>
+    <w:lvl w:ilvl="2" w:tentative="1">
+      <w:start w:val="1"/>
+      <w:numFmt w:val="bullet"/>
+      <w:lvlText w:val=""/>
+      <w:lvlJc w:val="left"/>
+      <w:pPr>
+        <w:tabs>
+          <w:tab w:val="num" w:pos="2160"/>
+        </w:tabs>
+        <w:ind w:left="2160" w:hanging="360"/>
+      </w:pPr>
+      <w:rPr>
+        <w:rFonts w:ascii="Wingdings" w:hAnsi="Wingdings" w:hint="default"/>
+        <w:sz w:val="20"/>
+      </w:rPr>
+    </w:lvl>
+    <w:lvl w:ilvl="3" w:tentative="1">
+      <w:start w:val="1"/>
+      <w:numFmt w:val="bullet"/>
+      <w:lvlText w:val=""/>
+      <w:lvlJc w:val="left"/>
+      <w:pPr>
+        <w:tabs>
+          <w:tab w:val="num" w:pos="2880"/>
+        </w:tabs>
+        <w:ind w:left="2880" w:hanging="360"/>
+      </w:pPr>
+      <w:rPr>
+        <w:rFonts w:ascii="Wingdings" w:hAnsi="Wingdings" w:hint="default"/>
+        <w:sz w:val="20"/>
+      </w:rPr>
+    </w:lvl>
+    <w:lvl w:ilvl="4" w:tentative="1">
+      <w:start w:val="1"/>
+      <w:numFmt w:val="bullet"/>
+      <w:lvlText w:val=""/>
+      <w:lvlJc w:val="left"/>
+      <w:pPr>
+        <w:tabs>
+          <w:tab w:val="num" w:pos="3600"/>
+        </w:tabs>
+        <w:ind w:left="3600" w:hanging="360"/>
+      </w:pPr>
+      <w:rPr>
+        <w:rFonts w:ascii="Wingdings" w:hAnsi="Wingdings" w:hint="default"/>
+        <w:sz w:val="20"/>
+      </w:rPr>
+    </w:lvl>
+    <w:lvl w:ilvl="5" w:tentative="1">
+      <w:start w:val="1"/>
+      <w:numFmt w:val="bullet"/>
+      <w:lvlText w:val=""/>
+      <w:lvlJc w:val="left"/>
+      <w:pPr>
+        <w:tabs>
+          <w:tab w:val="num" w:pos="4320"/>
+        </w:tabs>
+        <w:ind w:left="4320" w:hanging="360"/>
+      </w:pPr>
+      <w:rPr>
+        <w:rFonts w:ascii="Wingdings" w:hAnsi="Wingdings" w:hint="default"/>
+        <w:sz w:val="20"/>
+      </w:rPr>
+    </w:lvl>
+    <w:lvl w:ilvl="6" w:tentative="1">
+      <w:start w:val="1"/>
+      <w:numFmt w:val="bullet"/>
+      <w:lvlText w:val=""/>
+      <w:lvlJc w:val="left"/>
+      <w:pPr>
+        <w:tabs>
+          <w:tab w:val="num" w:pos="5040"/>
+        </w:tabs>
+        <w:ind w:left="5040" w:hanging="360"/>
+      </w:pPr>
+      <w:rPr>
+        <w:rFonts w:ascii="Wingdings" w:hAnsi="Wingdings" w:hint="default"/>
+        <w:sz w:val="20"/>
+      </w:rPr>
+    </w:lvl>
+    <w:lvl w:ilvl="7" w:tentative="1">
+      <w:start w:val="1"/>
+      <w:numFmt w:val="bullet"/>
+      <w:lvlText w:val=""/>
+      <w:lvlJc w:val="left"/>
+      <w:pPr>
+        <w:tabs>
+          <w:tab w:val="num" w:pos="5760"/>
+        </w:tabs>
+        <w:ind w:left="5760" w:hanging="360"/>
+      </w:pPr>
+      <w:rPr>
+        <w:rFonts w:ascii="Wingdings" w:hAnsi="Wingdings" w:hint="default"/>
+        <w:sz w:val="20"/>
+      </w:rPr>
+    </w:lvl>
+    <w:lvl w:ilvl="8" w:tentative="1">
+      <w:start w:val="1"/>
+      <w:numFmt w:val="bullet"/>
+      <w:lvlText w:val=""/>
+      <w:lvlJc w:val="left"/>
+      <w:pPr>
+        <w:tabs>
+          <w:tab w:val="num" w:pos="6480"/>
+        </w:tabs>
+        <w:ind w:left="6480" w:hanging="360"/>
+      </w:pPr>
+      <w:rPr>
+        <w:rFonts w:ascii="Wingdings" w:hAnsi="Wingdings" w:hint="default"/>
+        <w:sz w:val="20"/>
+      </w:rPr>
+    </w:lvl>
+  </w:abstractNum>
+  <w:abstractNum w:abstractNumId="1" w15:restartNumberingAfterBreak="0">
     <w:nsid w:val="22205029"/>
     <w:multiLevelType w:val="multilevel"/>
     <w:tmpl w:val="0EB0CAB8"/>
@@ -1346,7 +2525,305 @@
       </w:pPr>
     </w:lvl>
   </w:abstractNum>
-  <w:abstractNum w:abstractNumId="1" w15:restartNumberingAfterBreak="0">
+  <w:abstractNum w:abstractNumId="2" w15:restartNumberingAfterBreak="0">
+    <w:nsid w:val="2C4F1043"/>
+    <w:multiLevelType w:val="multilevel"/>
+    <w:tmpl w:val="2CFE7870"/>
+    <w:lvl w:ilvl="0">
+      <w:start w:val="1"/>
+      <w:numFmt w:val="bullet"/>
+      <w:lvlText w:val=""/>
+      <w:lvlJc w:val="left"/>
+      <w:pPr>
+        <w:tabs>
+          <w:tab w:val="num" w:pos="720"/>
+        </w:tabs>
+        <w:ind w:left="720" w:hanging="360"/>
+      </w:pPr>
+      <w:rPr>
+        <w:rFonts w:ascii="Symbol" w:hAnsi="Symbol" w:hint="default"/>
+        <w:sz w:val="20"/>
+      </w:rPr>
+    </w:lvl>
+    <w:lvl w:ilvl="1" w:tentative="1">
+      <w:start w:val="1"/>
+      <w:numFmt w:val="bullet"/>
+      <w:lvlText w:val="o"/>
+      <w:lvlJc w:val="left"/>
+      <w:pPr>
+        <w:tabs>
+          <w:tab w:val="num" w:pos="1440"/>
+        </w:tabs>
+        <w:ind w:left="1440" w:hanging="360"/>
+      </w:pPr>
+      <w:rPr>
+        <w:rFonts w:ascii="Courier New" w:hAnsi="Courier New" w:hint="default"/>
+        <w:sz w:val="20"/>
+      </w:rPr>
+    </w:lvl>
+    <w:lvl w:ilvl="2" w:tentative="1">
+      <w:start w:val="1"/>
+      <w:numFmt w:val="bullet"/>
+      <w:lvlText w:val=""/>
+      <w:lvlJc w:val="left"/>
+      <w:pPr>
+        <w:tabs>
+          <w:tab w:val="num" w:pos="2160"/>
+        </w:tabs>
+        <w:ind w:left="2160" w:hanging="360"/>
+      </w:pPr>
+      <w:rPr>
+        <w:rFonts w:ascii="Wingdings" w:hAnsi="Wingdings" w:hint="default"/>
+        <w:sz w:val="20"/>
+      </w:rPr>
+    </w:lvl>
+    <w:lvl w:ilvl="3" w:tentative="1">
+      <w:start w:val="1"/>
+      <w:numFmt w:val="bullet"/>
+      <w:lvlText w:val=""/>
+      <w:lvlJc w:val="left"/>
+      <w:pPr>
+        <w:tabs>
+          <w:tab w:val="num" w:pos="2880"/>
+        </w:tabs>
+        <w:ind w:left="2880" w:hanging="360"/>
+      </w:pPr>
+      <w:rPr>
+        <w:rFonts w:ascii="Wingdings" w:hAnsi="Wingdings" w:hint="default"/>
+        <w:sz w:val="20"/>
+      </w:rPr>
+    </w:lvl>
+    <w:lvl w:ilvl="4" w:tentative="1">
+      <w:start w:val="1"/>
+      <w:numFmt w:val="bullet"/>
+      <w:lvlText w:val=""/>
+      <w:lvlJc w:val="left"/>
+      <w:pPr>
+        <w:tabs>
+          <w:tab w:val="num" w:pos="3600"/>
+        </w:tabs>
+        <w:ind w:left="3600" w:hanging="360"/>
+      </w:pPr>
+      <w:rPr>
+        <w:rFonts w:ascii="Wingdings" w:hAnsi="Wingdings" w:hint="default"/>
+        <w:sz w:val="20"/>
+      </w:rPr>
+    </w:lvl>
+    <w:lvl w:ilvl="5" w:tentative="1">
+      <w:start w:val="1"/>
+      <w:numFmt w:val="bullet"/>
+      <w:lvlText w:val=""/>
+      <w:lvlJc w:val="left"/>
+      <w:pPr>
+        <w:tabs>
+          <w:tab w:val="num" w:pos="4320"/>
+        </w:tabs>
+        <w:ind w:left="4320" w:hanging="360"/>
+      </w:pPr>
+      <w:rPr>
+        <w:rFonts w:ascii="Wingdings" w:hAnsi="Wingdings" w:hint="default"/>
+        <w:sz w:val="20"/>
+      </w:rPr>
+    </w:lvl>
+    <w:lvl w:ilvl="6" w:tentative="1">
+      <w:start w:val="1"/>
+      <w:numFmt w:val="bullet"/>
+      <w:lvlText w:val=""/>
+      <w:lvlJc w:val="left"/>
+      <w:pPr>
+        <w:tabs>
+          <w:tab w:val="num" w:pos="5040"/>
+        </w:tabs>
+        <w:ind w:left="5040" w:hanging="360"/>
+      </w:pPr>
+      <w:rPr>
+        <w:rFonts w:ascii="Wingdings" w:hAnsi="Wingdings" w:hint="default"/>
+        <w:sz w:val="20"/>
+      </w:rPr>
+    </w:lvl>
+    <w:lvl w:ilvl="7" w:tentative="1">
+      <w:start w:val="1"/>
+      <w:numFmt w:val="bullet"/>
+      <w:lvlText w:val=""/>
+      <w:lvlJc w:val="left"/>
+      <w:pPr>
+        <w:tabs>
+          <w:tab w:val="num" w:pos="5760"/>
+        </w:tabs>
+        <w:ind w:left="5760" w:hanging="360"/>
+      </w:pPr>
+      <w:rPr>
+        <w:rFonts w:ascii="Wingdings" w:hAnsi="Wingdings" w:hint="default"/>
+        <w:sz w:val="20"/>
+      </w:rPr>
+    </w:lvl>
+    <w:lvl w:ilvl="8" w:tentative="1">
+      <w:start w:val="1"/>
+      <w:numFmt w:val="bullet"/>
+      <w:lvlText w:val=""/>
+      <w:lvlJc w:val="left"/>
+      <w:pPr>
+        <w:tabs>
+          <w:tab w:val="num" w:pos="6480"/>
+        </w:tabs>
+        <w:ind w:left="6480" w:hanging="360"/>
+      </w:pPr>
+      <w:rPr>
+        <w:rFonts w:ascii="Wingdings" w:hAnsi="Wingdings" w:hint="default"/>
+        <w:sz w:val="20"/>
+      </w:rPr>
+    </w:lvl>
+  </w:abstractNum>
+  <w:abstractNum w:abstractNumId="3" w15:restartNumberingAfterBreak="0">
+    <w:nsid w:val="30124CA0"/>
+    <w:multiLevelType w:val="multilevel"/>
+    <w:tmpl w:val="9C588B12"/>
+    <w:lvl w:ilvl="0">
+      <w:start w:val="1"/>
+      <w:numFmt w:val="bullet"/>
+      <w:lvlText w:val=""/>
+      <w:lvlJc w:val="left"/>
+      <w:pPr>
+        <w:tabs>
+          <w:tab w:val="num" w:pos="720"/>
+        </w:tabs>
+        <w:ind w:left="720" w:hanging="360"/>
+      </w:pPr>
+      <w:rPr>
+        <w:rFonts w:ascii="Symbol" w:hAnsi="Symbol" w:hint="default"/>
+        <w:sz w:val="20"/>
+      </w:rPr>
+    </w:lvl>
+    <w:lvl w:ilvl="1" w:tentative="1">
+      <w:start w:val="1"/>
+      <w:numFmt w:val="bullet"/>
+      <w:lvlText w:val="o"/>
+      <w:lvlJc w:val="left"/>
+      <w:pPr>
+        <w:tabs>
+          <w:tab w:val="num" w:pos="1440"/>
+        </w:tabs>
+        <w:ind w:left="1440" w:hanging="360"/>
+      </w:pPr>
+      <w:rPr>
+        <w:rFonts w:ascii="Courier New" w:hAnsi="Courier New" w:hint="default"/>
+        <w:sz w:val="20"/>
+      </w:rPr>
+    </w:lvl>
+    <w:lvl w:ilvl="2" w:tentative="1">
+      <w:start w:val="1"/>
+      <w:numFmt w:val="bullet"/>
+      <w:lvlText w:val=""/>
+      <w:lvlJc w:val="left"/>
+      <w:pPr>
+        <w:tabs>
+          <w:tab w:val="num" w:pos="2160"/>
+        </w:tabs>
+        <w:ind w:left="2160" w:hanging="360"/>
+      </w:pPr>
+      <w:rPr>
+        <w:rFonts w:ascii="Wingdings" w:hAnsi="Wingdings" w:hint="default"/>
+        <w:sz w:val="20"/>
+      </w:rPr>
+    </w:lvl>
+    <w:lvl w:ilvl="3" w:tentative="1">
+      <w:start w:val="1"/>
+      <w:numFmt w:val="bullet"/>
+      <w:lvlText w:val=""/>
+      <w:lvlJc w:val="left"/>
+      <w:pPr>
+        <w:tabs>
+          <w:tab w:val="num" w:pos="2880"/>
+        </w:tabs>
+        <w:ind w:left="2880" w:hanging="360"/>
+      </w:pPr>
+      <w:rPr>
+        <w:rFonts w:ascii="Wingdings" w:hAnsi="Wingdings" w:hint="default"/>
+        <w:sz w:val="20"/>
+      </w:rPr>
+    </w:lvl>
+    <w:lvl w:ilvl="4" w:tentative="1">
+      <w:start w:val="1"/>
+      <w:numFmt w:val="bullet"/>
+      <w:lvlText w:val=""/>
+      <w:lvlJc w:val="left"/>
+      <w:pPr>
+        <w:tabs>
+          <w:tab w:val="num" w:pos="3600"/>
+        </w:tabs>
+        <w:ind w:left="3600" w:hanging="360"/>
+      </w:pPr>
+      <w:rPr>
+        <w:rFonts w:ascii="Wingdings" w:hAnsi="Wingdings" w:hint="default"/>
+        <w:sz w:val="20"/>
+      </w:rPr>
+    </w:lvl>
+    <w:lvl w:ilvl="5" w:tentative="1">
+      <w:start w:val="1"/>
+      <w:numFmt w:val="bullet"/>
+      <w:lvlText w:val=""/>
+      <w:lvlJc w:val="left"/>
+      <w:pPr>
+        <w:tabs>
+          <w:tab w:val="num" w:pos="4320"/>
+        </w:tabs>
+        <w:ind w:left="4320" w:hanging="360"/>
+      </w:pPr>
+      <w:rPr>
+        <w:rFonts w:ascii="Wingdings" w:hAnsi="Wingdings" w:hint="default"/>
+        <w:sz w:val="20"/>
+      </w:rPr>
+    </w:lvl>
+    <w:lvl w:ilvl="6" w:tentative="1">
+      <w:start w:val="1"/>
+      <w:numFmt w:val="bullet"/>
+      <w:lvlText w:val=""/>
+      <w:lvlJc w:val="left"/>
+      <w:pPr>
+        <w:tabs>
+          <w:tab w:val="num" w:pos="5040"/>
+        </w:tabs>
+        <w:ind w:left="5040" w:hanging="360"/>
+      </w:pPr>
+      <w:rPr>
+        <w:rFonts w:ascii="Wingdings" w:hAnsi="Wingdings" w:hint="default"/>
+        <w:sz w:val="20"/>
+      </w:rPr>
+    </w:lvl>
+    <w:lvl w:ilvl="7" w:tentative="1">
+      <w:start w:val="1"/>
+      <w:numFmt w:val="bullet"/>
+      <w:lvlText w:val=""/>
+      <w:lvlJc w:val="left"/>
+      <w:pPr>
+        <w:tabs>
+          <w:tab w:val="num" w:pos="5760"/>
+        </w:tabs>
+        <w:ind w:left="5760" w:hanging="360"/>
+      </w:pPr>
+      <w:rPr>
+        <w:rFonts w:ascii="Wingdings" w:hAnsi="Wingdings" w:hint="default"/>
+        <w:sz w:val="20"/>
+      </w:rPr>
+    </w:lvl>
+    <w:lvl w:ilvl="8" w:tentative="1">
+      <w:start w:val="1"/>
+      <w:numFmt w:val="bullet"/>
+      <w:lvlText w:val=""/>
+      <w:lvlJc w:val="left"/>
+      <w:pPr>
+        <w:tabs>
+          <w:tab w:val="num" w:pos="6480"/>
+        </w:tabs>
+        <w:ind w:left="6480" w:hanging="360"/>
+      </w:pPr>
+      <w:rPr>
+        <w:rFonts w:ascii="Wingdings" w:hAnsi="Wingdings" w:hint="default"/>
+        <w:sz w:val="20"/>
+      </w:rPr>
+    </w:lvl>
+  </w:abstractNum>
+  <w:abstractNum w:abstractNumId="4" w15:restartNumberingAfterBreak="0">
     <w:nsid w:val="64D63336"/>
     <w:multiLevelType w:val="hybridMultilevel"/>
     <w:tmpl w:val="45E82ED2"/>
@@ -1435,7 +2912,7 @@
       </w:pPr>
     </w:lvl>
   </w:abstractNum>
-  <w:abstractNum w:abstractNumId="2" w15:restartNumberingAfterBreak="0">
+  <w:abstractNum w:abstractNumId="5" w15:restartNumberingAfterBreak="0">
     <w:nsid w:val="7651577F"/>
     <w:multiLevelType w:val="hybridMultilevel"/>
     <w:tmpl w:val="EF52CCD2"/>
@@ -1521,7 +2998,7 @@
       </w:pPr>
     </w:lvl>
   </w:abstractNum>
-  <w:abstractNum w:abstractNumId="3" w15:restartNumberingAfterBreak="0">
+  <w:abstractNum w:abstractNumId="6" w15:restartNumberingAfterBreak="0">
     <w:nsid w:val="7C6C0BB5"/>
     <w:multiLevelType w:val="hybridMultilevel"/>
     <w:tmpl w:val="1A884E48"/>
@@ -1633,7 +3110,7 @@
       </w:rPr>
     </w:lvl>
   </w:abstractNum>
-  <w:abstractNum w:abstractNumId="4" w15:restartNumberingAfterBreak="0">
+  <w:abstractNum w:abstractNumId="7" w15:restartNumberingAfterBreak="0">
     <w:nsid w:val="7F330EB3"/>
     <w:multiLevelType w:val="multilevel"/>
     <w:tmpl w:val="126E76BE"/>
@@ -1747,19 +3224,28 @@
     </w:lvl>
   </w:abstractNum>
   <w:num w:numId="1" w16cid:durableId="1467773199">
+    <w:abstractNumId w:val="6"/>
+  </w:num>
+  <w:num w:numId="2" w16cid:durableId="1524634861">
+    <w:abstractNumId w:val="5"/>
+  </w:num>
+  <w:num w:numId="3" w16cid:durableId="1072696323">
+    <w:abstractNumId w:val="1"/>
+  </w:num>
+  <w:num w:numId="4" w16cid:durableId="589045639">
+    <w:abstractNumId w:val="4"/>
+  </w:num>
+  <w:num w:numId="5" w16cid:durableId="1575701206">
+    <w:abstractNumId w:val="7"/>
+  </w:num>
+  <w:num w:numId="6" w16cid:durableId="1241134238">
     <w:abstractNumId w:val="3"/>
   </w:num>
-  <w:num w:numId="2" w16cid:durableId="1524634861">
+  <w:num w:numId="7" w16cid:durableId="1883518933">
     <w:abstractNumId w:val="2"/>
   </w:num>
-  <w:num w:numId="3" w16cid:durableId="1072696323">
+  <w:num w:numId="8" w16cid:durableId="1457717765">
     <w:abstractNumId w:val="0"/>
-  </w:num>
-  <w:num w:numId="4" w16cid:durableId="589045639">
-    <w:abstractNumId w:val="1"/>
-  </w:num>
-  <w:num w:numId="5" w16cid:durableId="1575701206">
-    <w:abstractNumId w:val="4"/>
   </w:num>
 </w:numbering>
 </file>
@@ -2367,7 +3853,6 @@
   <w:style w:type="character" w:default="1" w:styleId="DefaultParagraphFont">
     <w:name w:val="Default Paragraph Font"/>
     <w:uiPriority w:val="1"/>
-    <w:semiHidden/>
     <w:unhideWhenUsed/>
   </w:style>
   <w:style w:type="table" w:default="1" w:styleId="TableNormal">
